--- a/cee_revision/manuscript_cee_editable.docx
+++ b/cee_revision/manuscript_cee_editable.docx
@@ -16385,22 +16385,31 @@
         <w:t xml:space="preserve"> </w:t>
       </w:r>
       <w:r>
-        <w:t xml:space="preserve">submitted computational snapshot is commit</w:t>
-      </w:r>
-      <w:r>
-        <w:t xml:space="preserve"> </w:t>
-      </w:r>
-      <w:r>
-        <w:t xml:space="preserve">78f8226776853c64da01a70bd0ffbd912ba2ad2a</w:t>
-      </w:r>
-      <w:r>
-        <w:t xml:space="preserve">. A</w:t>
-      </w:r>
-      <w:r>
-        <w:t xml:space="preserve"> </w:t>
-      </w:r>
-      <w:r>
-        <w:t xml:space="preserve">permanent software DOI has not been assigned.</w:t>
+        <w:t xml:space="preserve">frozen computational snapshot is commit</w:t>
+      </w:r>
+      <w:r>
+        <w:t xml:space="preserve"> </w:t>
+      </w:r>
+      <w:r>
+        <w:t xml:space="preserve">e200607e648dbbdd230b881f150de08a6da3e525</w:t>
+      </w:r>
+      <w:r>
+        <w:t xml:space="preserve">, archived under</w:t>
+      </w:r>
+      <w:r>
+        <w:t xml:space="preserve"> </w:t>
+      </w:r>
+      <w:r>
+        <w:t xml:space="preserve">release tag</w:t>
+      </w:r>
+      <w:r>
+        <w:t xml:space="preserve"> </w:t>
+      </w:r>
+      <w:r>
+        <w:t xml:space="preserve">v1.1.0-cee-q1</w:t>
+      </w:r>
+      <w:r>
+        <w:t xml:space="preserve">. A permanent software DOI has not been assigned.</w:t>
       </w:r>
     </w:p>
     <w:bookmarkEnd w:id="196"/>

--- a/cee_revision/manuscript_cee_editable.docx
+++ b/cee_revision/manuscript_cee_editable.docx
@@ -14098,7 +14098,7 @@
       <w:r>
         <w:drawing>
           <wp:inline>
-            <wp:extent cx="5715000" cy="4097066"/>
+            <wp:extent cx="5715000" cy="4297956"/>
             <wp:docPr id="174" name="Picture 174"/>
             <wp:cNvGraphicFramePr>
               <a:graphicFrameLocks noChangeAspect="1"/>
@@ -14119,7 +14119,7 @@
                   <pic:spPr>
                     <a:xfrm>
                       <a:off x="0" y="0"/>
-                      <a:ext cx="5715000" cy="4097066"/>
+                      <a:ext cx="5715000" cy="4297956"/>
                     </a:xfrm>
                     <a:prstGeom prst="rect"/>
                   </pic:spPr>
@@ -14234,7 +14234,7 @@
       <w:r>
         <w:drawing>
           <wp:inline>
-            <wp:extent cx="5715000" cy="4171457"/>
+            <wp:extent cx="5715000" cy="4692683"/>
             <wp:docPr id="175" name="Picture 175"/>
             <wp:cNvGraphicFramePr>
               <a:graphicFrameLocks noChangeAspect="1"/>
@@ -14255,7 +14255,7 @@
                   <pic:spPr>
                     <a:xfrm>
                       <a:off x="0" y="0"/>
-                      <a:ext cx="5715000" cy="4171457"/>
+                      <a:ext cx="5715000" cy="4692683"/>
                     </a:xfrm>
                     <a:prstGeom prst="rect"/>
                   </pic:spPr>

--- a/cee_revision/manuscript_cee_editable.docx
+++ b/cee_revision/manuscript_cee_editable.docx
@@ -8,7 +8,7 @@
         <w:jc w:val="center"/>
       </w:pPr>
       <w:r>
-        <w:t xml:space="preserve">Cross-fitted selective recovery under controlled multi-sensor corruption</w:t>
+        <w:t xml:space="preserve">Support-gated selective recovery under controlled multi-sensor corruption</w:t>
       </w:r>
     </w:p>
     <w:p>
@@ -23,7 +23,7 @@
         <w:t>*Corresponding author: lry@njtech.edu.cn</w:t>
       </w:r>
     </w:p>
-    <w:bookmarkStart w:id="9" w:name="Xf3ee9ebdc2059a05d82a64257fc01aab280c6a2"/>
+    <w:bookmarkStart w:id="9" w:name="Xe4f160faa21e8056488eace2cf9cc23da69cbc6"/>
     <w:bookmarkEnd w:id="9"/>
     <w:bookmarkStart w:id="10" w:name="abstract"/>
     <w:p>
@@ -39,115 +39,115 @@
         <w:pStyle w:val="FirstParagraph"/>
       </w:pPr>
       <w:r>
-        <w:t xml:space="preserve">An available sensor group can remain in the inference path after its representation has been</w:t>
-      </w:r>
-      <w:r>
-        <w:t xml:space="preserve"> </w:t>
-      </w:r>
-      <w:r>
-        <w:t xml:space="preserve">corrupted. A recovery model may then correct a wrong decision or overturn a correct one. We</w:t>
-      </w:r>
-      <w:r>
-        <w:t xml:space="preserve"> </w:t>
-      </w:r>
-      <w:r>
-        <w:t xml:space="preserve">address this trade-off with paired clean–faulted training and a cross-fitted router that selects</w:t>
-      </w:r>
-      <w:r>
-        <w:t xml:space="preserve"> </w:t>
-      </w:r>
-      <w:r>
-        <w:t xml:space="preserve">between a bounded base model and a recovery-supervised endpoint without test labels or</w:t>
-      </w:r>
-      <w:r>
-        <w:t xml:space="preserve"> </w:t>
-      </w:r>
-      <w:r>
-        <w:t xml:space="preserve">fault-type inputs. The primary objective is hard-decision safety, measured by negative-transfer</w:t>
-      </w:r>
-      <w:r>
-        <w:t xml:space="preserve"> </w:t>
-      </w:r>
-      <w:r>
-        <w:t xml:space="preserve">prevention, recovery retention and net utility; ranking and probability quality are secondary.</w:t>
-      </w:r>
-      <w:r>
-        <w:t xml:space="preserve"> </w:t>
-      </w:r>
-      <w:r>
-        <w:t xml:space="preserve">On 1,436 held-out observations per mechanism with a controlled fault that reached an available</w:t>
-      </w:r>
-      <w:r>
-        <w:t xml:space="preserve"> </w:t>
-      </w:r>
-      <w:r>
-        <w:t xml:space="preserve">group, the two-pass Lite-CF router prevented 94.7% of recovery-induced negative transfers</w:t>
-      </w:r>
-      <w:r>
-        <w:t xml:space="preserve"> </w:t>
-      </w:r>
-      <w:r>
-        <w:t xml:space="preserve">while retaining 9.7% of available corrections. Its mean macro-AUROC was 0.8151, compared</w:t>
-      </w:r>
-      <w:r>
-        <w:t xml:space="preserve"> </w:t>
-      </w:r>
-      <w:r>
-        <w:t xml:space="preserve">with 0.8115 for the base model and 0.8175 for unconditional recovery. Router calibration was</w:t>
-      </w:r>
-      <w:r>
-        <w:t xml:space="preserve"> </w:t>
-      </w:r>
-      <w:r>
-        <w:t xml:space="preserve">sparse and model-specific: only 89.7 correctness disagreements informed each fit on average,</w:t>
-      </w:r>
-      <w:r>
-        <w:t xml:space="preserve"> </w:t>
-      </w:r>
-      <w:r>
-        <w:t xml:space="preserve">and repeated thresholds ranged from 0.525 to 0.90. On the present fixed test set, fitted-pair</w:t>
-      </w:r>
-      <w:r>
-        <w:t xml:space="preserve"> </w:t>
-      </w:r>
-      <w:r>
-        <w:t xml:space="preserve">intervals were positive for Gaussian and stuck-at corruption but not uniformly for offset or</w:t>
-      </w:r>
-      <w:r>
-        <w:t xml:space="preserve"> </w:t>
-      </w:r>
-      <w:r>
-        <w:t xml:space="preserve">drift. At equal correction and harm values, Lite-CF gained 15.8 correct decisions per 10,000</w:t>
-      </w:r>
-      <w:r>
-        <w:t xml:space="preserve"> </w:t>
-      </w:r>
-      <w:r>
-        <w:t xml:space="preserve">strict observations, but complete-stream utility was negative at 0% and 10% controlled-fault</w:t>
-      </w:r>
-      <w:r>
-        <w:t xml:space="preserve"> </w:t>
-      </w:r>
-      <w:r>
-        <w:t xml:space="preserve">prevalence. The strict-set advantage disappeared when one harm exceeded approximately 2.9</w:t>
-      </w:r>
-      <w:r>
-        <w:t xml:space="preserve"> </w:t>
-      </w:r>
-      <w:r>
-        <w:t xml:space="preserve">corrections. Unsupported deployments must retain the base endpoint. The evidence supports a</w:t>
-      </w:r>
-      <w:r>
-        <w:t xml:space="preserve"> </w:t>
-      </w:r>
-      <w:r>
-        <w:t xml:space="preserve">conservative risk-control layer for controlled available-group corruption, not general predictive</w:t>
-      </w:r>
-      <w:r>
-        <w:t xml:space="preserve"> </w:t>
-      </w:r>
-      <w:r>
-        <w:t xml:space="preserve">superiority, natural-failure recovery or device-independent field performance.</w:t>
+        <w:t xml:space="preserve">Recovering from sensor corruption requires choosing between a stable base classifier and a</w:t>
+      </w:r>
+      <w:r>
+        <w:t xml:space="preserve"> </w:t>
+      </w:r>
+      <w:r>
+        <w:t xml:space="preserve">recovery endpoint that can both correct and damage decisions. We formulate this choice as</w:t>
+      </w:r>
+      <w:r>
+        <w:t xml:space="preserve"> </w:t>
+      </w:r>
+      <w:r>
+        <w:t xml:space="preserve">controlled-corruption selective recovery. Endpoints and routing thresholds are fitted before</w:t>
+      </w:r>
+      <w:r>
+        <w:t xml:space="preserve"> </w:t>
+      </w:r>
+      <w:r>
+        <w:t xml:space="preserve">evaluation on fixed future batches. The strict test set contains 1,436 observations per mechanism</w:t>
+      </w:r>
+      <w:r>
+        <w:t xml:space="preserve"> </w:t>
+      </w:r>
+      <w:r>
+        <w:t xml:space="preserve">for which a controlled fault reached an available sensor group. The frozen conditional router</w:t>
+      </w:r>
+      <w:r>
+        <w:t xml:space="preserve"> </w:t>
+      </w:r>
+      <w:r>
+        <w:t xml:space="preserve">prevented 94.7% of recovery-induced negative transfers while retaining 9.7% of available</w:t>
+      </w:r>
+      <w:r>
+        <w:t xml:space="preserve"> </w:t>
+      </w:r>
+      <w:r>
+        <w:t xml:space="preserve">corrections. In direct context, always using the base endpoint gives 100% prevention and 0%</w:t>
+      </w:r>
+      <w:r>
+        <w:t xml:space="preserve"> </w:t>
+      </w:r>
+      <w:r>
+        <w:t xml:space="preserve">retention, whereas always using recovery gives 0% prevention and 100% retention. Only five</w:t>
+      </w:r>
+      <w:r>
+        <w:t xml:space="preserve"> </w:t>
+      </w:r>
+      <w:r>
+        <w:t xml:space="preserve">of ten fitted endpoint pairs passed the prospective support gate. The resulting deployment</w:t>
+      </w:r>
+      <w:r>
+        <w:t xml:space="preserve"> </w:t>
+      </w:r>
+      <w:r>
+        <w:t xml:space="preserve">policy reverted unsupported pairs to the base endpoint, achieving 96.2% prevention, 6.6%</w:t>
+      </w:r>
+      <w:r>
+        <w:t xml:space="preserve"> </w:t>
+      </w:r>
+      <w:r>
+        <w:t xml:space="preserve">retention and mean macro-AUROC 0.8132, compared with 0.8115 for the base endpoint. Under</w:t>
+      </w:r>
+      <w:r>
+        <w:t xml:space="preserve"> </w:t>
+      </w:r>
+      <w:r>
+        <w:t xml:space="preserve">equal correction and harm values, calibration-selected all-row and two-stage thresholds yielded</w:t>
+      </w:r>
+      <w:r>
+        <w:t xml:space="preserve"> </w:t>
+      </w:r>
+      <w:r>
+        <w:t xml:space="preserve">utilities of 107.9 and 110.6 net corrections per 10,000 strict observations; unconditional recovery</w:t>
+      </w:r>
+      <w:r>
+        <w:t xml:space="preserve"> </w:t>
+      </w:r>
+      <w:r>
+        <w:t xml:space="preserve">yielded 132.1. At a two-to-one harm cost, two-stage routing was best, but at ratios of five or</w:t>
+      </w:r>
+      <w:r>
+        <w:t xml:space="preserve"> </w:t>
+      </w:r>
+      <w:r>
+        <w:t xml:space="preserve">ten every learned policy had negative test utility and the base endpoint dominated. Severity,</w:t>
+      </w:r>
+      <w:r>
+        <w:t xml:space="preserve"> </w:t>
+      </w:r>
+      <w:r>
+        <w:t xml:space="preserve">sensor-group, mechanism and batch transport changed retention and utility materially. Intervals</w:t>
+      </w:r>
+      <w:r>
+        <w:t xml:space="preserve"> </w:t>
+      </w:r>
+      <w:r>
+        <w:t xml:space="preserve">describe ten repeated endpoint fits on one fixed test set. The evidence supports a reproducible</w:t>
+      </w:r>
+      <w:r>
+        <w:t xml:space="preserve"> </w:t>
+      </w:r>
+      <w:r>
+        <w:t xml:space="preserve">risk-control protocol for controlled corruption, not natural-failure recovery or device-independent</w:t>
+      </w:r>
+      <w:r>
+        <w:t xml:space="preserve"> </w:t>
+      </w:r>
+      <w:r>
+        <w:t xml:space="preserve">field performance.</w:t>
       </w:r>
     </w:p>
     <w:bookmarkEnd w:id="10"/>
@@ -681,43 +681,61 @@
         <w:t xml:space="preserve"> </w:t>
       </w:r>
       <w:r>
-        <w:t xml:space="preserve">controlled interventions that reach an available sensor group. Second, it formulates selective recovery as</w:t>
-      </w:r>
-      <w:r>
-        <w:t xml:space="preserve"> </w:t>
-      </w:r>
-      <w:r>
-        <w:t xml:space="preserve">hard-decision risk control and cross-fits both the routing score and operating threshold. The primary</w:t>
-      </w:r>
-      <w:r>
-        <w:t xml:space="preserve"> </w:t>
-      </w:r>
-      <w:r>
-        <w:t xml:space="preserve">Lite-CF implementation uses six endpoint features and two forward passes. Third, it audits the sparse</w:t>
-      </w:r>
-      <w:r>
-        <w:t xml:space="preserve"> </w:t>
-      </w:r>
-      <w:r>
-        <w:t xml:space="preserve">routing problem through repeated grouped splits, coefficient and sign stability, regularization paths,</w:t>
-      </w:r>
-      <w:r>
-        <w:t xml:space="preserve"> </w:t>
-      </w:r>
-      <w:r>
-        <w:t xml:space="preserve">calibration-size sensitivity, an all-row three-outcome model, a shallow tree and a staged cascade. Fourth, it</w:t>
-      </w:r>
-      <w:r>
-        <w:t xml:space="preserve"> </w:t>
-      </w:r>
-      <w:r>
-        <w:t xml:space="preserve">separates mechanism-fixed, batch-fixed and fitting-seed variation and reports the final routed probabilities</w:t>
-      </w:r>
-      <w:r>
-        <w:t xml:space="preserve"> </w:t>
-      </w:r>
-      <w:r>
-        <w:t xml:space="preserve">on discrimination and calibration metrics. The title and claims are limited to controlled corruption.</w:t>
+        <w:t xml:space="preserve">controlled interventions that reach an available sensor group and separates prevention, retained correction</w:t>
+      </w:r>
+      <w:r>
+        <w:t xml:space="preserve"> </w:t>
+      </w:r>
+      <w:r>
+        <w:t xml:space="preserve">and selection denominators. Second, it distinguishes a correctness-disagreement conditional score from the</w:t>
+      </w:r>
+      <w:r>
+        <w:t xml:space="preserve"> </w:t>
+      </w:r>
+      <w:r>
+        <w:t xml:space="preserve">deployment estimand required on all observations. An all-row multinomial router, a two-stage</w:t>
+      </w:r>
+      <w:r>
+        <w:t xml:space="preserve"> </w:t>
+      </w:r>
+      <w:r>
+        <w:t xml:space="preserve">disagreement–preference router, random routing, scalar confidence/entropy rules, a logit-margin rule</w:t>
+      </w:r>
+      <w:r>
+        <w:t xml:space="preserve"> </w:t>
+      </w:r>
+      <w:r>
+        <w:t xml:space="preserve">and a shallow tree provide direct controls. Third, it separates lexicographic safety thresholds</w:t>
+      </w:r>
+      <w:r>
+        <w:t xml:space="preserve"> </w:t>
+      </w:r>
+      <w:r>
+        <w:t xml:space="preserve">from thresholds that maximize a declared calibration-set utility, and it makes a prospective</w:t>
+      </w:r>
+      <w:r>
+        <w:t xml:space="preserve"> </w:t>
+      </w:r>
+      <w:r>
+        <w:t xml:space="preserve">support gate with mandatory base-endpoint fallback the primary deployment policy. Fourth,</w:t>
+      </w:r>
+      <w:r>
+        <w:t xml:space="preserve"> </w:t>
+      </w:r>
+      <w:r>
+        <w:t xml:space="preserve">it evaluates selector transport across unseen mechanisms, calibration mixtures, corruption</w:t>
+      </w:r>
+      <w:r>
+        <w:t xml:space="preserve"> </w:t>
+      </w:r>
+      <w:r>
+        <w:t xml:space="preserve">severities, affected sensor groups and highly imbalanced acquisition batches, while reporting</w:t>
+      </w:r>
+      <w:r>
+        <w:t xml:space="preserve"> </w:t>
+      </w:r>
+      <w:r>
+        <w:t xml:space="preserve">fitting variation and engineering cost. The title and claims are limited to controlled corruption.</w:t>
       </w:r>
       <w:r>
         <w:t xml:space="preserve"> </w:t>
@@ -1540,9 +1558,9 @@
               </w:rPr>
               <w:drawing>
                 <wp:inline>
-                  <wp:extent cx="2419350" cy="257175"/>
+                  <wp:extent cx="2419350" cy="266700"/>
                   <wp:effectExtent b="0" l="0" r="0" t="0"/>
-                  <wp:docPr descr=" ( M ) p yi | {xim,aim,qim}m=1 ." title="" id="26" name="Picture"/>
+                  <wp:docPr descr=" ( ) p yi | {xim,aim,qim}Mm=1 ." title="" id="26" name="Picture"/>
                   <a:graphic>
                     <a:graphicData uri="http://schemas.openxmlformats.org/drawingml/2006/picture">
                       <pic:pic>
@@ -1561,7 +1579,7 @@
                         <pic:spPr bwMode="auto">
                           <a:xfrm>
                             <a:off x="0" y="0"/>
-                            <a:ext cx="2419350" cy="257175"/>
+                            <a:ext cx="2419350" cy="266700"/>
                           </a:xfrm>
                           <a:prstGeom prst="rect">
                             <a:avLst/>
@@ -5463,7 +5481,7 @@
         <w:drawing>
           <wp:inline>
             <wp:extent cx="5715000" cy="3048175"/>
-            <wp:docPr id="170" name="Picture 170"/>
+            <wp:docPr id="183" name="Picture 183"/>
             <wp:cNvGraphicFramePr>
               <a:graphicFrameLocks noChangeAspect="1"/>
             </wp:cNvGraphicFramePr>
@@ -7578,37 +7596,43 @@
         <w:pStyle w:val="BodyText"/>
       </w:pPr>
       <w:r>
-        <w:t xml:space="preserve">Batch 7 is divided chronologically into two disjoint halves. The first half fits one scalar</w:t>
-      </w:r>
-      <w:r>
-        <w:t xml:space="preserve"> </w:t>
-      </w:r>
-      <w:r>
-        <w:t xml:space="preserve">temperature per endpoint by minimizing multiclass negative log-likelihood. The second contains two</w:t>
-      </w:r>
-      <w:r>
-        <w:t xml:space="preserve"> </w:t>
-      </w:r>
-      <w:r>
-        <w:t xml:space="preserve">calibration-only realizations of each fault mechanism; only interventions that reach an available</w:t>
-      </w:r>
-      <w:r>
-        <w:t xml:space="preserve"> </w:t>
-      </w:r>
-      <w:r>
-        <w:t xml:space="preserve">affected group enter selector development. Routing features use the temperature-scaled endpoint</w:t>
-      </w:r>
-      <w:r>
-        <w:t xml:space="preserve"> </w:t>
-      </w:r>
-      <w:r>
-        <w:t xml:space="preserve">probabilities. The selected endpoint vector is emitted without probability mixing or post-routing</w:t>
-      </w:r>
-      <w:r>
-        <w:t xml:space="preserve"> </w:t>
-      </w:r>
-      <w:r>
-        <w:t xml:space="preserve">recalibration.</w:t>
+        <w:t xml:space="preserve">Batch 7 is divided chronologically into two disjoint halves. The first half fits one scalar temperature</w:t>
+      </w:r>
+      <w:r>
+        <w:t xml:space="preserve"> </w:t>
+      </w:r>
+      <w:r>
+        <w:t xml:space="preserve">per endpoint by minimizing multiclass negative log-likelihood. The second contains two calibration-only</w:t>
+      </w:r>
+      <w:r>
+        <w:t xml:space="preserve"> </w:t>
+      </w:r>
+      <w:r>
+        <w:t xml:space="preserve">realizations of each fault mechanism; only interventions that reach an available affected group enter</w:t>
+      </w:r>
+      <w:r>
+        <w:t xml:space="preserve"> </w:t>
+      </w:r>
+      <w:r>
+        <w:t xml:space="preserve">selector development. Routing features use the temperature-scaled endpoint probabilities. The selected</w:t>
+      </w:r>
+      <w:r>
+        <w:t xml:space="preserve"> </w:t>
+      </w:r>
+      <w:r>
+        <w:t xml:space="preserve">endpoint vector is emitted without probability mixing. Uncalibrated endpoint features, Platt scaling and</w:t>
+      </w:r>
+      <w:r>
+        <w:t xml:space="preserve"> </w:t>
+      </w:r>
+      <w:r>
+        <w:t xml:space="preserve">isotonic calibration of the preference score are separate controls rather than replacements selected from</w:t>
+      </w:r>
+      <w:r>
+        <w:t xml:space="preserve"> </w:t>
+      </w:r>
+      <w:r>
+        <w:t xml:space="preserve">test performance.</w:t>
       </w:r>
     </w:p>
     <w:p>
@@ -7793,19 +7817,112 @@
         <w:pStyle w:val="BodyText"/>
       </w:pPr>
       <w:r>
-        <w:t xml:space="preserve">using calibration rows on which PDRF and RO-PDRF-Lite differ in correctness. The target</w:t>
-      </w:r>
-      <w:r>
-        <w:t xml:space="preserve"> </w:t>
-      </w:r>
-      <w:r>
-        <w:t xml:space="preserve">equals one when recovery is correct and the base endpoint is wrong. This conditional score is</w:t>
-      </w:r>
-      <w:r>
-        <w:t xml:space="preserve"> </w:t>
-      </w:r>
-      <w:r>
-        <w:t xml:space="preserve">not a calibrated reliability probability for the full stream. Lite-CF uses</w:t>
+        <w:t xml:space="preserve">using calibration rows on which PDRF and RO-PDRF-Lite differ in correctness. The target equals one</w:t>
+      </w:r>
+      <w:r>
+        <w:t xml:space="preserve"> </w:t>
+      </w:r>
+      <w:r>
+        <w:t xml:space="preserve">when recovery is correct and the base endpoint is wrong. Therefore</w:t>
+      </w:r>
+      <w:r>
+        <w:t xml:space="preserve"> </w:t>
+      </w:r>
+      <w:r>
+        <w:t xml:space="preserve">π</w:t>
+      </w:r>
+      <w:r>
+        <w:rPr>
+          <w:vertAlign w:val="subscript"/>
+        </w:rPr>
+        <w:t xml:space="preserve">i</w:t>
+      </w:r>
+      <w:r>
+        <w:t xml:space="preserve"> </w:t>
+      </w:r>
+      <w:r>
+        <w:t xml:space="preserve">estimates a conditional</w:t>
+      </w:r>
+      <w:r>
+        <w:t xml:space="preserve"> </w:t>
+      </w:r>
+      <w:r>
+        <w:t xml:space="preserve">preference on the label-selected subset</w:t>
+      </w:r>
+      <w:r>
+        <w:t xml:space="preserve"> </w:t>
+      </w:r>
+      <w:r>
+        <w:t xml:space="preserve">b</w:t>
+      </w:r>
+      <w:r>
+        <w:rPr>
+          <w:vertAlign w:val="subscript"/>
+        </w:rPr>
+        <w:t xml:space="preserve">i</w:t>
+      </w:r>
+      <w:r>
+        <w:t xml:space="preserve">≠r</w:t>
+      </w:r>
+      <w:r>
+        <w:rPr>
+          <w:vertAlign w:val="subscript"/>
+        </w:rPr>
+        <w:t xml:space="preserve">i</w:t>
+      </w:r>
+      <w:r>
+        <w:t xml:space="preserve">; it does not estimate Pr(</w:t>
+      </w:r>
+      <w:r>
+        <w:t xml:space="preserve">r</w:t>
+      </w:r>
+      <w:r>
+        <w:rPr>
+          <w:vertAlign w:val="subscript"/>
+        </w:rPr>
+        <w:t xml:space="preserve">i</w:t>
+      </w:r>
+      <w:r>
+        <w:t xml:space="preserve"> </w:t>
+      </w:r>
+      <w:r>
+        <w:t xml:space="preserve">= 1</w:t>
+      </w:r>
+      <w:r>
+        <w:t xml:space="preserve">,b</w:t>
+      </w:r>
+      <w:r>
+        <w:rPr>
+          <w:vertAlign w:val="subscript"/>
+        </w:rPr>
+        <w:t xml:space="preserve">i</w:t>
+      </w:r>
+      <w:r>
+        <w:t xml:space="preserve"> </w:t>
+      </w:r>
+      <w:r>
+        <w:t xml:space="preserve">= 0</w:t>
+      </w:r>
+      <w:r>
+        <w:t xml:space="preserve">∣</w:t>
+      </w:r>
+      <w:r>
+        <w:t xml:space="preserve">x</w:t>
+      </w:r>
+      <w:r>
+        <w:rPr>
+          <w:vertAlign w:val="subscript"/>
+        </w:rPr>
+        <w:t xml:space="preserve">i</w:t>
+      </w:r>
+      <w:r>
+        <w:t xml:space="preserve">) or</w:t>
+      </w:r>
+      <w:r>
+        <w:t xml:space="preserve"> </w:t>
+      </w:r>
+      <w:r>
+        <w:t xml:space="preserve">a general reliability probability for all deployment rows. Lite-CF uses</w:t>
       </w:r>
       <w:r>
         <w:t xml:space="preserve"> </w:t>
@@ -7850,13 +7967,19 @@
         <w:t xml:space="preserve">4</w:t>
       </w:r>
       <w:r>
-        <w:t xml:space="preserve">, 2,000 maximum iterations and random state</w:t>
-      </w:r>
-      <w:r>
-        <w:t xml:space="preserve"> </w:t>
-      </w:r>
-      <w:r>
-        <w:t xml:space="preserve">0.</w:t>
+        <w:t xml:space="preserve">, 2,000 maximum iterations and random state 0.</w:t>
+      </w:r>
+      <w:r>
+        <w:t xml:space="preserve"> </w:t>
+      </w:r>
+      <w:r>
+        <w:t xml:space="preserve">We retain this model as the frozen historical router and explicitly compare it with all-row</w:t>
+      </w:r>
+      <w:r>
+        <w:t xml:space="preserve"> </w:t>
+      </w:r>
+      <w:r>
+        <w:t xml:space="preserve">alternatives.</w:t>
       </w:r>
     </w:p>
     <w:p>
@@ -7944,31 +8067,37 @@
         <w:t xml:space="preserve"> </w:t>
       </w:r>
       <w:r>
-        <w:t xml:space="preserve">across 10 repeated grouped splits, no repeated AUROC below 0.60 and a threshold range no wider than</w:t>
-      </w:r>
-      <w:r>
-        <w:t xml:space="preserve"> </w:t>
-      </w:r>
-      <w:r>
-        <w:t xml:space="preserve">0.10. Both preference classes must also occur in every fitting fold. This reviewer-requested gate was</w:t>
-      </w:r>
-      <w:r>
-        <w:t xml:space="preserve"> </w:t>
-      </w:r>
-      <w:r>
-        <w:t xml:space="preserve">specified after the frozen experiment and is not used to replace its headline result. A new site that fails</w:t>
-      </w:r>
-      <w:r>
-        <w:t xml:space="preserve"> </w:t>
-      </w:r>
-      <w:r>
-        <w:t xml:space="preserve">any condition must emit PDRF while collecting additional calibration data. The released routing API</w:t>
-      </w:r>
-      <w:r>
-        <w:t xml:space="preserve"> </w:t>
-      </w:r>
-      <w:r>
-        <w:t xml:space="preserve">returns probabilities by default and can optionally return the selected endpoint identity and</w:t>
+        <w:t xml:space="preserve">across 10 repeated grouped splits, no repeated AUROC below 0.60 and a threshold range no</w:t>
+      </w:r>
+      <w:r>
+        <w:t xml:space="preserve"> </w:t>
+      </w:r>
+      <w:r>
+        <w:t xml:space="preserve">wider than 0.10. Both preference classes must also occur in every fitting fold. The gate was</w:t>
+      </w:r>
+      <w:r>
+        <w:t xml:space="preserve"> </w:t>
+      </w:r>
+      <w:r>
+        <w:t xml:space="preserve">specified after the frozen experiment, so the 94.7%/9.7% estimate remains labelled ungated.</w:t>
+      </w:r>
+      <w:r>
+        <w:t xml:space="preserve"> </w:t>
+      </w:r>
+      <w:r>
+        <w:t xml:space="preserve">Nevertheless, the gate-enforced policy is the primary deployment interpretation: a site that fails any</w:t>
+      </w:r>
+      <w:r>
+        <w:t xml:space="preserve"> </w:t>
+      </w:r>
+      <w:r>
+        <w:t xml:space="preserve">condition must emit PDRF while collecting new calibration evidence. The released routing API</w:t>
+      </w:r>
+      <w:r>
+        <w:t xml:space="preserve"> </w:t>
+      </w:r>
+      <w:r>
+        <w:t xml:space="preserve">returns probabilities by default and can optionally return selected endpoint identity and the</w:t>
       </w:r>
       <w:r>
         <w:t xml:space="preserve"> </w:t>
@@ -7988,19 +8117,296 @@
         <w:pStyle w:val="BodyText"/>
       </w:pPr>
       <w:r>
-        <w:t xml:space="preserve">We probe the selected-sample and sparse-event risks in four ways. First, ten repeated grouped splits</w:t>
-      </w:r>
-      <w:r>
-        <w:t xml:space="preserve"> </w:t>
-      </w:r>
-      <w:r>
-        <w:t xml:space="preserve">are run for each of 10 fitted endpoint pairs. Second, standardized coefficient distributions, sign frequencies</w:t>
-      </w:r>
-      <w:r>
-        <w:t xml:space="preserve"> </w:t>
-      </w:r>
-      <w:r>
-        <w:t xml:space="preserve">and</w:t>
+        <w:t xml:space="preserve">We address the selected-sample problem with an all-row outcome</w:t>
+      </w:r>
+      <w:r>
+        <w:t xml:space="preserve"> </w:t>
+      </w:r>
+      <w:r>
+        <w:t xml:space="preserve">o</w:t>
+      </w:r>
+      <w:r>
+        <w:rPr>
+          <w:vertAlign w:val="subscript"/>
+        </w:rPr>
+        <w:t xml:space="preserve">i</w:t>
+      </w:r>
+      <w:r>
+        <w:t xml:space="preserve"> </w:t>
+      </w:r>
+      <w:r>
+        <w:t xml:space="preserve">∈{</w:t>
+      </w:r>
+      <w:r>
+        <w:t xml:space="preserve">0</w:t>
+      </w:r>
+      <w:r>
+        <w:t xml:space="preserve">,</w:t>
+      </w:r>
+      <w:r>
+        <w:t xml:space="preserve">1</w:t>
+      </w:r>
+      <w:r>
+        <w:t xml:space="preserve">,</w:t>
+      </w:r>
+      <w:r>
+        <w:t xml:space="preserve">2</w:t>
+      </w:r>
+      <w:r>
+        <w:t xml:space="preserve">}</w:t>
+      </w:r>
+      <w:r>
+        <w:t xml:space="preserve"> </w:t>
+      </w:r>
+      <w:r>
+        <w:t xml:space="preserve">denoting base better,</w:t>
+      </w:r>
+      <w:r>
+        <w:t xml:space="preserve"> </w:t>
+      </w:r>
+      <w:r>
+        <w:t xml:space="preserve">equivalent hard-decision correctness or recovery better. A multinomial logistic model produces</w:t>
+      </w:r>
+      <w:r>
+        <w:t xml:space="preserve"> </w:t>
+      </w:r>
+      <w:r>
+        <w:t xml:space="preserve">probabilities</w:t>
+      </w:r>
+      <w:r>
+        <w:t xml:space="preserve"> </w:t>
+      </w:r>
+      <w:r>
+        <w:t xml:space="preserve">η</w:t>
+      </w:r>
+      <w:r>
+        <w:rPr>
+          <w:vertAlign w:val="subscript"/>
+        </w:rPr>
+        <w:t xml:space="preserve">ik</w:t>
+      </w:r>
+      <w:r>
+        <w:t xml:space="preserve"> </w:t>
+      </w:r>
+      <w:r>
+        <w:t xml:space="preserve">= Pr(</w:t>
+      </w:r>
+      <w:r>
+        <w:t xml:space="preserve">o</w:t>
+      </w:r>
+      <w:r>
+        <w:rPr>
+          <w:vertAlign w:val="subscript"/>
+        </w:rPr>
+        <w:t xml:space="preserve">i</w:t>
+      </w:r>
+      <w:r>
+        <w:t xml:space="preserve"> </w:t>
+      </w:r>
+      <w:r>
+        <w:t xml:space="preserve">=</w:t>
+      </w:r>
+      <w:r>
+        <w:t xml:space="preserve"> </w:t>
+      </w:r>
+      <w:r>
+        <w:t xml:space="preserve">k</w:t>
+      </w:r>
+      <w:r>
+        <w:t xml:space="preserve">∣</w:t>
+      </w:r>
+      <w:r>
+        <w:t xml:space="preserve">x</w:t>
+      </w:r>
+      <w:r>
+        <w:rPr>
+          <w:vertAlign w:val="subscript"/>
+        </w:rPr>
+        <w:t xml:space="preserve">i</w:t>
+      </w:r>
+      <w:r>
+        <w:t xml:space="preserve">) and score</w:t>
+      </w:r>
+      <w:r>
+        <w:t xml:space="preserve"> </w:t>
+      </w:r>
+      <w:r>
+        <w:t xml:space="preserve">d</w:t>
+      </w:r>
+      <w:r>
+        <w:rPr>
+          <w:vertAlign w:val="subscript"/>
+        </w:rPr>
+        <w:t xml:space="preserve">i</w:t>
+      </w:r>
+      <w:r>
+        <w:t xml:space="preserve"> </w:t>
+      </w:r>
+      <w:r>
+        <w:t xml:space="preserve">=</w:t>
+      </w:r>
+      <w:r>
+        <w:t xml:space="preserve"> </w:t>
+      </w:r>
+      <w:r>
+        <w:t xml:space="preserve">η</w:t>
+      </w:r>
+      <w:r>
+        <w:rPr>
+          <w:vertAlign w:val="subscript"/>
+        </w:rPr>
+        <w:t xml:space="preserve">i</w:t>
+      </w:r>
+      <w:r>
+        <w:rPr>
+          <w:vertAlign w:val="subscript"/>
+        </w:rPr>
+        <w:t xml:space="preserve">2</w:t>
+      </w:r>
+      <w:r>
+        <w:t xml:space="preserve"> </w:t>
+      </w:r>
+      <w:r>
+        <w:t xml:space="preserve">−</w:t>
+      </w:r>
+      <w:r>
+        <w:t xml:space="preserve">η</w:t>
+      </w:r>
+      <w:r>
+        <w:rPr>
+          <w:vertAlign w:val="subscript"/>
+        </w:rPr>
+        <w:t xml:space="preserve">i</w:t>
+      </w:r>
+      <w:r>
+        <w:rPr>
+          <w:vertAlign w:val="subscript"/>
+        </w:rPr>
+        <w:t xml:space="preserve">0</w:t>
+      </w:r>
+      <w:r>
+        <w:t xml:space="preserve">. A two-stage alternative first estimates</w:t>
+      </w:r>
+      <w:r>
+        <w:t xml:space="preserve"> </w:t>
+      </w:r>
+      <w:r>
+        <w:t xml:space="preserve">Pr(</w:t>
+      </w:r>
+      <w:r>
+        <w:t xml:space="preserve">b</w:t>
+      </w:r>
+      <w:r>
+        <w:rPr>
+          <w:vertAlign w:val="subscript"/>
+        </w:rPr>
+        <w:t xml:space="preserve">i</w:t>
+      </w:r>
+      <w:r>
+        <w:t xml:space="preserve">≠r</w:t>
+      </w:r>
+      <w:r>
+        <w:rPr>
+          <w:vertAlign w:val="subscript"/>
+        </w:rPr>
+        <w:t xml:space="preserve">i</w:t>
+      </w:r>
+      <w:r>
+        <w:t xml:space="preserve">∣</w:t>
+      </w:r>
+      <w:r>
+        <w:t xml:space="preserve">x</w:t>
+      </w:r>
+      <w:r>
+        <w:rPr>
+          <w:vertAlign w:val="subscript"/>
+        </w:rPr>
+        <w:t xml:space="preserve">i</w:t>
+      </w:r>
+      <w:r>
+        <w:t xml:space="preserve">) on all rows and then multiplies it by the conditional base/recovery preference. Both stages are</w:t>
+      </w:r>
+      <w:r>
+        <w:t xml:space="preserve"> </w:t>
+      </w:r>
+      <w:r>
+        <w:t xml:space="preserve">cross-fitted by original observation. These models target the unconditional decision problem</w:t>
+      </w:r>
+      <w:r>
+        <w:t xml:space="preserve"> </w:t>
+      </w:r>
+      <w:r>
+        <w:t xml:space="preserve">without inverse-probability correction because all calibration rows and their three outcomes are</w:t>
+      </w:r>
+      <w:r>
+        <w:t xml:space="preserve"> </w:t>
+      </w:r>
+      <w:r>
+        <w:t xml:space="preserve">observed.</w:t>
+      </w:r>
+    </w:p>
+    <w:p>
+      <w:pPr>
+        <w:pStyle w:val="BodyText"/>
+      </w:pPr>
+      <w:r>
+        <w:t xml:space="preserve">Controls use the same two endpoint passes and calibration budget. They include random ranking, low</w:t>
+      </w:r>
+      <w:r>
+        <w:t xml:space="preserve"> </w:t>
+      </w:r>
+      <w:r>
+        <w:t xml:space="preserve">base confidence, recovery-minus-base confidence, base-minus-recovery entropy, recovery-minus-base</w:t>
+      </w:r>
+      <w:r>
+        <w:t xml:space="preserve"> </w:t>
+      </w:r>
+      <w:r>
+        <w:t xml:space="preserve">top-two logit margin, a depth-two tree with minimum leaf size 35, rank-normalized logistic features and</w:t>
+      </w:r>
+      <w:r>
+        <w:t xml:space="preserve"> </w:t>
+      </w:r>
+      <w:r>
+        <w:t xml:space="preserve">class-conditional endpoint-prediction indicators. Complete operating curves rank rows within each fixed</w:t>
+      </w:r>
+      <w:r>
+        <w:t xml:space="preserve"> </w:t>
+      </w:r>
+      <w:r>
+        <w:t xml:space="preserve">mechanism–fitted-pair cell. Curves are descriptive test audits; no point on a test curve selects the</w:t>
+      </w:r>
+      <w:r>
+        <w:t xml:space="preserve"> </w:t>
+      </w:r>
+      <w:r>
+        <w:t xml:space="preserve">submitted operating policy. For matched controls, thresholds are selected only on calibration to match the</w:t>
+      </w:r>
+      <w:r>
+        <w:t xml:space="preserve"> </w:t>
+      </w:r>
+      <w:r>
+        <w:t xml:space="preserve">frozen router’s calibration prevention or retention and are then applied unchanged to test</w:t>
+      </w:r>
+      <w:r>
+        <w:t xml:space="preserve"> </w:t>
+      </w:r>
+      <w:r>
+        <w:t xml:space="preserve">rows.</w:t>
+      </w:r>
+    </w:p>
+    <w:p>
+      <w:pPr>
+        <w:pStyle w:val="BodyText"/>
+      </w:pPr>
+      <w:r>
+        <w:t xml:space="preserve">We further probe sparse estimation through ten repeated grouped splits for each endpoint pair,</w:t>
+      </w:r>
+      <w:r>
+        <w:t xml:space="preserve"> </w:t>
+      </w:r>
+      <w:r>
+        <w:t xml:space="preserve">standardized coefficient/sign distributions,</w:t>
       </w:r>
       <w:r>
         <w:t xml:space="preserve"> </w:t>
@@ -8075,54 +8481,31 @@
         <w:t xml:space="preserve">}</w:t>
       </w:r>
       <w:r>
-        <w:t xml:space="preserve"> </w:t>
-      </w:r>
-      <w:r>
-        <w:t xml:space="preserve">are audited. Third, calibration groups are subsampled to 25%, 50%, 75%</w:t>
-      </w:r>
-      <w:r>
-        <w:t xml:space="preserve"> </w:t>
-      </w:r>
-      <w:r>
-        <w:t xml:space="preserve">and 100%. Fourth, an all-row multinomial model predicts three outcomes—base better, equivalent or</w:t>
-      </w:r>
-      <w:r>
-        <w:t xml:space="preserve"> </w:t>
-      </w:r>
-      <w:r>
-        <w:t xml:space="preserve">recovery better—from the same six features. A depth-two tree with minimum leaf size 35 supplies a</w:t>
-      </w:r>
-      <w:r>
-        <w:t xml:space="preserve"> </w:t>
-      </w:r>
-      <w:r>
-        <w:t xml:space="preserve">nonlinear, compute-matched learned baseline. These models use the same grouped cross-fitting and</w:t>
-      </w:r>
-      <w:r>
-        <w:t xml:space="preserve"> </w:t>
-      </w:r>
-      <w:r>
-        <w:t xml:space="preserve">calibration budget as Lite-CF.</w:t>
-      </w:r>
-    </w:p>
-    <w:p>
-      <w:pPr>
-        <w:pStyle w:val="BodyText"/>
-      </w:pPr>
-      <w:r>
-        <w:t xml:space="preserve">Legacy Safe-CF-12, staged-cascade, scalar-rule, random-selection and correctness-opportunity controls</w:t>
-      </w:r>
-      <w:r>
-        <w:t xml:space="preserve"> </w:t>
-      </w:r>
-      <w:r>
-        <w:t xml:space="preserve">are defined and evaluated in the Supplementary Information. They are not part of the primary two-pass</w:t>
-      </w:r>
-      <w:r>
-        <w:t xml:space="preserve"> </w:t>
-      </w:r>
-      <w:r>
-        <w:t xml:space="preserve">deployment chain.</w:t>
+        <w:t xml:space="preserve">, calibration-size subsampling and</w:t>
+      </w:r>
+      <w:r>
+        <w:t xml:space="preserve"> </w:t>
+      </w:r>
+      <w:r>
+        <w:t xml:space="preserve">five calibration-family mixtures (uniform and one 70%-dominant mechanism). Leave-one-mechanism-out</w:t>
+      </w:r>
+      <w:r>
+        <w:t xml:space="preserve"> </w:t>
+      </w:r>
+      <w:r>
+        <w:t xml:space="preserve">and Gaussian-only calibration test mechanism transport. Severity transport fits selectors at scales 1, 2 or 3</w:t>
+      </w:r>
+      <w:r>
+        <w:t xml:space="preserve"> </w:t>
+      </w:r>
+      <w:r>
+        <w:t xml:space="preserve">and evaluates every scale without endpoint refitting; affected-group transport calibrates on group 1 and</w:t>
+      </w:r>
+      <w:r>
+        <w:t xml:space="preserve"> </w:t>
+      </w:r>
+      <w:r>
+        <w:t xml:space="preserve">evaluates groups 1–4 at scale 3.</w:t>
       </w:r>
     </w:p>
     <w:p>
@@ -8418,6 +8801,113 @@
         <w:t xml:space="preserve">proxies.</w:t>
       </w:r>
     </w:p>
+    <w:p>
+      <w:pPr>
+        <w:pStyle w:val="BodyText"/>
+      </w:pPr>
+      <w:r>
+        <w:t xml:space="preserve">Two threshold regimes are kept distinct. The safety threshold uses the frozen lexicographic rule:</w:t>
+      </w:r>
+      <w:r>
+        <w:t xml:space="preserve"> </w:t>
+      </w:r>
+      <w:r>
+        <w:t xml:space="preserve">minimize calibration harms, then maximize selected accuracy and retained corrections. The application</w:t>
+      </w:r>
+      <w:r>
+        <w:t xml:space="preserve"> </w:t>
+      </w:r>
+      <w:r>
+        <w:t xml:space="preserve">threshold maximizes</w:t>
+      </w:r>
+      <w:r>
+        <w:t xml:space="preserve"> </w:t>
+      </w:r>
+      <w:r>
+        <w:t xml:space="preserve">n</w:t>
+      </w:r>
+      <w:r>
+        <w:rPr>
+          <w:vertAlign w:val="subscript"/>
+        </w:rPr>
+        <w:t xml:space="preserve">C</w:t>
+      </w:r>
+      <w:r>
+        <w:t xml:space="preserve"> </w:t>
+      </w:r>
+      <w:r>
+        <w:t xml:space="preserve">−</w:t>
+      </w:r>
+      <w:r>
+        <w:t xml:space="preserve"> </w:t>
+      </w:r>
+      <w:r>
+        <w:t xml:space="preserve">(</w:t>
+      </w:r>
+      <w:r>
+        <w:t xml:space="preserve">C</w:t>
+      </w:r>
+      <w:r>
+        <w:rPr>
+          <w:vertAlign w:val="subscript"/>
+        </w:rPr>
+        <w:t xml:space="preserve">H</w:t>
+      </w:r>
+      <w:r>
+        <w:t xml:space="preserve">∕V</w:t>
+      </w:r>
+      <w:r>
+        <w:t xml:space="preserve"> </w:t>
+      </w:r>
+      <w:r>
+        <w:rPr>
+          <w:vertAlign w:val="subscript"/>
+        </w:rPr>
+        <w:t xml:space="preserve">C</w:t>
+      </w:r>
+      <w:r>
+        <w:t xml:space="preserve">)</w:t>
+      </w:r>
+      <w:r>
+        <w:t xml:space="preserve">n</w:t>
+      </w:r>
+      <w:r>
+        <w:rPr>
+          <w:vertAlign w:val="subscript"/>
+        </w:rPr>
+        <w:t xml:space="preserve">H</w:t>
+      </w:r>
+      <w:r>
+        <w:t xml:space="preserve"> </w:t>
+      </w:r>
+      <w:r>
+        <w:t xml:space="preserve">on pooled out-of-fold calibration predictions for each declared cost</w:t>
+      </w:r>
+      <w:r>
+        <w:t xml:space="preserve"> </w:t>
+      </w:r>
+      <w:r>
+        <w:t xml:space="preserve">ratio. Both are evaluated once on test. Always-base and always-recovery remain explicit endpoints.</w:t>
+      </w:r>
+      <w:r>
+        <w:t xml:space="preserve"> </w:t>
+      </w:r>
+      <w:r>
+        <w:t xml:space="preserve">Reporting includes extra forward passes per retained and net correction, selected observations per net</w:t>
+      </w:r>
+      <w:r>
+        <w:t xml:space="preserve"> </w:t>
+      </w:r>
+      <w:r>
+        <w:t xml:space="preserve">correction, model storage, router latency and orchestration residual beyond the sum of endpoint</w:t>
+      </w:r>
+      <w:r>
+        <w:t xml:space="preserve"> </w:t>
+      </w:r>
+      <w:r>
+        <w:t xml:space="preserve">timings.</w:t>
+      </w:r>
+    </w:p>
     <w:bookmarkEnd w:id="128"/>
     <w:bookmarkStart w:id="132" w:name="chemicalsensor-dataset-and-fixed-faults"/>
     <w:p>
@@ -9861,19 +10351,75 @@
         <w:t xml:space="preserve"> </w:t>
       </w:r>
       <w:r>
-        <w:t xml:space="preserve">mechanism fixed. Batch-aware sensitivity holds both mechanism and acquisition batch fixed. These</w:t>
-      </w:r>
-      <w:r>
-        <w:t xml:space="preserve"> </w:t>
-      </w:r>
-      <w:r>
-        <w:t xml:space="preserve">intervals quantify fitting variation on the present data; they are not device- or fault-population</w:t>
-      </w:r>
-      <w:r>
-        <w:t xml:space="preserve"> </w:t>
-      </w:r>
-      <w:r>
-        <w:t xml:space="preserve">intervals.</w:t>
+        <w:t xml:space="preserve">mechanism fixed. They are labelled fitted-pair or fitting-variation intervals; all source files also report</w:t>
+      </w:r>
+      <w:r>
+        <w:t xml:space="preserve"> </w:t>
+      </w:r>
+      <w:r>
+        <w:t xml:space="preserve">every point, median, interquartile range and full range. No interval is interpreted as a significance</w:t>
+      </w:r>
+      <w:r>
+        <w:t xml:space="preserve"> </w:t>
+      </w:r>
+      <w:r>
+        <w:t xml:space="preserve">test.</w:t>
+      </w:r>
+    </w:p>
+    <w:p>
+      <w:pPr>
+        <w:pStyle w:val="BodyText"/>
+      </w:pPr>
+      <w:r>
+        <w:t xml:space="preserve">The strict subset contains 91 Batch 8, 165 Batch 9 and 1,180 Batch 10 observations per mechanism,</w:t>
+      </w:r>
+      <w:r>
+        <w:t xml:space="preserve"> </w:t>
+      </w:r>
+      <w:r>
+        <w:t xml:space="preserve">so Batch 10 supplies 82.2% of the observation-weighted result. The complete mechanism</w:t>
+      </w:r>
+      <w:r>
+        <w:t xml:space="preserve">×</w:t>
+      </w:r>
+      <w:r>
+        <w:t xml:space="preserve">batch</w:t>
+      </w:r>
+      <w:r>
+        <w:t xml:space="preserve">×</w:t>
+      </w:r>
+      <w:r>
+        <w:t xml:space="preserve">method</w:t>
+      </w:r>
+      <w:r>
+        <w:t xml:space="preserve"> </w:t>
+      </w:r>
+      <w:r>
+        <w:t xml:space="preserve">matrix reports accuracy, macro-AUROC, correction and harm opportunities, prevention, retention</w:t>
+      </w:r>
+      <w:r>
+        <w:t xml:space="preserve"> </w:t>
+      </w:r>
+      <w:r>
+        <w:t xml:space="preserve">and utility. We separately report pooled observation-weighted performance, an equal-batch</w:t>
+      </w:r>
+      <w:r>
+        <w:t xml:space="preserve"> </w:t>
+      </w:r>
+      <w:r>
+        <w:t xml:space="preserve">average, the worst acquisition batch and pooled Batches 8–9 versus Batch 10. Batch-aware</w:t>
+      </w:r>
+      <w:r>
+        <w:t xml:space="preserve"> </w:t>
+      </w:r>
+      <w:r>
+        <w:t xml:space="preserve">intervals hold mechanism, batch and test rows fixed and vary only the 10 fitted endpoint</w:t>
+      </w:r>
+      <w:r>
+        <w:t xml:space="preserve"> </w:t>
+      </w:r>
+      <w:r>
+        <w:t xml:space="preserve">pairs.</w:t>
       </w:r>
     </w:p>
     <w:p>
@@ -9929,7 +10475,7 @@
         <w:drawing>
           <wp:inline>
             <wp:extent cx="5715000" cy="3655706"/>
-            <wp:docPr id="171" name="Picture 171"/>
+            <wp:docPr id="184" name="Picture 184"/>
             <wp:cNvGraphicFramePr>
               <a:graphicFrameLocks noChangeAspect="1"/>
             </wp:cNvGraphicFramePr>
@@ -10019,7 +10565,7 @@
     <w:bookmarkEnd w:id="144"/>
     <w:bookmarkEnd w:id="145"/>
     <w:bookmarkEnd w:id="146"/>
-    <w:bookmarkStart w:id="182" w:name="results"/>
+    <w:bookmarkStart w:id="195" w:name="results"/>
     <w:p>
       <w:pPr>
         <w:pStyle w:val="Heading3"/>
@@ -10039,7 +10585,7 @@
         <w:t xml:space="preserve">Results</w:t>
       </w:r>
     </w:p>
-    <w:bookmarkStart w:id="159" w:name="Xe78c920f1ea98aee89878c8d95ff38b741df84f"/>
+    <w:bookmarkStart w:id="153" w:name="X083dc1fced0af5eab6a902077cbf1789041df85"/>
     <w:p>
       <w:pPr>
         <w:pStyle w:val="Heading4"/>
@@ -10056,7 +10602,7 @@
       <w:bookmarkStart w:id="148" w:name="x1-190004.1"/>
       <w:bookmarkEnd w:id="148"/>
       <w:r>
-        <w:t xml:space="preserve">Primary two-pass routing controlled hard-decision risk</w:t>
+        <w:t xml:space="preserve">Always-base context and the support-gated deployment policy</w:t>
       </w:r>
     </w:p>
     <w:p>
@@ -10070,33 +10616,33 @@
         <w:t xml:space="preserve"> </w:t>
       </w:r>
       <w:r>
-        <w:t xml:space="preserve">an available group. Across the 40 mechanism–seed cells, PDRF achieved mean accuracy 0.4869 and</w:t>
-      </w:r>
-      <w:r>
-        <w:t xml:space="preserve"> </w:t>
-      </w:r>
-      <w:r>
-        <w:t xml:space="preserve">macro-AUROC 0.8115. Unconditional RO-PDRF-Lite increased these values to 0.5002 and 0.8175.</w:t>
-      </w:r>
-      <w:r>
-        <w:t xml:space="preserve"> </w:t>
-      </w:r>
-      <w:r>
-        <w:t xml:space="preserve">Lite-CF had a 52.2% recovery endpoint selection rate, prevented 94.7% of recovery-induced negative</w:t>
-      </w:r>
-      <w:r>
-        <w:t xml:space="preserve"> </w:t>
-      </w:r>
-      <w:r>
-        <w:t xml:space="preserve">transfers and retained 9.7% of available corrections. Its accuracy and macro-AUROC were 0.4885 and</w:t>
-      </w:r>
-      <w:r>
-        <w:t xml:space="preserve"> </w:t>
-      </w:r>
-      <w:r>
-        <w:t xml:space="preserve">0.8151 (Table </w:t>
-      </w:r>
-      <w:hyperlink w:anchor="X99c87112bb7e918ee1fb83a4e04e8d8a577d944">
+        <w:t xml:space="preserve">an available group. Across the 40 fixed mechanism–fitted-pair cells, PDRF achieved accuracy 0.4869 and</w:t>
+      </w:r>
+      <w:r>
+        <w:t xml:space="preserve"> </w:t>
+      </w:r>
+      <w:r>
+        <w:t xml:space="preserve">macro-AUROC 0.8115. Unconditional RO-PDRF-Lite increased these values to 0.5002 and 0.8175, but it</w:t>
+      </w:r>
+      <w:r>
+        <w:t xml:space="preserve"> </w:t>
+      </w:r>
+      <w:r>
+        <w:t xml:space="preserve">realizes every possible correction and every possible harm. Always PDRF is therefore the maximum-safety</w:t>
+      </w:r>
+      <w:r>
+        <w:t xml:space="preserve"> </w:t>
+      </w:r>
+      <w:r>
+        <w:t xml:space="preserve">reference: 100% negative-transfer prevention, 0% recovery retention and zero routing utility by definition</w:t>
+      </w:r>
+      <w:r>
+        <w:t xml:space="preserve"> </w:t>
+      </w:r>
+      <w:r>
+        <w:t xml:space="preserve">(Table </w:t>
+      </w:r>
+      <w:hyperlink w:anchor="Xc2360c235abdbbfa7e2b3107c065b983a481508">
         <w:r>
           <w:rPr>
             <w:rStyle w:val="Hyperlink"/>
@@ -10105,13 +10651,75 @@
         </w:r>
       </w:hyperlink>
       <w:r>
-        <w:t xml:space="preserve">). Thus the router controlled harmful hard-decision changes but preserved little of the</w:t>
-      </w:r>
-      <w:r>
-        <w:t xml:space="preserve"> </w:t>
-      </w:r>
-      <w:r>
-        <w:t xml:space="preserve">unconditional endpoint’s accuracy gain.</w:t>
+        <w:t xml:space="preserve">).</w:t>
+      </w:r>
+    </w:p>
+    <w:p>
+      <w:pPr>
+        <w:pStyle w:val="BodyText"/>
+      </w:pPr>
+      <w:r>
+        <w:t xml:space="preserve">The historical frozen Lite-CF result is explicitly ungated. It selected recovery on 52.2% of strict rows,</w:t>
+      </w:r>
+      <w:r>
+        <w:t xml:space="preserve"> </w:t>
+      </w:r>
+      <w:r>
+        <w:t xml:space="preserve">prevented 94.7% of recovery-induced negative transfers and retained 9.7% of available corrections, yielding</w:t>
+      </w:r>
+      <w:r>
+        <w:t xml:space="preserve"> </w:t>
+      </w:r>
+      <w:r>
+        <w:t xml:space="preserve">accuracy 0.4885, macro-AUROC 0.8151 and equal-cost utility +15</w:t>
+      </w:r>
+      <w:r>
+        <w:t xml:space="preserve">.</w:t>
+      </w:r>
+      <w:r>
+        <w:t xml:space="preserve">8 per 10,000. Only 5/10 fitted</w:t>
+      </w:r>
+      <w:r>
+        <w:t xml:space="preserve"> </w:t>
+      </w:r>
+      <w:r>
+        <w:t xml:space="preserve">endpoint pairs passed the prespecified event, discrimination and threshold-stability support</w:t>
+      </w:r>
+      <w:r>
+        <w:t xml:space="preserve"> </w:t>
+      </w:r>
+      <w:r>
+        <w:t xml:space="preserve">criteria. Under the primary prospective policy, unsupported pairs revert to PDRF; this reduced</w:t>
+      </w:r>
+      <w:r>
+        <w:t xml:space="preserve"> </w:t>
+      </w:r>
+      <w:r>
+        <w:t xml:space="preserve">recovery selection to 31.1%, increased prevention to 96.2% and reduced retention to 6.6%. Its</w:t>
+      </w:r>
+      <w:r>
+        <w:t xml:space="preserve"> </w:t>
+      </w:r>
+      <w:r>
+        <w:t xml:space="preserve">macro-AUROC was 0.8132 and equal-cost utility was +7</w:t>
+      </w:r>
+      <w:r>
+        <w:t xml:space="preserve">.</w:t>
+      </w:r>
+      <w:r>
+        <w:t xml:space="preserve">5. The support-gated policy is thus</w:t>
+      </w:r>
+      <w:r>
+        <w:t xml:space="preserve"> </w:t>
+      </w:r>
+      <w:r>
+        <w:t xml:space="preserve">safer than the frozen router but only 0.0017 AUROC above always PDRF on this fixed test</w:t>
+      </w:r>
+      <w:r>
+        <w:t xml:space="preserve"> </w:t>
+      </w:r>
+      <w:r>
+        <w:t xml:space="preserve">set.</w:t>
       </w:r>
     </w:p>
     <w:p>
@@ -10134,55 +10742,58 @@
         <w:t xml:space="preserve"> </w:t>
       </w:r>
       <w:r>
-        <w:t xml:space="preserve">Strict-subset endpoint and routed-output quality.</w:t>
-      </w:r>
-      <w:r>
-        <w:t xml:space="preserve"> </w:t>
-      </w:r>
-      <w:r>
-        <w:t xml:space="preserve">Accuracy and macro-AUROC</w:t>
-      </w:r>
-      <w:r>
-        <w:t xml:space="preserve"> </w:t>
-      </w:r>
-      <w:r>
-        <w:t xml:space="preserve">are means</w:t>
-      </w:r>
-      <w:r>
-        <w:t xml:space="preserve"> </w:t>
-      </w:r>
-      <w:r>
-        <w:t xml:space="preserve">±</w:t>
-      </w:r>
-      <w:r>
-        <w:t xml:space="preserve"> </w:t>
-      </w:r>
-      <w:r>
-        <w:t xml:space="preserve">standard deviations across 10 fitted model pairs after averaging the four</w:t>
-      </w:r>
-      <w:r>
-        <w:t xml:space="preserve"> </w:t>
-      </w:r>
-      <w:r>
-        <w:t xml:space="preserve">fixed mechanisms within each pair; remaining columns are corresponding means. These</w:t>
-      </w:r>
-      <w:r>
-        <w:t xml:space="preserve"> </w:t>
-      </w:r>
-      <w:r>
-        <w:t xml:space="preserve">are fitting-dispersion summaries on one fixed test set. Each selector had 89.7 informative</w:t>
-      </w:r>
-      <w:r>
-        <w:t xml:space="preserve"> </w:t>
-      </w:r>
-      <w:r>
-        <w:t xml:space="preserve">endpoint-correctness disagreements on average. Probabilities are temperature-scaled before routing;</w:t>
-      </w:r>
-      <w:r>
-        <w:t xml:space="preserve"> </w:t>
-      </w:r>
-      <w:r>
-        <w:t xml:space="preserve">no probability mixture or post-routing recalibration is applied.</w:t>
+        <w:t xml:space="preserve">Strict-subset endpoints and calibration-frozen policies.</w:t>
+      </w:r>
+      <w:r>
+        <w:t xml:space="preserve"> </w:t>
+      </w:r>
+      <w:r>
+        <w:t xml:space="preserve">Values are means</w:t>
+      </w:r>
+      <w:r>
+        <w:t xml:space="preserve"> </w:t>
+      </w:r>
+      <w:r>
+        <w:t xml:space="preserve">over 40 fixed mechanism–fitted-pair cells. Prevention and retention have different opportunity</w:t>
+      </w:r>
+      <w:r>
+        <w:t xml:space="preserve"> </w:t>
+      </w:r>
+      <w:r>
+        <w:t xml:space="preserve">denominators.</w:t>
+      </w:r>
+      <w:r>
+        <w:t xml:space="preserve"> </w:t>
+      </w:r>
+      <w:r>
+        <w:t xml:space="preserve">U∕</w:t>
+      </w:r>
+      <w:r>
+        <w:t xml:space="preserve">10</w:t>
+      </w:r>
+      <w:r>
+        <w:rPr>
+          <w:vertAlign w:val="superscript"/>
+        </w:rPr>
+        <w:t xml:space="preserve">4</w:t>
+      </w:r>
+      <w:r>
+        <w:t xml:space="preserve"> </w:t>
+      </w:r>
+      <w:r>
+        <w:t xml:space="preserve">uses equal correction and harm values and no compute penalty. The support</w:t>
+      </w:r>
+      <w:r>
+        <w:t xml:space="preserve"> </w:t>
+      </w:r>
+      <w:r>
+        <w:t xml:space="preserve">gate is the primary prospective policy; the 94.7%/9.7% row is the ungated frozen result. All</w:t>
+      </w:r>
+      <w:r>
+        <w:t xml:space="preserve"> </w:t>
+      </w:r>
+      <w:r>
+        <w:t xml:space="preserve">individual points and fitted-pair summaries are supplied as source data.</w:t>
       </w:r>
     </w:p>
     <w:tbl>
@@ -10229,7 +10840,7 @@
                     <w:jc w:val="center"/>
                   </w:pPr>
                   <w:r>
-                    <w:t xml:space="preserve">Method</w:t>
+                    <w:t xml:space="preserve">Policy</w:t>
                   </w:r>
                 </w:p>
               </w:tc>
@@ -10268,7 +10879,7 @@
                     <w:jc w:val="center"/>
                   </w:pPr>
                   <w:r>
-                    <w:t xml:space="preserve">Macro-AUPRC</w:t>
+                    <w:t xml:space="preserve">Prevent (%)</w:t>
                   </w:r>
                 </w:p>
               </w:tc>
@@ -10281,7 +10892,7 @@
                     <w:jc w:val="center"/>
                   </w:pPr>
                   <w:r>
-                    <w:t xml:space="preserve">NLL</w:t>
+                    <w:t xml:space="preserve">Retain (%)</w:t>
                   </w:r>
                 </w:p>
               </w:tc>
@@ -10294,7 +10905,7 @@
                     <w:jc w:val="center"/>
                   </w:pPr>
                   <w:r>
-                    <w:t xml:space="preserve">Brier</w:t>
+                    <w:t xml:space="preserve">Select (%)</w:t>
                   </w:r>
                 </w:p>
               </w:tc>
@@ -10307,7 +10918,16 @@
                     <w:jc w:val="center"/>
                   </w:pPr>
                   <w:r>
-                    <w:t xml:space="preserve">ECE</w:t>
+                    <w:t xml:space="preserve">U∕</w:t>
+                  </w:r>
+                  <w:r>
+                    <w:t xml:space="preserve">10</w:t>
+                  </w:r>
+                  <w:r>
+                    <w:rPr>
+                      <w:vertAlign w:val="superscript"/>
+                    </w:rPr>
+                    <w:t xml:space="preserve">4</w:t>
                   </w:r>
                 </w:p>
               </w:tc>
@@ -10322,7 +10942,7 @@
                     <w:jc w:val="center"/>
                   </w:pPr>
                   <w:r>
-                    <w:t xml:space="preserve">PDRF</w:t>
+                    <w:t xml:space="preserve">Always PDRF</w:t>
                   </w:r>
                 </w:p>
               </w:tc>
@@ -10337,12 +10957,6 @@
                   <w:r>
                     <w:t xml:space="preserve">0.4869</w:t>
                   </w:r>
-                  <w:r>
-                    <w:t xml:space="preserve">±</w:t>
-                  </w:r>
-                  <w:r>
-                    <w:t xml:space="preserve">0.0129</w:t>
-                  </w:r>
                 </w:p>
               </w:tc>
               <w:tc>
@@ -10356,12 +10970,6 @@
                   <w:r>
                     <w:t xml:space="preserve">0.8115</w:t>
                   </w:r>
-                  <w:r>
-                    <w:t xml:space="preserve">±</w:t>
-                  </w:r>
-                  <w:r>
-                    <w:t xml:space="preserve">0.0115</w:t>
-                  </w:r>
                 </w:p>
               </w:tc>
               <w:tc>
@@ -10373,7 +10981,7 @@
                     <w:jc w:val="center"/>
                   </w:pPr>
                   <w:r>
-                    <w:t xml:space="preserve">0.5534</w:t>
+                    <w:t xml:space="preserve">100.0</w:t>
                   </w:r>
                 </w:p>
               </w:tc>
@@ -10386,7 +10994,7 @@
                     <w:jc w:val="center"/>
                   </w:pPr>
                   <w:r>
-                    <w:t xml:space="preserve">2.8239</w:t>
+                    <w:t xml:space="preserve">0.0</w:t>
                   </w:r>
                 </w:p>
               </w:tc>
@@ -10399,7 +11007,7 @@
                     <w:jc w:val="center"/>
                   </w:pPr>
                   <w:r>
-                    <w:t xml:space="preserve">0.8286</w:t>
+                    <w:t xml:space="preserve">0.0</w:t>
                   </w:r>
                 </w:p>
               </w:tc>
@@ -10412,7 +11020,7 @@
                     <w:jc w:val="center"/>
                   </w:pPr>
                   <w:r>
-                    <w:t xml:space="preserve">0.3492</w:t>
+                    <w:t xml:space="preserve">0.0</w:t>
                   </w:r>
                 </w:p>
               </w:tc>
@@ -10427,7 +11035,7 @@
                     <w:jc w:val="center"/>
                   </w:pPr>
                   <w:r>
-                    <w:t xml:space="preserve">RO-PDRF-Lite</w:t>
+                    <w:t xml:space="preserve">Always RO-PDRF-Lite</w:t>
                   </w:r>
                 </w:p>
               </w:tc>
@@ -10442,12 +11050,6 @@
                   <w:r>
                     <w:t xml:space="preserve">0.5002</w:t>
                   </w:r>
-                  <w:r>
-                    <w:t xml:space="preserve">±</w:t>
-                  </w:r>
-                  <w:r>
-                    <w:t xml:space="preserve">0.0089</w:t>
-                  </w:r>
                 </w:p>
               </w:tc>
               <w:tc>
@@ -10461,12 +11063,6 @@
                   <w:r>
                     <w:t xml:space="preserve">0.8175</w:t>
                   </w:r>
-                  <w:r>
-                    <w:t xml:space="preserve">±</w:t>
-                  </w:r>
-                  <w:r>
-                    <w:t xml:space="preserve">0.0105</w:t>
-                  </w:r>
                 </w:p>
               </w:tc>
               <w:tc>
@@ -10478,7 +11074,7 @@
                     <w:jc w:val="center"/>
                   </w:pPr>
                   <w:r>
-                    <w:t xml:space="preserve">0.5643</w:t>
+                    <w:t xml:space="preserve">0.0</w:t>
                   </w:r>
                 </w:p>
               </w:tc>
@@ -10491,7 +11087,7 @@
                     <w:jc w:val="center"/>
                   </w:pPr>
                   <w:r>
-                    <w:t xml:space="preserve">2.6023</w:t>
+                    <w:t xml:space="preserve">100.0</w:t>
                   </w:r>
                 </w:p>
               </w:tc>
@@ -10504,7 +11100,7 @@
                     <w:jc w:val="center"/>
                   </w:pPr>
                   <w:r>
-                    <w:t xml:space="preserve">0.7988</w:t>
+                    <w:t xml:space="preserve">100.0</w:t>
                   </w:r>
                 </w:p>
               </w:tc>
@@ -10517,7 +11113,7 @@
                     <w:jc w:val="center"/>
                   </w:pPr>
                   <w:r>
-                    <w:t xml:space="preserve">0.3302</w:t>
+                    <w:t xml:space="preserve">132.1</w:t>
                   </w:r>
                 </w:p>
               </w:tc>
@@ -10532,7 +11128,7 @@
                     <w:jc w:val="center"/>
                   </w:pPr>
                   <w:r>
-                    <w:t xml:space="preserve">Lite-CF</w:t>
+                    <w:t xml:space="preserve">Frozen Lite-CF (ungated)</w:t>
                   </w:r>
                 </w:p>
               </w:tc>
@@ -10547,12 +11143,6 @@
                   <w:r>
                     <w:t xml:space="preserve">0.4885</w:t>
                   </w:r>
-                  <w:r>
-                    <w:t xml:space="preserve">±</w:t>
-                  </w:r>
-                  <w:r>
-                    <w:t xml:space="preserve">0.0128</w:t>
-                  </w:r>
                 </w:p>
               </w:tc>
               <w:tc>
@@ -10566,12 +11156,6 @@
                   <w:r>
                     <w:t xml:space="preserve">0.8151</w:t>
                   </w:r>
-                  <w:r>
-                    <w:t xml:space="preserve">±</w:t>
-                  </w:r>
-                  <w:r>
-                    <w:t xml:space="preserve">0.0116</w:t>
-                  </w:r>
                 </w:p>
               </w:tc>
               <w:tc>
@@ -10583,7 +11167,7 @@
                     <w:jc w:val="center"/>
                   </w:pPr>
                   <w:r>
-                    <w:t xml:space="preserve">0.5598</w:t>
+                    <w:t xml:space="preserve">94.7</w:t>
                   </w:r>
                 </w:p>
               </w:tc>
@@ -10596,7 +11180,7 @@
                     <w:jc w:val="center"/>
                   </w:pPr>
                   <w:r>
-                    <w:t xml:space="preserve">2.6775</w:t>
+                    <w:t xml:space="preserve">9.7</w:t>
                   </w:r>
                 </w:p>
               </w:tc>
@@ -10609,7 +11193,7 @@
                     <w:jc w:val="center"/>
                   </w:pPr>
                   <w:r>
-                    <w:t xml:space="preserve">0.8129</w:t>
+                    <w:t xml:space="preserve">52.2</w:t>
                   </w:r>
                 </w:p>
               </w:tc>
@@ -10622,7 +11206,286 @@
                     <w:jc w:val="center"/>
                   </w:pPr>
                   <w:r>
-                    <w:t xml:space="preserve">0.3408</w:t>
+                    <w:t xml:space="preserve">15.8</w:t>
+                  </w:r>
+                </w:p>
+              </w:tc>
+            </w:tr>
+            <w:tr>
+              <w:tc>
+                <w:tcPr/>
+                <w:p>
+                  <w:pPr>
+                    <w:pStyle w:val="Compact"/>
+                    <w:jc w:val="left"/>
+                    <w:jc w:val="center"/>
+                  </w:pPr>
+                  <w:r>
+                    <w:t xml:space="preserve">Prospective support gate</w:t>
+                  </w:r>
+                </w:p>
+              </w:tc>
+              <w:tc>
+                <w:tcPr/>
+                <w:p>
+                  <w:pPr>
+                    <w:pStyle w:val="Compact"/>
+                    <w:jc w:val="right"/>
+                    <w:jc w:val="center"/>
+                  </w:pPr>
+                  <w:r>
+                    <w:t xml:space="preserve">0.4877</w:t>
+                  </w:r>
+                </w:p>
+              </w:tc>
+              <w:tc>
+                <w:tcPr/>
+                <w:p>
+                  <w:pPr>
+                    <w:pStyle w:val="Compact"/>
+                    <w:jc w:val="right"/>
+                    <w:jc w:val="center"/>
+                  </w:pPr>
+                  <w:r>
+                    <w:t xml:space="preserve">0.8132</w:t>
+                  </w:r>
+                </w:p>
+              </w:tc>
+              <w:tc>
+                <w:tcPr/>
+                <w:p>
+                  <w:pPr>
+                    <w:pStyle w:val="Compact"/>
+                    <w:jc w:val="right"/>
+                    <w:jc w:val="center"/>
+                  </w:pPr>
+                  <w:r>
+                    <w:t xml:space="preserve">96.2</w:t>
+                  </w:r>
+                </w:p>
+              </w:tc>
+              <w:tc>
+                <w:tcPr/>
+                <w:p>
+                  <w:pPr>
+                    <w:pStyle w:val="Compact"/>
+                    <w:jc w:val="right"/>
+                    <w:jc w:val="center"/>
+                  </w:pPr>
+                  <w:r>
+                    <w:t xml:space="preserve">6.6</w:t>
+                  </w:r>
+                </w:p>
+              </w:tc>
+              <w:tc>
+                <w:tcPr/>
+                <w:p>
+                  <w:pPr>
+                    <w:pStyle w:val="Compact"/>
+                    <w:jc w:val="right"/>
+                    <w:jc w:val="center"/>
+                  </w:pPr>
+                  <w:r>
+                    <w:t xml:space="preserve">31.1</w:t>
+                  </w:r>
+                </w:p>
+              </w:tc>
+              <w:tc>
+                <w:tcPr/>
+                <w:p>
+                  <w:pPr>
+                    <w:pStyle w:val="Compact"/>
+                    <w:jc w:val="right"/>
+                    <w:jc w:val="center"/>
+                  </w:pPr>
+                  <w:r>
+                    <w:t xml:space="preserve">7.5</w:t>
+                  </w:r>
+                </w:p>
+              </w:tc>
+            </w:tr>
+            <w:tr>
+              <w:tc>
+                <w:tcPr/>
+                <w:p>
+                  <w:pPr>
+                    <w:pStyle w:val="Compact"/>
+                    <w:jc w:val="left"/>
+                    <w:jc w:val="center"/>
+                  </w:pPr>
+                  <w:r>
+                    <w:t xml:space="preserve">All-row multinomial (safety)</w:t>
+                  </w:r>
+                </w:p>
+              </w:tc>
+              <w:tc>
+                <w:tcPr/>
+                <w:p>
+                  <w:pPr>
+                    <w:pStyle w:val="Compact"/>
+                    <w:jc w:val="right"/>
+                    <w:jc w:val="center"/>
+                  </w:pPr>
+                  <w:r>
+                    <w:t xml:space="preserve">0.4879</w:t>
+                  </w:r>
+                </w:p>
+              </w:tc>
+              <w:tc>
+                <w:tcPr/>
+                <w:p>
+                  <w:pPr>
+                    <w:pStyle w:val="Compact"/>
+                    <w:jc w:val="right"/>
+                    <w:jc w:val="center"/>
+                  </w:pPr>
+                  <w:r>
+                    <w:t xml:space="preserve">0.8118</w:t>
+                  </w:r>
+                </w:p>
+              </w:tc>
+              <w:tc>
+                <w:tcPr/>
+                <w:p>
+                  <w:pPr>
+                    <w:pStyle w:val="Compact"/>
+                    <w:jc w:val="right"/>
+                    <w:jc w:val="center"/>
+                  </w:pPr>
+                  <w:r>
+                    <w:t xml:space="preserve">97.2</w:t>
+                  </w:r>
+                </w:p>
+              </w:tc>
+              <w:tc>
+                <w:tcPr/>
+                <w:p>
+                  <w:pPr>
+                    <w:pStyle w:val="Compact"/>
+                    <w:jc w:val="right"/>
+                    <w:jc w:val="center"/>
+                  </w:pPr>
+                  <w:r>
+                    <w:t xml:space="preserve">7.3</w:t>
+                  </w:r>
+                </w:p>
+              </w:tc>
+              <w:tc>
+                <w:tcPr/>
+                <w:p>
+                  <w:pPr>
+                    <w:pStyle w:val="Compact"/>
+                    <w:jc w:val="right"/>
+                    <w:jc w:val="center"/>
+                  </w:pPr>
+                  <w:r>
+                    <w:t xml:space="preserve">3.0</w:t>
+                  </w:r>
+                </w:p>
+              </w:tc>
+              <w:tc>
+                <w:tcPr/>
+                <w:p>
+                  <w:pPr>
+                    <w:pStyle w:val="Compact"/>
+                    <w:jc w:val="right"/>
+                    <w:jc w:val="center"/>
+                  </w:pPr>
+                  <w:r>
+                    <w:t xml:space="preserve">9.6</w:t>
+                  </w:r>
+                </w:p>
+              </w:tc>
+            </w:tr>
+            <w:tr>
+              <w:tc>
+                <w:tcPr/>
+                <w:p>
+                  <w:pPr>
+                    <w:pStyle w:val="Compact"/>
+                    <w:jc w:val="left"/>
+                    <w:jc w:val="center"/>
+                  </w:pPr>
+                  <w:r>
+                    <w:t xml:space="preserve">All-row multinomial (utility 1:1)</w:t>
+                  </w:r>
+                </w:p>
+              </w:tc>
+              <w:tc>
+                <w:tcPr/>
+                <w:p>
+                  <w:pPr>
+                    <w:pStyle w:val="Compact"/>
+                    <w:jc w:val="right"/>
+                    <w:jc w:val="center"/>
+                  </w:pPr>
+                  <w:r>
+                    <w:t xml:space="preserve">0.4977</w:t>
+                  </w:r>
+                </w:p>
+              </w:tc>
+              <w:tc>
+                <w:tcPr/>
+                <w:p>
+                  <w:pPr>
+                    <w:pStyle w:val="Compact"/>
+                    <w:jc w:val="right"/>
+                    <w:jc w:val="center"/>
+                  </w:pPr>
+                  <w:r>
+                    <w:t xml:space="preserve">0.8160</w:t>
+                  </w:r>
+                </w:p>
+              </w:tc>
+              <w:tc>
+                <w:tcPr/>
+                <w:p>
+                  <w:pPr>
+                    <w:pStyle w:val="Compact"/>
+                    <w:jc w:val="right"/>
+                    <w:jc w:val="center"/>
+                  </w:pPr>
+                  <w:r>
+                    <w:t xml:space="preserve">37.5</w:t>
+                  </w:r>
+                </w:p>
+              </w:tc>
+              <w:tc>
+                <w:tcPr/>
+                <w:p>
+                  <w:pPr>
+                    <w:pStyle w:val="Compact"/>
+                    <w:jc w:val="right"/>
+                    <w:jc w:val="center"/>
+                  </w:pPr>
+                  <w:r>
+                    <w:t xml:space="preserve">70.3</w:t>
+                  </w:r>
+                </w:p>
+              </w:tc>
+              <w:tc>
+                <w:tcPr/>
+                <w:p>
+                  <w:pPr>
+                    <w:pStyle w:val="Compact"/>
+                    <w:jc w:val="right"/>
+                    <w:jc w:val="center"/>
+                  </w:pPr>
+                  <w:r>
+                    <w:t xml:space="preserve">66.8</w:t>
+                  </w:r>
+                </w:p>
+              </w:tc>
+              <w:tc>
+                <w:tcPr/>
+                <w:p>
+                  <w:pPr>
+                    <w:pStyle w:val="Compact"/>
+                    <w:jc w:val="right"/>
+                    <w:jc w:val="center"/>
+                  </w:pPr>
+                  <w:r>
+                    <w:t xml:space="preserve">107.9</w:t>
                   </w:r>
                 </w:p>
               </w:tc>
@@ -11622,6 +12485,200 @@
         <w:t xml:space="preserve">better.</w:t>
       </w:r>
     </w:p>
+    <w:bookmarkEnd w:id="153"/>
+    <w:bookmarkStart w:id="159" w:name="X190f8c26e2aee85a59628caa07a371dfb3bac35"/>
+    <w:p>
+      <w:pPr>
+        <w:pStyle w:val="Heading4"/>
+      </w:pPr>
+      <w:r>
+        <w:t xml:space="preserve">4.2</w:t>
+      </w:r>
+      <w:r>
+        <w:t xml:space="preserve"> </w:t>
+      </w:r>
+      <w:r>
+        <w:t xml:space="preserve"> </w:t>
+      </w:r>
+      <w:bookmarkStart w:id="154" w:name="x1-200004.2"/>
+      <w:bookmarkEnd w:id="154"/>
+      <w:r>
+        <w:t xml:space="preserve">All-row routing and simple controls exposed the selected-sample limit</w:t>
+      </w:r>
+    </w:p>
+    <w:p>
+      <w:pPr>
+        <w:pStyle w:val="FirstParagraph"/>
+      </w:pPr>
+      <w:r>
+        <w:t xml:space="preserve">Each calibration fit contained a mean of 36.1 base-better, 1,771.2 equivalent and 53.6 recovery-better</w:t>
+      </w:r>
+      <w:r>
+        <w:t xml:space="preserve"> </w:t>
+      </w:r>
+      <w:r>
+        <w:t xml:space="preserve">rows. The all-row multinomial model used all three outcomes rather than fitting only the</w:t>
+      </w:r>
+      <w:r>
+        <w:t xml:space="preserve"> </w:t>
+      </w:r>
+      <w:r>
+        <w:t xml:space="preserve">89.7 correctness disagreements. Its pooled out-of-fold confusion matrix classified 73.7% of</w:t>
+      </w:r>
+      <w:r>
+        <w:t xml:space="preserve"> </w:t>
+      </w:r>
+      <w:r>
+        <w:t xml:space="preserve">base-better, 81.8% of equivalent and 56.3% of recovery-better rows correctly; mean out-of-fold</w:t>
+      </w:r>
+      <w:r>
+        <w:t xml:space="preserve"> </w:t>
+      </w:r>
+      <w:r>
+        <w:t xml:space="preserve">accuracy, NLL and three-class Brier score were 0.809, 0.523 and 0.260. The model therefore</w:t>
+      </w:r>
+      <w:r>
+        <w:t xml:space="preserve"> </w:t>
+      </w:r>
+      <w:r>
+        <w:t xml:space="preserve">reduced the estimand mismatch but did not make the rare endpoint-preference classes easy to</w:t>
+      </w:r>
+      <w:r>
+        <w:t xml:space="preserve"> </w:t>
+      </w:r>
+      <w:r>
+        <w:t xml:space="preserve">identify.</w:t>
+      </w:r>
+    </w:p>
+    <w:p>
+      <w:pPr>
+        <w:pStyle w:val="BodyText"/>
+      </w:pPr>
+      <w:r>
+        <w:t xml:space="preserve">At its safety threshold, the all-row router achieved 97.2% prevention and 7.3% retention with only</w:t>
+      </w:r>
+      <w:r>
+        <w:t xml:space="preserve"> </w:t>
+      </w:r>
+      <w:r>
+        <w:t xml:space="preserve">3.0% recovery selection and +9</w:t>
+      </w:r>
+      <w:r>
+        <w:t xml:space="preserve">.</w:t>
+      </w:r>
+      <w:r>
+        <w:t xml:space="preserve">6 equal-cost utility. Complete fixed-test curves additionally compare the</w:t>
+      </w:r>
+      <w:r>
+        <w:t xml:space="preserve"> </w:t>
+      </w:r>
+      <w:r>
+        <w:t xml:space="preserve">conditional model, two-stage model, random ranking, confidence difference, entropy difference, base</w:t>
+      </w:r>
+      <w:r>
+        <w:t xml:space="preserve"> </w:t>
+      </w:r>
+      <w:r>
+        <w:t xml:space="preserve">uncertainty, logit-margin difference and shallow tree (Fig. </w:t>
+      </w:r>
+      <w:hyperlink w:anchor="X296b5b21bcdc3c13ee20c037173546f8e08bbcb">
+        <w:r>
+          <w:rPr>
+            <w:rStyle w:val="Hyperlink"/>
+          </w:rPr>
+          <w:t xml:space="preserve">3</w:t>
+        </w:r>
+      </w:hyperlink>
+      <w:r>
+        <w:t xml:space="preserve">a). No comparator curve empirically</w:t>
+      </w:r>
+      <w:r>
+        <w:t xml:space="preserve"> </w:t>
+      </w:r>
+      <w:r>
+        <w:t xml:space="preserve">dominated the frozen operating point in both mean prevention and mean retention. Thresholds matched</w:t>
+      </w:r>
+      <w:r>
+        <w:t xml:space="preserve"> </w:t>
+      </w:r>
+      <w:r>
+        <w:t xml:space="preserve">on calibration did not remain exactly matched on test: the random control at the calibration-prevention</w:t>
+      </w:r>
+      <w:r>
+        <w:t xml:space="preserve"> </w:t>
+      </w:r>
+      <w:r>
+        <w:t xml:space="preserve">target produced 97.8% test prevention and 2.1% retention, whereas its calibration-retention target</w:t>
+      </w:r>
+      <w:r>
+        <w:t xml:space="preserve"> </w:t>
+      </w:r>
+      <w:r>
+        <w:t xml:space="preserve">produced 79.4% prevention and 20.5% retention. The entropy rule gave 97.4%/7.5% and 85.3%/21.8% in</w:t>
+      </w:r>
+      <w:r>
+        <w:t xml:space="preserve"> </w:t>
+      </w:r>
+      <w:r>
+        <w:t xml:space="preserve">the corresponding regimes. This transport error is why no simple test-curve point replaces the submitted</w:t>
+      </w:r>
+      <w:r>
+        <w:t xml:space="preserve"> </w:t>
+      </w:r>
+      <w:r>
+        <w:t xml:space="preserve">policy.</w:t>
+      </w:r>
+    </w:p>
+    <w:p>
+      <w:pPr>
+        <w:pStyle w:val="BodyText"/>
+      </w:pPr>
+      <w:r>
+        <w:t xml:space="preserve">Class-conditional logistic indicators improved disagreement preference AUROC from 0.562 to 0.680</w:t>
+      </w:r>
+      <w:r>
+        <w:t xml:space="preserve"> </w:t>
+      </w:r>
+      <w:r>
+        <w:t xml:space="preserve">and produced +85</w:t>
+      </w:r>
+      <w:r>
+        <w:t xml:space="preserve">.</w:t>
+      </w:r>
+      <w:r>
+        <w:t xml:space="preserve">0 equal-cost utility, but prevention fell to 71.5%. A direct logit-margin</w:t>
+      </w:r>
+      <w:r>
+        <w:t xml:space="preserve"> </w:t>
+      </w:r>
+      <w:r>
+        <w:t xml:space="preserve">utility rule produced +118</w:t>
+      </w:r>
+      <w:r>
+        <w:t xml:space="preserve">.</w:t>
+      </w:r>
+      <w:r>
+        <w:t xml:space="preserve">4 utility with only 19.2% prevention. Rank-normalized features</w:t>
+      </w:r>
+      <w:r>
+        <w:t xml:space="preserve"> </w:t>
+      </w:r>
+      <w:r>
+        <w:t xml:space="preserve">retained 94.3% prevention but only 8.0% of corrections. These controls show that greater average</w:t>
+      </w:r>
+      <w:r>
+        <w:t xml:space="preserve"> </w:t>
+      </w:r>
+      <w:r>
+        <w:t xml:space="preserve">utility is achievable by accepting more harmful transfers; they do not dominate the safety</w:t>
+      </w:r>
+      <w:r>
+        <w:t xml:space="preserve"> </w:t>
+      </w:r>
+      <w:r>
+        <w:t xml:space="preserve">policy.</w:t>
+      </w:r>
+    </w:p>
     <w:p>
       <w:pPr>
         <w:pStyle w:val="BodyText"/>
@@ -11699,8 +12756,8 @@
       <w:pPr>
         <w:pStyle w:val="BodyText"/>
       </w:pPr>
-      <w:bookmarkStart w:id="153" w:name="x1-190035"/>
-      <w:bookmarkEnd w:id="153"/>
+      <w:bookmarkStart w:id="155" w:name="x1-200015"/>
+      <w:bookmarkEnd w:id="155"/>
     </w:p>
     <w:p>
       <w:pPr>
@@ -11814,7 +12871,7 @@
         </w:trPr>
         <w:tc>
           <w:tcPr/>
-          <w:bookmarkStart w:id="154" w:name="TBL-6"/>
+          <w:bookmarkStart w:id="156" w:name="TBL-6"/>
           <w:tbl>
             <w:tblPr>
               <w:tblStyle w:val="Table"/>
@@ -12443,7 +13500,7 @@
               </w:tc>
             </w:tr>
           </w:tbl>
-          <w:bookmarkEnd w:id="154"/>
+          <w:bookmarkEnd w:id="156"/>
           <w:p>
             <w:pPr>
               <w:spacing w:before="0" w:after="0" w:line="240" w:lineRule="auto"/>
@@ -12517,8 +13574,8 @@
       <w:pPr>
         <w:pStyle w:val="BodyText"/>
       </w:pPr>
-      <w:bookmarkStart w:id="155" w:name="x1-190046"/>
-      <w:bookmarkEnd w:id="155"/>
+      <w:bookmarkStart w:id="157" w:name="x1-200026"/>
+      <w:bookmarkEnd w:id="157"/>
     </w:p>
     <w:p>
       <w:pPr>
@@ -12599,7 +13656,7 @@
         </w:trPr>
         <w:tc>
           <w:tcPr/>
-          <w:bookmarkStart w:id="156" w:name="TBL-7"/>
+          <w:bookmarkStart w:id="158" w:name="TBL-7"/>
           <w:tbl>
             <w:tblPr>
               <w:tblStyle w:val="Table"/>
@@ -12944,7 +14001,7 @@
               </w:tc>
             </w:tr>
           </w:tbl>
-          <w:bookmarkEnd w:id="156"/>
+          <w:bookmarkEnd w:id="158"/>
           <w:p>
             <w:pPr>
               <w:spacing w:before="0" w:after="0" w:line="240" w:lineRule="auto"/>
@@ -12953,86 +14010,133 @@
         </w:tc>
       </w:tr>
     </w:tbl>
+    <w:bookmarkEnd w:id="159"/>
+    <w:bookmarkStart w:id="163" w:name="Xdb0ddb1a50f864a175761066a0fafeace216ae3"/>
+    <w:p>
+      <w:pPr>
+        <w:pStyle w:val="Heading4"/>
+      </w:pPr>
+      <w:r>
+        <w:t xml:space="preserve">4.3</w:t>
+      </w:r>
+      <w:r>
+        <w:t xml:space="preserve"> </w:t>
+      </w:r>
+      <w:r>
+        <w:t xml:space="preserve"> </w:t>
+      </w:r>
+      <w:bookmarkStart w:id="160" w:name="x1-210004.3"/>
+      <w:bookmarkEnd w:id="160"/>
+      <w:r>
+        <w:t xml:space="preserve">Utility-aligned thresholds changed which policy was preferred</w:t>
+      </w:r>
+    </w:p>
+    <w:p>
+      <w:pPr>
+        <w:pStyle w:val="FirstParagraph"/>
+      </w:pPr>
+      <w:r>
+        <w:t xml:space="preserve">The frozen safety threshold and application-specific utility thresholds answer different questions. At equal</w:t>
+      </w:r>
+      <w:r>
+        <w:t xml:space="preserve"> </w:t>
+      </w:r>
+      <w:r>
+        <w:t xml:space="preserve">correction and harm values, the frozen router yielded +15</w:t>
+      </w:r>
+      <w:r>
+        <w:t xml:space="preserve">.</w:t>
+      </w:r>
+      <w:r>
+        <w:t xml:space="preserve">8 and the support gate +7</w:t>
+      </w:r>
+      <w:r>
+        <w:t xml:space="preserve">.</w:t>
+      </w:r>
+      <w:r>
+        <w:t xml:space="preserve">5 net corrections per</w:t>
+      </w:r>
+      <w:r>
+        <w:t xml:space="preserve"> </w:t>
+      </w:r>
+      <w:r>
+        <w:t xml:space="preserve">10,000, whereas utility-selected all-row and two-stage routers yielded +107</w:t>
+      </w:r>
+      <w:r>
+        <w:t xml:space="preserve">.</w:t>
+      </w:r>
+      <w:r>
+        <w:t xml:space="preserve">9 and +110</w:t>
+      </w:r>
+      <w:r>
+        <w:t xml:space="preserve">.</w:t>
+      </w:r>
+      <w:r>
+        <w:t xml:space="preserve">6. Always recovery</w:t>
+      </w:r>
+      <w:r>
+        <w:t xml:space="preserve"> </w:t>
+      </w:r>
+      <w:r>
+        <w:t xml:space="preserve">still gave the largest utility, +132</w:t>
+      </w:r>
+      <w:r>
+        <w:t xml:space="preserve">.</w:t>
+      </w:r>
+      <w:r>
+        <w:t xml:space="preserve">1, at the one-to-one ratio. When one harm cost two corrections, always</w:t>
+      </w:r>
+      <w:r>
+        <w:t xml:space="preserve"> </w:t>
+      </w:r>
+      <w:r>
+        <w:t xml:space="preserve">recovery fell to +15</w:t>
+      </w:r>
+      <w:r>
+        <w:t xml:space="preserve">.</w:t>
+      </w:r>
+      <w:r>
+        <w:t xml:space="preserve">5, while calibration-selected all-row and two-stage routing yielded +30</w:t>
+      </w:r>
+      <w:r>
+        <w:t xml:space="preserve">.</w:t>
+      </w:r>
+      <w:r>
+        <w:t xml:space="preserve">8 and +37</w:t>
+      </w:r>
+      <w:r>
+        <w:t xml:space="preserve">.</w:t>
+      </w:r>
+      <w:r>
+        <w:t xml:space="preserve">8.</w:t>
+      </w:r>
+      <w:r>
+        <w:t xml:space="preserve"> </w:t>
+      </w:r>
+      <w:r>
+        <w:t xml:space="preserve">Thus selective routing added decision value at the intermediate cost ratio even though the lexicographic</w:t>
+      </w:r>
+      <w:r>
+        <w:t xml:space="preserve"> </w:t>
+      </w:r>
+      <w:r>
+        <w:t xml:space="preserve">safety threshold did not.</w:t>
+      </w:r>
+    </w:p>
     <w:p>
       <w:pPr>
         <w:pStyle w:val="BodyText"/>
       </w:pPr>
       <w:r>
-        <w:t xml:space="preserve">At equal correction value and harm cost and without a pass penalty, Lite-CF retained 24.20</w:t>
-      </w:r>
-      <w:r>
-        <w:t xml:space="preserve"> </w:t>
-      </w:r>
-      <w:r>
-        <w:t xml:space="preserve">corrections and realized 8.36 harms per 10,000 strict observations, yielding net utility +15</w:t>
-      </w:r>
-      <w:r>
-        <w:t xml:space="preserve">.</w:t>
-      </w:r>
-      <w:r>
-        <w:t xml:space="preserve">84. The net</w:t>
-      </w:r>
-      <w:r>
-        <w:t xml:space="preserve"> </w:t>
-      </w:r>
-      <w:r>
-        <w:t xml:space="preserve">values at harm-to-correction ratios 2, 5 and 10 were +7</w:t>
-      </w:r>
-      <w:r>
-        <w:t xml:space="preserve">.</w:t>
-      </w:r>
-      <w:r>
-        <w:t xml:space="preserve">49,</w:t>
-      </w:r>
-      <w:r>
-        <w:t xml:space="preserve"> </w:t>
-      </w:r>
-      <w:r>
-        <w:t xml:space="preserve">−</w:t>
-      </w:r>
-      <w:r>
-        <w:t xml:space="preserve">17</w:t>
-      </w:r>
-      <w:r>
-        <w:t xml:space="preserve">.</w:t>
-      </w:r>
-      <w:r>
-        <w:t xml:space="preserve">58 and</w:t>
-      </w:r>
-      <w:r>
-        <w:t xml:space="preserve"> </w:t>
-      </w:r>
-      <w:r>
-        <w:t xml:space="preserve">−</w:t>
-      </w:r>
-      <w:r>
-        <w:t xml:space="preserve">59</w:t>
-      </w:r>
-      <w:r>
-        <w:t xml:space="preserve">.</w:t>
-      </w:r>
-      <w:r>
-        <w:t xml:space="preserve">37. The approximate 2.9</w:t>
-      </w:r>
-      <w:r>
-        <w:t xml:space="preserve"> </w:t>
-      </w:r>
-      <w:r>
-        <w:t xml:space="preserve">break-even ratio is descriptive only for this endpoint pair, event definition and fixed test distribution.</w:t>
-      </w:r>
-      <w:r>
-        <w:t xml:space="preserve"> </w:t>
-      </w:r>
-      <w:r>
-        <w:t xml:space="preserve">Complete-stream utility was negative at 0% and 10% controlled-fault prevalence and positive at 40% and</w:t>
-      </w:r>
-      <w:r>
-        <w:t xml:space="preserve"> </w:t>
-      </w:r>
-      <w:r>
-        <w:t xml:space="preserve">70% under equal event values (Table </w:t>
-      </w:r>
-      <w:hyperlink w:anchor="Xdfb70ef289e74432f56f164fd717c13eed9008b">
+        <w:t xml:space="preserve">This advantage did not extend to high harm costs. At ratios 5 and 10, every learned or recovery policy</w:t>
+      </w:r>
+      <w:r>
+        <w:t xml:space="preserve"> </w:t>
+      </w:r>
+      <w:r>
+        <w:t xml:space="preserve">had negative test utility and always PDRF, with utility zero, dominated (Table </w:t>
+      </w:r>
+      <w:hyperlink w:anchor="X6f4aff3c9fce13f97ef1a30b47323223ed8f2b5">
         <w:r>
           <w:rPr>
             <w:rStyle w:val="Hyperlink"/>
@@ -13041,13 +14145,60 @@
         </w:r>
       </w:hyperlink>
       <w:r>
-        <w:t xml:space="preserve">). Deployment may use Lite-CF only after fixing the expected</w:t>
-      </w:r>
-      <w:r>
-        <w:t xml:space="preserve"> </w:t>
-      </w:r>
-      <w:r>
-        <w:t xml:space="preserve">fault prevalence, correction value</w:t>
+        <w:t xml:space="preserve">; Fig. </w:t>
+      </w:r>
+      <w:hyperlink w:anchor="X296b5b21bcdc3c13ee20c037173546f8e08bbcb">
+        <w:r>
+          <w:rPr>
+            <w:rStyle w:val="Hyperlink"/>
+          </w:rPr>
+          <w:t xml:space="preserve">3</w:t>
+        </w:r>
+      </w:hyperlink>
+      <w:r>
+        <w:t xml:space="preserve">c). The all-row</w:t>
+      </w:r>
+      <w:r>
+        <w:t xml:space="preserve"> </w:t>
+      </w:r>
+      <w:r>
+        <w:t xml:space="preserve">safety threshold was the least negative learned policy at ratio 5 (</w:t>
+      </w:r>
+      <w:r>
+        <w:t xml:space="preserve">−</w:t>
+      </w:r>
+      <w:r>
+        <w:t xml:space="preserve">8</w:t>
+      </w:r>
+      <w:r>
+        <w:t xml:space="preserve">.</w:t>
+      </w:r>
+      <w:r>
+        <w:t xml:space="preserve">5), but it still did not justify routing.</w:t>
+      </w:r>
+      <w:r>
+        <w:t xml:space="preserve"> </w:t>
+      </w:r>
+      <w:r>
+        <w:t xml:space="preserve">Every application threshold was selected on pooled out-of-fold calibration predictions before</w:t>
+      </w:r>
+      <w:r>
+        <w:t xml:space="preserve"> </w:t>
+      </w:r>
+      <w:r>
+        <w:t xml:space="preserve">test evaluation. The failure at high ratios is therefore transport evidence, not a test-tuned</w:t>
+      </w:r>
+      <w:r>
+        <w:t xml:space="preserve"> </w:t>
+      </w:r>
+      <w:r>
+        <w:t xml:space="preserve">threshold choice. Complete-stream utility also remained negative at 0% and 10% controlled-fault</w:t>
+      </w:r>
+      <w:r>
+        <w:t xml:space="preserve"> </w:t>
+      </w:r>
+      <w:r>
+        <w:t xml:space="preserve">prevalence. Deployment must fix expected prevalence,</w:t>
       </w:r>
       <w:r>
         <w:t xml:space="preserve"> </w:t>
@@ -13065,7 +14216,7 @@
         <w:t xml:space="preserve">C</w:t>
       </w:r>
       <w:r>
-        <w:t xml:space="preserve">, harm cost</w:t>
+        <w:t xml:space="preserve">,</w:t>
       </w:r>
       <w:r>
         <w:t xml:space="preserve"> </w:t>
@@ -13083,30 +14234,21 @@
         <w:t xml:space="preserve"> </w:t>
       </w:r>
       <w:r>
-        <w:t xml:space="preserve">and compute penalty</w:t>
-      </w:r>
-      <w:r>
-        <w:t xml:space="preserve"> </w:t>
-      </w:r>
-      <w:r>
-        <w:t xml:space="preserve">λ</w:t>
-      </w:r>
-      <w:r>
-        <w:t xml:space="preserve">; energy was not</w:t>
-      </w:r>
-      <w:r>
-        <w:t xml:space="preserve"> </w:t>
-      </w:r>
-      <w:r>
-        <w:t xml:space="preserve">measured.</w:t>
+        <w:t xml:space="preserve">and compute cost before choosing a</w:t>
+      </w:r>
+      <w:r>
+        <w:t xml:space="preserve"> </w:t>
+      </w:r>
+      <w:r>
+        <w:t xml:space="preserve">threshold.</w:t>
       </w:r>
     </w:p>
     <w:p>
       <w:pPr>
         <w:pStyle w:val="BodyText"/>
       </w:pPr>
-      <w:bookmarkStart w:id="157" w:name="x1-190057"/>
-      <w:bookmarkEnd w:id="157"/>
+      <w:bookmarkStart w:id="161" w:name="x1-210017"/>
+      <w:bookmarkEnd w:id="161"/>
     </w:p>
     <w:p>
       <w:pPr>
@@ -13121,19 +14263,22 @@
         <w:t xml:space="preserve"> </w:t>
       </w:r>
       <w:r>
-        <w:t xml:space="preserve">Fault-prevalence and pass-cost sensitivity.</w:t>
-      </w:r>
-      <w:r>
-        <w:t xml:space="preserve"> </w:t>
-      </w:r>
-      <w:r>
-        <w:t xml:space="preserve">Values are means across the complete</w:t>
-      </w:r>
-      <w:r>
-        <w:t xml:space="preserve"> </w:t>
-      </w:r>
-      <w:r>
-        <w:t xml:space="preserve">deployment streams at equal correction value and harm cost (</w:t>
+        <w:t xml:space="preserve">Fixed-safety and utility-selected policies.</w:t>
+      </w:r>
+      <w:r>
+        <w:t xml:space="preserve"> </w:t>
+      </w:r>
+      <w:r>
+        <w:t xml:space="preserve">Entries are net decision utility per 10,000</w:t>
+      </w:r>
+      <w:r>
+        <w:t xml:space="preserve"> </w:t>
+      </w:r>
+      <w:r>
+        <w:t xml:space="preserve">strict observations, with</w:t>
+      </w:r>
+      <w:r>
+        <w:t xml:space="preserve"> </w:t>
       </w:r>
       <w:r>
         <w:t xml:space="preserve">V</w:t>
@@ -13151,25 +14296,7 @@
         <w:t xml:space="preserve"> </w:t>
       </w:r>
       <w:r>
-        <w:t xml:space="preserve">=</w:t>
-      </w:r>
-      <w:r>
-        <w:t xml:space="preserve"> </w:t>
-      </w:r>
-      <w:r>
-        <w:t xml:space="preserve">C</w:t>
-      </w:r>
-      <w:r>
-        <w:rPr>
-          <w:vertAlign w:val="subscript"/>
-        </w:rPr>
-        <w:t xml:space="preserve">H</w:t>
-      </w:r>
-      <w:r>
-        <w:t xml:space="preserve"> </w:t>
-      </w:r>
-      <w:r>
-        <w:t xml:space="preserve">= 1).</w:t>
+        <w:t xml:space="preserve">= 1,</w:t>
       </w:r>
       <w:r>
         <w:t xml:space="preserve"> </w:t>
@@ -13181,19 +14308,19 @@
         <w:t xml:space="preserve"> </w:t>
       </w:r>
       <w:r>
-        <w:t xml:space="preserve">is the cost of one</w:t>
-      </w:r>
-      <w:r>
-        <w:t xml:space="preserve"> </w:t>
-      </w:r>
-      <w:r>
-        <w:t xml:space="preserve">extra forward pass in correction-equivalents per 10,000 observations. These values are descriptive</w:t>
-      </w:r>
-      <w:r>
-        <w:t xml:space="preserve"> </w:t>
-      </w:r>
-      <w:r>
-        <w:t xml:space="preserve">for the present endpoints and controlled test distribution.</w:t>
+        <w:t xml:space="preserve">= 0 and the indicated harm ratio. Utility thresholds are selected</w:t>
+      </w:r>
+      <w:r>
+        <w:t xml:space="preserve"> </w:t>
+      </w:r>
+      <w:r>
+        <w:t xml:space="preserve">only on out-of-fold calibration predictions; endpoint and safety policies retain their frozen decisions.</w:t>
+      </w:r>
+      <w:r>
+        <w:t xml:space="preserve"> </w:t>
+      </w:r>
+      <w:r>
+        <w:t xml:space="preserve">Always PDRF has utility zero by definition.</w:t>
       </w:r>
     </w:p>
     <w:tbl>
@@ -13214,7 +14341,7 @@
         </w:trPr>
         <w:tc>
           <w:tcPr/>
-          <w:bookmarkStart w:id="158" w:name="TBL-8"/>
+          <w:bookmarkStart w:id="162" w:name="TBL-8"/>
           <w:tbl>
             <w:tblPr>
               <w:tblStyle w:val="Table"/>
@@ -13222,12 +14349,14 @@
               <w:tblLook w:firstRow="0" w:lastRow="0" w:firstColumn="0" w:lastColumn="0" w:noHBand="0" w:noVBand="0" w:val="0000"/>
             </w:tblPr>
             <w:tblGrid>
-              <w:gridCol w:w="1320"/>
-              <w:gridCol w:w="1320"/>
-              <w:gridCol w:w="1320"/>
-              <w:gridCol w:w="1320"/>
-              <w:gridCol w:w="1320"/>
-              <w:gridCol w:w="1320"/>
+              <w:gridCol w:w="990"/>
+              <w:gridCol w:w="990"/>
+              <w:gridCol w:w="990"/>
+              <w:gridCol w:w="990"/>
+              <w:gridCol w:w="990"/>
+              <w:gridCol w:w="990"/>
+              <w:gridCol w:w="990"/>
+              <w:gridCol w:w="990"/>
             </w:tblGrid>
             <w:tr>
               <w:tc>
@@ -13235,30 +14364,29 @@
                 <w:p>
                   <w:pPr>
                     <w:pStyle w:val="Compact"/>
-                    <w:jc w:val="left"/>
-                    <w:jc w:val="center"/>
-                  </w:pPr>
-                  <w:r>
-                    <w:t xml:space="preserve">Fault prevalence</w:t>
-                  </w:r>
-                </w:p>
-              </w:tc>
-              <w:tc>
-                <w:tcPr/>
-                <w:p>
-                  <w:pPr>
-                    <w:pStyle w:val="Compact"/>
                     <w:jc w:val="right"/>
                     <w:jc w:val="center"/>
                   </w:pPr>
                   <w:r>
-                    <w:t xml:space="preserve">Corrections/10</w:t>
+                    <w:t xml:space="preserve">C</w:t>
                   </w:r>
                   <w:r>
                     <w:rPr>
-                      <w:vertAlign w:val="superscript"/>
+                      <w:vertAlign w:val="subscript"/>
                     </w:rPr>
-                    <w:t xml:space="preserve">4</w:t>
+                    <w:t xml:space="preserve">H</w:t>
+                  </w:r>
+                  <w:r>
+                    <w:t xml:space="preserve">∕V</w:t>
+                  </w:r>
+                  <w:r>
+                    <w:t xml:space="preserve"> </w:t>
+                  </w:r>
+                  <w:r>
+                    <w:rPr>
+                      <w:vertAlign w:val="subscript"/>
+                    </w:rPr>
+                    <w:t xml:space="preserve">C</w:t>
                   </w:r>
                 </w:p>
               </w:tc>
@@ -13271,13 +14399,7 @@
                     <w:jc w:val="center"/>
                   </w:pPr>
                   <w:r>
-                    <w:t xml:space="preserve">Harms/10</w:t>
-                  </w:r>
-                  <w:r>
-                    <w:rPr>
-                      <w:vertAlign w:val="superscript"/>
-                    </w:rPr>
-                    <w:t xml:space="preserve">4</w:t>
+                    <w:t xml:space="preserve">Always base</w:t>
                   </w:r>
                 </w:p>
               </w:tc>
@@ -13290,31 +14412,7 @@
                     <w:jc w:val="center"/>
                   </w:pPr>
                   <w:r>
-                    <w:t xml:space="preserve">U∕</w:t>
-                  </w:r>
-                  <w:r>
-                    <w:t xml:space="preserve">10</w:t>
-                  </w:r>
-                  <w:r>
-                    <w:rPr>
-                      <w:vertAlign w:val="superscript"/>
-                    </w:rPr>
-                    <w:t xml:space="preserve">4</w:t>
-                  </w:r>
-                  <w:r>
-                    <w:t xml:space="preserve"> </w:t>
-                  </w:r>
-                  <w:r>
-                    <w:t xml:space="preserve">(</w:t>
-                  </w:r>
-                  <w:r>
-                    <w:t xml:space="preserve">λ</w:t>
-                  </w:r>
-                  <w:r>
-                    <w:t xml:space="preserve"> </w:t>
-                  </w:r>
-                  <w:r>
-                    <w:t xml:space="preserve">= 0)</w:t>
+                    <w:t xml:space="preserve">Always recovery</w:t>
                   </w:r>
                 </w:p>
               </w:tc>
@@ -13327,37 +14425,7 @@
                     <w:jc w:val="center"/>
                   </w:pPr>
                   <w:r>
-                    <w:t xml:space="preserve">U∕</w:t>
-                  </w:r>
-                  <w:r>
-                    <w:t xml:space="preserve">10</w:t>
-                  </w:r>
-                  <w:r>
-                    <w:rPr>
-                      <w:vertAlign w:val="superscript"/>
-                    </w:rPr>
-                    <w:t xml:space="preserve">4</w:t>
-                  </w:r>
-                  <w:r>
-                    <w:t xml:space="preserve"> </w:t>
-                  </w:r>
-                  <w:r>
-                    <w:t xml:space="preserve">(</w:t>
-                  </w:r>
-                  <w:r>
-                    <w:t xml:space="preserve">λ</w:t>
-                  </w:r>
-                  <w:r>
-                    <w:t xml:space="preserve"> </w:t>
-                  </w:r>
-                  <w:r>
-                    <w:t xml:space="preserve">= 0</w:t>
-                  </w:r>
-                  <w:r>
-                    <w:t xml:space="preserve">.</w:t>
-                  </w:r>
-                  <w:r>
-                    <w:t xml:space="preserve">5)</w:t>
+                    <w:t xml:space="preserve">Frozen safety</w:t>
                   </w:r>
                 </w:p>
               </w:tc>
@@ -13370,31 +14438,46 @@
                     <w:jc w:val="center"/>
                   </w:pPr>
                   <w:r>
-                    <w:t xml:space="preserve">U∕</w:t>
-                  </w:r>
-                  <w:r>
-                    <w:t xml:space="preserve">10</w:t>
-                  </w:r>
-                  <w:r>
-                    <w:rPr>
-                      <w:vertAlign w:val="superscript"/>
-                    </w:rPr>
-                    <w:t xml:space="preserve">4</w:t>
-                  </w:r>
-                  <w:r>
-                    <w:t xml:space="preserve"> </w:t>
-                  </w:r>
-                  <w:r>
-                    <w:t xml:space="preserve">(</w:t>
-                  </w:r>
-                  <w:r>
-                    <w:t xml:space="preserve">λ</w:t>
-                  </w:r>
-                  <w:r>
-                    <w:t xml:space="preserve"> </w:t>
-                  </w:r>
-                  <w:r>
-                    <w:t xml:space="preserve">= 2)</w:t>
+                    <w:t xml:space="preserve">Support gate</w:t>
+                  </w:r>
+                </w:p>
+              </w:tc>
+              <w:tc>
+                <w:tcPr/>
+                <w:p>
+                  <w:pPr>
+                    <w:pStyle w:val="Compact"/>
+                    <w:jc w:val="right"/>
+                    <w:jc w:val="center"/>
+                  </w:pPr>
+                  <w:r>
+                    <w:t xml:space="preserve">All-row safety</w:t>
+                  </w:r>
+                </w:p>
+              </w:tc>
+              <w:tc>
+                <w:tcPr/>
+                <w:p>
+                  <w:pPr>
+                    <w:pStyle w:val="Compact"/>
+                    <w:jc w:val="right"/>
+                    <w:jc w:val="center"/>
+                  </w:pPr>
+                  <w:r>
+                    <w:t xml:space="preserve">All-row utility</w:t>
+                  </w:r>
+                </w:p>
+              </w:tc>
+              <w:tc>
+                <w:tcPr/>
+                <w:p>
+                  <w:pPr>
+                    <w:pStyle w:val="Compact"/>
+                    <w:jc w:val="right"/>
+                    <w:jc w:val="center"/>
+                  </w:pPr>
+                  <w:r>
+                    <w:t xml:space="preserve">Two-stage utility</w:t>
                   </w:r>
                 </w:p>
               </w:tc>
@@ -13405,24 +14488,11 @@
                 <w:p>
                   <w:pPr>
                     <w:pStyle w:val="Compact"/>
-                    <w:jc w:val="left"/>
-                    <w:jc w:val="center"/>
-                  </w:pPr>
-                  <w:r>
-                    <w:t xml:space="preserve">0%</w:t>
-                  </w:r>
-                </w:p>
-              </w:tc>
-              <w:tc>
-                <w:tcPr/>
-                <w:p>
-                  <w:pPr>
-                    <w:pStyle w:val="Compact"/>
                     <w:jc w:val="right"/>
                     <w:jc w:val="center"/>
                   </w:pPr>
                   <w:r>
-                    <w:t xml:space="preserve">1.37</w:t>
+                    <w:t xml:space="preserve">1</w:t>
                   </w:r>
                 </w:p>
               </w:tc>
@@ -13435,7 +14505,7 @@
                     <w:jc w:val="center"/>
                   </w:pPr>
                   <w:r>
-                    <w:t xml:space="preserve">6.65</w:t>
+                    <w:t xml:space="preserve">0.0</w:t>
                   </w:r>
                 </w:p>
               </w:tc>
@@ -13448,7 +14518,7 @@
                     <w:jc w:val="center"/>
                   </w:pPr>
                   <w:r>
-                    <w:t xml:space="preserve">-5.27</w:t>
+                    <w:t xml:space="preserve">132.1</w:t>
                   </w:r>
                 </w:p>
               </w:tc>
@@ -13461,7 +14531,7 @@
                     <w:jc w:val="center"/>
                   </w:pPr>
                   <w:r>
-                    <w:t xml:space="preserve">-5.77</w:t>
+                    <w:t xml:space="preserve">15.8</w:t>
                   </w:r>
                 </w:p>
               </w:tc>
@@ -13474,7 +14544,46 @@
                     <w:jc w:val="center"/>
                   </w:pPr>
                   <w:r>
-                    <w:t xml:space="preserve">-7.27</w:t>
+                    <w:t xml:space="preserve">7.5</w:t>
+                  </w:r>
+                </w:p>
+              </w:tc>
+              <w:tc>
+                <w:tcPr/>
+                <w:p>
+                  <w:pPr>
+                    <w:pStyle w:val="Compact"/>
+                    <w:jc w:val="right"/>
+                    <w:jc w:val="center"/>
+                  </w:pPr>
+                  <w:r>
+                    <w:t xml:space="preserve">9.6</w:t>
+                  </w:r>
+                </w:p>
+              </w:tc>
+              <w:tc>
+                <w:tcPr/>
+                <w:p>
+                  <w:pPr>
+                    <w:pStyle w:val="Compact"/>
+                    <w:jc w:val="right"/>
+                    <w:jc w:val="center"/>
+                  </w:pPr>
+                  <w:r>
+                    <w:t xml:space="preserve">107.9</w:t>
+                  </w:r>
+                </w:p>
+              </w:tc>
+              <w:tc>
+                <w:tcPr/>
+                <w:p>
+                  <w:pPr>
+                    <w:pStyle w:val="Compact"/>
+                    <w:jc w:val="right"/>
+                    <w:jc w:val="center"/>
+                  </w:pPr>
+                  <w:r>
+                    <w:t xml:space="preserve">110.6</w:t>
                   </w:r>
                 </w:p>
               </w:tc>
@@ -13485,24 +14594,11 @@
                 <w:p>
                   <w:pPr>
                     <w:pStyle w:val="Compact"/>
-                    <w:jc w:val="left"/>
-                    <w:jc w:val="center"/>
-                  </w:pPr>
-                  <w:r>
-                    <w:t xml:space="preserve">10%</w:t>
-                  </w:r>
-                </w:p>
-              </w:tc>
-              <w:tc>
-                <w:tcPr/>
-                <w:p>
-                  <w:pPr>
-                    <w:pStyle w:val="Compact"/>
                     <w:jc w:val="right"/>
                     <w:jc w:val="center"/>
                   </w:pPr>
                   <w:r>
-                    <w:t xml:space="preserve">3.27</w:t>
+                    <w:t xml:space="preserve">2</w:t>
                   </w:r>
                 </w:p>
               </w:tc>
@@ -13515,7 +14611,7 @@
                     <w:jc w:val="center"/>
                   </w:pPr>
                   <w:r>
-                    <w:t xml:space="preserve">6.93</w:t>
+                    <w:t xml:space="preserve">0.0</w:t>
                   </w:r>
                 </w:p>
               </w:tc>
@@ -13528,7 +14624,7 @@
                     <w:jc w:val="center"/>
                   </w:pPr>
                   <w:r>
-                    <w:t xml:space="preserve">-3.67</w:t>
+                    <w:t xml:space="preserve">15.5</w:t>
                   </w:r>
                 </w:p>
               </w:tc>
@@ -13541,7 +14637,7 @@
                     <w:jc w:val="center"/>
                   </w:pPr>
                   <w:r>
-                    <w:t xml:space="preserve">-4.17</w:t>
+                    <w:t xml:space="preserve">7.5</w:t>
                   </w:r>
                 </w:p>
               </w:tc>
@@ -13554,7 +14650,46 @@
                     <w:jc w:val="center"/>
                   </w:pPr>
                   <w:r>
-                    <w:t xml:space="preserve">-5.67</w:t>
+                    <w:t xml:space="preserve">0.7</w:t>
+                  </w:r>
+                </w:p>
+              </w:tc>
+              <w:tc>
+                <w:tcPr/>
+                <w:p>
+                  <w:pPr>
+                    <w:pStyle w:val="Compact"/>
+                    <w:jc w:val="right"/>
+                    <w:jc w:val="center"/>
+                  </w:pPr>
+                  <w:r>
+                    <w:t xml:space="preserve">5.0</w:t>
+                  </w:r>
+                </w:p>
+              </w:tc>
+              <w:tc>
+                <w:tcPr/>
+                <w:p>
+                  <w:pPr>
+                    <w:pStyle w:val="Compact"/>
+                    <w:jc w:val="right"/>
+                    <w:jc w:val="center"/>
+                  </w:pPr>
+                  <w:r>
+                    <w:t xml:space="preserve">30.8</w:t>
+                  </w:r>
+                </w:p>
+              </w:tc>
+              <w:tc>
+                <w:tcPr/>
+                <w:p>
+                  <w:pPr>
+                    <w:pStyle w:val="Compact"/>
+                    <w:jc w:val="right"/>
+                    <w:jc w:val="center"/>
+                  </w:pPr>
+                  <w:r>
+                    <w:t xml:space="preserve">37.8</w:t>
                   </w:r>
                 </w:p>
               </w:tc>
@@ -13565,24 +14700,11 @@
                 <w:p>
                   <w:pPr>
                     <w:pStyle w:val="Compact"/>
-                    <w:jc w:val="left"/>
-                    <w:jc w:val="center"/>
-                  </w:pPr>
-                  <w:r>
-                    <w:t xml:space="preserve">40%</w:t>
-                  </w:r>
-                </w:p>
-              </w:tc>
-              <w:tc>
-                <w:tcPr/>
-                <w:p>
-                  <w:pPr>
-                    <w:pStyle w:val="Compact"/>
                     <w:jc w:val="right"/>
                     <w:jc w:val="center"/>
                   </w:pPr>
                   <w:r>
-                    <w:t xml:space="preserve">8.88</w:t>
+                    <w:t xml:space="preserve">5</w:t>
                   </w:r>
                 </w:p>
               </w:tc>
@@ -13595,7 +14717,7 @@
                     <w:jc w:val="center"/>
                   </w:pPr>
                   <w:r>
-                    <w:t xml:space="preserve">7.33</w:t>
+                    <w:t xml:space="preserve">0.0</w:t>
                   </w:r>
                 </w:p>
               </w:tc>
@@ -13608,7 +14730,16 @@
                     <w:jc w:val="center"/>
                   </w:pPr>
                   <w:r>
-                    <w:t xml:space="preserve">1.55</w:t>
+                    <w:t xml:space="preserve">−</w:t>
+                  </w:r>
+                  <w:r>
+                    <w:t xml:space="preserve">334</w:t>
+                  </w:r>
+                  <w:r>
+                    <w:t xml:space="preserve">.</w:t>
+                  </w:r>
+                  <w:r>
+                    <w:t xml:space="preserve">4</w:t>
                   </w:r>
                 </w:p>
               </w:tc>
@@ -13621,7 +14752,16 @@
                     <w:jc w:val="center"/>
                   </w:pPr>
                   <w:r>
-                    <w:t xml:space="preserve">1.05</w:t>
+                    <w:t xml:space="preserve">−</w:t>
+                  </w:r>
+                  <w:r>
+                    <w:t xml:space="preserve">17</w:t>
+                  </w:r>
+                  <w:r>
+                    <w:t xml:space="preserve">.</w:t>
+                  </w:r>
+                  <w:r>
+                    <w:t xml:space="preserve">6</w:t>
                   </w:r>
                 </w:p>
               </w:tc>
@@ -13634,7 +14774,82 @@
                     <w:jc w:val="center"/>
                   </w:pPr>
                   <w:r>
-                    <w:t xml:space="preserve">-0.45</w:t>
+                    <w:t xml:space="preserve">−</w:t>
+                  </w:r>
+                  <w:r>
+                    <w:t xml:space="preserve">19</w:t>
+                  </w:r>
+                  <w:r>
+                    <w:t xml:space="preserve">.</w:t>
+                  </w:r>
+                  <w:r>
+                    <w:t xml:space="preserve">7</w:t>
+                  </w:r>
+                </w:p>
+              </w:tc>
+              <w:tc>
+                <w:tcPr/>
+                <w:p>
+                  <w:pPr>
+                    <w:pStyle w:val="Compact"/>
+                    <w:jc w:val="right"/>
+                    <w:jc w:val="center"/>
+                  </w:pPr>
+                  <w:r>
+                    <w:t xml:space="preserve">−</w:t>
+                  </w:r>
+                  <w:r>
+                    <w:t xml:space="preserve">8</w:t>
+                  </w:r>
+                  <w:r>
+                    <w:t xml:space="preserve">.</w:t>
+                  </w:r>
+                  <w:r>
+                    <w:t xml:space="preserve">5</w:t>
+                  </w:r>
+                </w:p>
+              </w:tc>
+              <w:tc>
+                <w:tcPr/>
+                <w:p>
+                  <w:pPr>
+                    <w:pStyle w:val="Compact"/>
+                    <w:jc w:val="right"/>
+                    <w:jc w:val="center"/>
+                  </w:pPr>
+                  <w:r>
+                    <w:t xml:space="preserve">−</w:t>
+                  </w:r>
+                  <w:r>
+                    <w:t xml:space="preserve">20</w:t>
+                  </w:r>
+                  <w:r>
+                    <w:t xml:space="preserve">.</w:t>
+                  </w:r>
+                  <w:r>
+                    <w:t xml:space="preserve">0</w:t>
+                  </w:r>
+                </w:p>
+              </w:tc>
+              <w:tc>
+                <w:tcPr/>
+                <w:p>
+                  <w:pPr>
+                    <w:pStyle w:val="Compact"/>
+                    <w:jc w:val="right"/>
+                    <w:jc w:val="center"/>
+                  </w:pPr>
+                  <w:r>
+                    <w:t xml:space="preserve">−</w:t>
+                  </w:r>
+                  <w:r>
+                    <w:t xml:space="preserve">33</w:t>
+                  </w:r>
+                  <w:r>
+                    <w:t xml:space="preserve">.</w:t>
+                  </w:r>
+                  <w:r>
+                    <w:t xml:space="preserve">6</w:t>
                   </w:r>
                 </w:p>
               </w:tc>
@@ -13645,24 +14860,11 @@
                 <w:p>
                   <w:pPr>
                     <w:pStyle w:val="Compact"/>
-                    <w:jc w:val="left"/>
-                    <w:jc w:val="center"/>
-                  </w:pPr>
-                  <w:r>
-                    <w:t xml:space="preserve">70%</w:t>
-                  </w:r>
-                </w:p>
-              </w:tc>
-              <w:tc>
-                <w:tcPr/>
-                <w:p>
-                  <w:pPr>
-                    <w:pStyle w:val="Compact"/>
                     <w:jc w:val="right"/>
                     <w:jc w:val="center"/>
                   </w:pPr>
                   <w:r>
-                    <w:t xml:space="preserve">15.98</w:t>
+                    <w:t xml:space="preserve">10</w:t>
                   </w:r>
                 </w:p>
               </w:tc>
@@ -13675,7 +14877,7 @@
                     <w:jc w:val="center"/>
                   </w:pPr>
                   <w:r>
-                    <w:t xml:space="preserve">8.36</w:t>
+                    <w:t xml:space="preserve">0.0</w:t>
                   </w:r>
                 </w:p>
               </w:tc>
@@ -13688,7 +14890,16 @@
                     <w:jc w:val="center"/>
                   </w:pPr>
                   <w:r>
-                    <w:t xml:space="preserve">7.62</w:t>
+                    <w:t xml:space="preserve">−</w:t>
+                  </w:r>
+                  <w:r>
+                    <w:t xml:space="preserve">917</w:t>
+                  </w:r>
+                  <w:r>
+                    <w:t xml:space="preserve">.</w:t>
+                  </w:r>
+                  <w:r>
+                    <w:t xml:space="preserve">7</w:t>
                   </w:r>
                 </w:p>
               </w:tc>
@@ -13701,7 +14912,16 @@
                     <w:jc w:val="center"/>
                   </w:pPr>
                   <w:r>
-                    <w:t xml:space="preserve">7.12</w:t>
+                    <w:t xml:space="preserve">−</w:t>
+                  </w:r>
+                  <w:r>
+                    <w:t xml:space="preserve">59</w:t>
+                  </w:r>
+                  <w:r>
+                    <w:t xml:space="preserve">.</w:t>
+                  </w:r>
+                  <w:r>
+                    <w:t xml:space="preserve">4</w:t>
                   </w:r>
                 </w:p>
               </w:tc>
@@ -13714,13 +14934,88 @@
                     <w:jc w:val="center"/>
                   </w:pPr>
                   <w:r>
-                    <w:t xml:space="preserve">5.62</w:t>
+                    <w:t xml:space="preserve">−</w:t>
+                  </w:r>
+                  <w:r>
+                    <w:t xml:space="preserve">53</w:t>
+                  </w:r>
+                  <w:r>
+                    <w:t xml:space="preserve">.</w:t>
+                  </w:r>
+                  <w:r>
+                    <w:t xml:space="preserve">6</w:t>
+                  </w:r>
+                </w:p>
+              </w:tc>
+              <w:tc>
+                <w:tcPr/>
+                <w:p>
+                  <w:pPr>
+                    <w:pStyle w:val="Compact"/>
+                    <w:jc w:val="right"/>
+                    <w:jc w:val="center"/>
+                  </w:pPr>
+                  <w:r>
+                    <w:t xml:space="preserve">−</w:t>
+                  </w:r>
+                  <w:r>
+                    <w:t xml:space="preserve">31</w:t>
+                  </w:r>
+                  <w:r>
+                    <w:t xml:space="preserve">.</w:t>
+                  </w:r>
+                  <w:r>
+                    <w:t xml:space="preserve">2</w:t>
+                  </w:r>
+                </w:p>
+              </w:tc>
+              <w:tc>
+                <w:tcPr/>
+                <w:p>
+                  <w:pPr>
+                    <w:pStyle w:val="Compact"/>
+                    <w:jc w:val="right"/>
+                    <w:jc w:val="center"/>
+                  </w:pPr>
+                  <w:r>
+                    <w:t xml:space="preserve">−</w:t>
+                  </w:r>
+                  <w:r>
+                    <w:t xml:space="preserve">95</w:t>
+                  </w:r>
+                  <w:r>
+                    <w:t xml:space="preserve">.</w:t>
+                  </w:r>
+                  <w:r>
+                    <w:t xml:space="preserve">9</w:t>
+                  </w:r>
+                </w:p>
+              </w:tc>
+              <w:tc>
+                <w:tcPr/>
+                <w:p>
+                  <w:pPr>
+                    <w:pStyle w:val="Compact"/>
+                    <w:jc w:val="right"/>
+                    <w:jc w:val="center"/>
+                  </w:pPr>
+                  <w:r>
+                    <w:t xml:space="preserve">−</w:t>
+                  </w:r>
+                  <w:r>
+                    <w:t xml:space="preserve">86</w:t>
+                  </w:r>
+                  <w:r>
+                    <w:t xml:space="preserve">.</w:t>
+                  </w:r>
+                  <w:r>
+                    <w:t xml:space="preserve">0</w:t>
                   </w:r>
                 </w:p>
               </w:tc>
             </w:tr>
           </w:tbl>
-          <w:bookmarkEnd w:id="158"/>
+          <w:bookmarkEnd w:id="162"/>
           <w:p>
             <w:pPr>
               <w:spacing w:before="0" w:after="0" w:line="240" w:lineRule="auto"/>
@@ -13729,25 +15024,25 @@
         </w:tc>
       </w:tr>
     </w:tbl>
-    <w:bookmarkEnd w:id="159"/>
-    <w:bookmarkStart w:id="171" w:name="Xcd0dc3b8ec0eb85f71c87bb82dbc4853f368a63"/>
+    <w:bookmarkEnd w:id="163"/>
+    <w:bookmarkStart w:id="177" w:name="Xeff0a3ff930c32f368834c506a7690442829b67"/>
     <w:p>
       <w:pPr>
         <w:pStyle w:val="Heading4"/>
       </w:pPr>
       <w:r>
-        <w:t xml:space="preserve">4.2</w:t>
-      </w:r>
-      <w:r>
-        <w:t xml:space="preserve"> </w:t>
-      </w:r>
-      <w:r>
-        <w:t xml:space="preserve"> </w:t>
-      </w:r>
-      <w:bookmarkStart w:id="160" w:name="x1-200004.2"/>
-      <w:bookmarkEnd w:id="160"/>
-      <w:r>
-        <w:t xml:space="preserve">Sparse calibration limited selector stability</w:t>
+        <w:t xml:space="preserve">4.4</w:t>
+      </w:r>
+      <w:r>
+        <w:t xml:space="preserve"> </w:t>
+      </w:r>
+      <w:r>
+        <w:t xml:space="preserve"> </w:t>
+      </w:r>
+      <w:bookmarkStart w:id="164" w:name="x1-220004.4"/>
+      <w:bookmarkEnd w:id="164"/>
+      <w:r>
+        <w:t xml:space="preserve">Severity, affected-group, mechanism and batch transport</w:t>
       </w:r>
     </w:p>
     <w:p>
@@ -13755,55 +15050,96 @@
         <w:pStyle w:val="FirstParagraph"/>
       </w:pPr>
       <w:r>
-        <w:t xml:space="preserve">The formal Lite-CF calibration sets contained a mean of 1,861 rows, but only 89.7 were correctness</w:t>
-      </w:r>
-      <w:r>
-        <w:t xml:space="preserve"> </w:t>
-      </w:r>
-      <w:r>
-        <w:t xml:space="preserve">disagreements: 36.1 favoured PDRF and 53.6 favoured RO-PDRF-Lite. Frozen thresholds averaged 0.710</w:t>
-      </w:r>
-      <w:r>
-        <w:t xml:space="preserve"> </w:t>
-      </w:r>
-      <w:r>
-        <w:t xml:space="preserve">and ranged from 0.55 to 0.90. Across 10 repeated grouped fits per endpoint pair, mean out-of-fold</w:t>
-      </w:r>
-      <w:r>
-        <w:t xml:space="preserve"> </w:t>
-      </w:r>
-      <w:r>
-        <w:t xml:space="preserve">AUROC was 0.720 (standard deviation 0.138; range 0.327–0.954), and thresholds ranged from 0.525 to</w:t>
-      </w:r>
-      <w:r>
-        <w:t xml:space="preserve"> </w:t>
-      </w:r>
-      <w:r>
-        <w:t xml:space="preserve">0.90. Applying the prospective support gate retrospectively, only 5/10 endpoint pairs passed. A</w:t>
-      </w:r>
-      <w:r>
-        <w:t xml:space="preserve"> </w:t>
-      </w:r>
-      <w:r>
-        <w:t xml:space="preserve">descriptive gate-enforced policy therefore used recovery for 31.1% of observations, prevented 96.2% of</w:t>
-      </w:r>
-      <w:r>
-        <w:t xml:space="preserve"> </w:t>
-      </w:r>
-      <w:r>
-        <w:t xml:space="preserve">negative transfers, retained 6.6% of corrections and yielded 0.8132 macro-AUROC. The gate was added</w:t>
-      </w:r>
-      <w:r>
-        <w:t xml:space="preserve"> </w:t>
-      </w:r>
-      <w:r>
-        <w:t xml:space="preserve">after review and does not replace the frozen headline estimand; it demonstrates how unsupported fits</w:t>
-      </w:r>
-      <w:r>
-        <w:t xml:space="preserve"> </w:t>
-      </w:r>
-      <w:r>
-        <w:t xml:space="preserve">would revert to PDRF.</w:t>
+        <w:t xml:space="preserve">Selector transport was evaluated without changing endpoint architecture, endpoint training data or the</w:t>
+      </w:r>
+      <w:r>
+        <w:t xml:space="preserve"> </w:t>
+      </w:r>
+      <w:r>
+        <w:t xml:space="preserve">fixed test realization. A scale-3 conditional selector applied at test scales 1, 2 and 3 yielded equal-cost</w:t>
+      </w:r>
+      <w:r>
+        <w:t xml:space="preserve"> </w:t>
+      </w:r>
+      <w:r>
+        <w:t xml:space="preserve">utilities +4</w:t>
+      </w:r>
+      <w:r>
+        <w:t xml:space="preserve">.</w:t>
+      </w:r>
+      <w:r>
+        <w:t xml:space="preserve">0, +12</w:t>
+      </w:r>
+      <w:r>
+        <w:t xml:space="preserve">.</w:t>
+      </w:r>
+      <w:r>
+        <w:t xml:space="preserve">5 and +15</w:t>
+      </w:r>
+      <w:r>
+        <w:t xml:space="preserve">.</w:t>
+      </w:r>
+      <w:r>
+        <w:t xml:space="preserve">8, respectively. Conversely, a scale-1 selector applied at scale 3 yielded +5</w:t>
+      </w:r>
+      <w:r>
+        <w:t xml:space="preserve">.</w:t>
+      </w:r>
+      <w:r>
+        <w:t xml:space="preserve">9.</w:t>
+      </w:r>
+      <w:r>
+        <w:t xml:space="preserve"> </w:t>
+      </w:r>
+      <w:r>
+        <w:t xml:space="preserve">Across the full 3</w:t>
+      </w:r>
+      <w:r>
+        <w:t xml:space="preserve"> </w:t>
+      </w:r>
+      <w:r>
+        <w:t xml:space="preserve">×</w:t>
+      </w:r>
+      <w:r>
+        <w:t xml:space="preserve"> </w:t>
+      </w:r>
+      <w:r>
+        <w:t xml:space="preserve">3 calibration-to-test matrix, conditional-router utility ranged from +2</w:t>
+      </w:r>
+      <w:r>
+        <w:t xml:space="preserve">.</w:t>
+      </w:r>
+      <w:r>
+        <w:t xml:space="preserve">1 to +17</w:t>
+      </w:r>
+      <w:r>
+        <w:t xml:space="preserve">.</w:t>
+      </w:r>
+      <w:r>
+        <w:t xml:space="preserve">9 per</w:t>
+      </w:r>
+      <w:r>
+        <w:t xml:space="preserve"> </w:t>
+      </w:r>
+      <w:r>
+        <w:t xml:space="preserve">10,000 (Fig. </w:t>
+      </w:r>
+      <w:hyperlink w:anchor="X335558facdc38850085b660885aa2f3b0ed6078">
+        <w:r>
+          <w:rPr>
+            <w:rStyle w:val="Hyperlink"/>
+          </w:rPr>
+          <w:t xml:space="preserve">4</w:t>
+        </w:r>
+      </w:hyperlink>
+      <w:r>
+        <w:t xml:space="preserve">a). Positive means therefore did not imply severity-invariant thresholds or event</w:t>
+      </w:r>
+      <w:r>
+        <w:t xml:space="preserve"> </w:t>
+      </w:r>
+      <w:r>
+        <w:t xml:space="preserve">rates.</w:t>
       </w:r>
     </w:p>
     <w:p>
@@ -13811,109 +15147,76 @@
         <w:pStyle w:val="BodyText"/>
       </w:pPr>
       <w:r>
-        <w:t xml:space="preserve">Coefficient signs were most stable for Lite confidence (94%), base confidence (89%) and confidence</w:t>
-      </w:r>
-      <w:r>
-        <w:t xml:space="preserve"> </w:t>
-      </w:r>
-      <w:r>
-        <w:t xml:space="preserve">change (83%). Dominant-sign fractions for the entropy terms were 61–67%. Strong shrinkage</w:t>
-      </w:r>
-      <w:r>
-        <w:t xml:space="preserve"> </w:t>
-      </w:r>
-      <w:r>
-        <w:t xml:space="preserve">traded away conditional discrimination: mean out-of-fold AUROC increased from 0.690 at</w:t>
-      </w:r>
-      <w:r>
-        <w:t xml:space="preserve"> </w:t>
-      </w:r>
-      <w:r>
-        <w:t xml:space="preserve">C</w:t>
-      </w:r>
-      <w:r>
-        <w:t xml:space="preserve"> </w:t>
-      </w:r>
-      <w:r>
-        <w:t xml:space="preserve">= 0</w:t>
+        <w:t xml:space="preserve">Calibration on affected group 1 also transferred unevenly. Conditional Lite-CF prevention/retention</w:t>
+      </w:r>
+      <w:r>
+        <w:t xml:space="preserve"> </w:t>
+      </w:r>
+      <w:r>
+        <w:t xml:space="preserve">changed from 94.7%/9.7% on group 1 to 80.8%/17.8%, 93.0%/21.1% and 90.2%/17.2% on groups 2–4.</w:t>
+      </w:r>
+      <w:r>
+        <w:t xml:space="preserve"> </w:t>
+      </w:r>
+      <w:r>
+        <w:t xml:space="preserve">Equal-cost utility was +15</w:t>
       </w:r>
       <w:r>
         <w:t xml:space="preserve">.</w:t>
       </w:r>
       <w:r>
-        <w:t xml:space="preserve">01 to 0.717 at</w:t>
-      </w:r>
-      <w:r>
-        <w:t xml:space="preserve"> </w:t>
-      </w:r>
-      <w:r>
-        <w:t xml:space="preserve">C</w:t>
-      </w:r>
-      <w:r>
-        <w:t xml:space="preserve"> </w:t>
-      </w:r>
-      <w:r>
-        <w:t xml:space="preserve">= 0</w:t>
+        <w:t xml:space="preserve">8, +6</w:t>
       </w:r>
       <w:r>
         <w:t xml:space="preserve">.</w:t>
       </w:r>
       <w:r>
-        <w:t xml:space="preserve">05, 0.800 at</w:t>
-      </w:r>
-      <w:r>
-        <w:t xml:space="preserve"> </w:t>
-      </w:r>
-      <w:r>
-        <w:t xml:space="preserve">C</w:t>
-      </w:r>
-      <w:r>
-        <w:t xml:space="preserve"> </w:t>
-      </w:r>
-      <w:r>
-        <w:t xml:space="preserve">= 1 and 0.811 at</w:t>
-      </w:r>
-      <w:r>
-        <w:t xml:space="preserve"> </w:t>
-      </w:r>
-      <w:r>
-        <w:t xml:space="preserve">C</w:t>
-      </w:r>
-      <w:r>
-        <w:t xml:space="preserve"> </w:t>
-      </w:r>
-      <w:r>
-        <w:t xml:space="preserve">= 5. The prespecified</w:t>
-      </w:r>
-      <w:r>
-        <w:t xml:space="preserve"> </w:t>
-      </w:r>
-      <w:r>
-        <w:t xml:space="preserve">C</w:t>
-      </w:r>
-      <w:r>
-        <w:t xml:space="preserve"> </w:t>
-      </w:r>
-      <w:r>
-        <w:t xml:space="preserve">= 0</w:t>
+        <w:t xml:space="preserve">1, +60</w:t>
       </w:r>
       <w:r>
         <w:t xml:space="preserve">.</w:t>
       </w:r>
       <w:r>
-        <w:t xml:space="preserve">05 is</w:t>
-      </w:r>
-      <w:r>
-        <w:t xml:space="preserve"> </w:t>
-      </w:r>
-      <w:r>
-        <w:t xml:space="preserve">therefore a conservative estimation choice, not the value that maximizes calibration preference</w:t>
-      </w:r>
-      <w:r>
-        <w:t xml:space="preserve"> </w:t>
-      </w:r>
-      <w:r>
-        <w:t xml:space="preserve">AUROC.</w:t>
+        <w:t xml:space="preserve">3 and +31</w:t>
+      </w:r>
+      <w:r>
+        <w:t xml:space="preserve">.</w:t>
+      </w:r>
+      <w:r>
+        <w:t xml:space="preserve">0, but the group-2 fitted-pair interval was</w:t>
+      </w:r>
+      <w:r>
+        <w:t xml:space="preserve"> </w:t>
+      </w:r>
+      <w:r>
+        <w:t xml:space="preserve">−</w:t>
+      </w:r>
+      <w:r>
+        <w:t xml:space="preserve">16</w:t>
+      </w:r>
+      <w:r>
+        <w:t xml:space="preserve">.</w:t>
+      </w:r>
+      <w:r>
+        <w:t xml:space="preserve">3 to</w:t>
+      </w:r>
+      <w:r>
+        <w:t xml:space="preserve"> </w:t>
+      </w:r>
+      <w:r>
+        <w:t xml:space="preserve">+28</w:t>
+      </w:r>
+      <w:r>
+        <w:t xml:space="preserve">.</w:t>
+      </w:r>
+      <w:r>
+        <w:t xml:space="preserve">4. The threshold is thus not transferable merely because sensor groups share a representation</w:t>
+      </w:r>
+      <w:r>
+        <w:t xml:space="preserve"> </w:t>
+      </w:r>
+      <w:r>
+        <w:t xml:space="preserve">size.</w:t>
       </w:r>
     </w:p>
     <w:p>
@@ -13921,31 +15224,76 @@
         <w:pStyle w:val="BodyText"/>
       </w:pPr>
       <w:r>
-        <w:t xml:space="preserve">Calibration-size sensitivity showed the same boundary. Using 25%, 50%, 75% and 100%</w:t>
-      </w:r>
-      <w:r>
-        <w:t xml:space="preserve"> </w:t>
-      </w:r>
-      <w:r>
-        <w:t xml:space="preserve">of calibration groups produced pooled mean prevention of 88.7%, 91.6%, 92.4% and 93.9%,</w:t>
-      </w:r>
-      <w:r>
-        <w:t xml:space="preserve"> </w:t>
-      </w:r>
-      <w:r>
-        <w:t xml:space="preserve">respectively. Retention changed from 12.1% to 10.0%, while macro-AUROC remained near 0.81.</w:t>
-      </w:r>
-      <w:r>
-        <w:t xml:space="preserve"> </w:t>
-      </w:r>
-      <w:r>
-        <w:t xml:space="preserve">These are repeated-subsampling summaries and differ from the equal-weight 40-cell headline</w:t>
-      </w:r>
-      <w:r>
-        <w:t xml:space="preserve"> </w:t>
-      </w:r>
-      <w:r>
-        <w:t xml:space="preserve">estimand.</w:t>
+        <w:t xml:space="preserve">Leave-one-mechanism-out conditional calibration produced mean utilities +27</w:t>
+      </w:r>
+      <w:r>
+        <w:t xml:space="preserve">.</w:t>
+      </w:r>
+      <w:r>
+        <w:t xml:space="preserve">9, +10</w:t>
+      </w:r>
+      <w:r>
+        <w:t xml:space="preserve">.</w:t>
+      </w:r>
+      <w:r>
+        <w:t xml:space="preserve">4, +1</w:t>
+      </w:r>
+      <w:r>
+        <w:t xml:space="preserve">.</w:t>
+      </w:r>
+      <w:r>
+        <w:t xml:space="preserve">4 and</w:t>
+      </w:r>
+      <w:r>
+        <w:t xml:space="preserve"> </w:t>
+      </w:r>
+      <w:r>
+        <w:t xml:space="preserve">+15</w:t>
+      </w:r>
+      <w:r>
+        <w:t xml:space="preserve">.</w:t>
+      </w:r>
+      <w:r>
+        <w:t xml:space="preserve">3 on Gaussian, offset, drift and stuck-at tests, respectively. Every fitted-pair interval included zero;</w:t>
+      </w:r>
+      <w:r>
+        <w:t xml:space="preserve"> </w:t>
+      </w:r>
+      <w:r>
+        <w:t xml:space="preserve">the drift range was</w:t>
+      </w:r>
+      <w:r>
+        <w:t xml:space="preserve"> </w:t>
+      </w:r>
+      <w:r>
+        <w:t xml:space="preserve">−</w:t>
+      </w:r>
+      <w:r>
+        <w:t xml:space="preserve">41</w:t>
+      </w:r>
+      <w:r>
+        <w:t xml:space="preserve">.</w:t>
+      </w:r>
+      <w:r>
+        <w:t xml:space="preserve">8 to +20</w:t>
+      </w:r>
+      <w:r>
+        <w:t xml:space="preserve">.</w:t>
+      </w:r>
+      <w:r>
+        <w:t xml:space="preserve">9. Gaussian-only calibration and 70%-dominant calibration mixtures</w:t>
+      </w:r>
+      <w:r>
+        <w:t xml:space="preserve"> </w:t>
+      </w:r>
+      <w:r>
+        <w:t xml:space="preserve">likewise changed mechanism-specific prevention, retention and utility. These audits support the</w:t>
+      </w:r>
+      <w:r>
+        <w:t xml:space="preserve"> </w:t>
+      </w:r>
+      <w:r>
+        <w:t xml:space="preserve">prospective support gate rather than a universal selector.</w:t>
       </w:r>
     </w:p>
     <w:p>
@@ -13953,343 +15301,27 @@
         <w:pStyle w:val="BodyText"/>
       </w:pPr>
       <w:r>
-        <w:t xml:space="preserve">The all-row three-outcome model and shallow tree did not dominate Lite-CF. Legacy Full-endpoint</w:t>
-      </w:r>
-      <w:r>
-        <w:t xml:space="preserve"> </w:t>
-      </w:r>
-      <w:r>
-        <w:t xml:space="preserve">transport, staged-cascade, scalar-rule and correctness-opportunity comparisons likewise exposed</w:t>
-      </w:r>
-      <w:r>
-        <w:t xml:space="preserve"> </w:t>
-      </w:r>
-      <w:r>
-        <w:t xml:space="preserve">unresolved trade-offs among safety, recovery, ranking and compute. Their complete estimands and</w:t>
-      </w:r>
-      <w:r>
-        <w:t xml:space="preserve"> </w:t>
-      </w:r>
-      <w:r>
-        <w:t xml:space="preserve">tables are moved to the Supplementary Information so that the primary chain remains the</w:t>
-      </w:r>
-      <w:r>
-        <w:t xml:space="preserve"> </w:t>
-      </w:r>
-      <w:r>
-        <w:t xml:space="preserve">PDRF–RO-PDRF-Lite–Lite-CF comparison.</w:t>
-      </w:r>
-    </w:p>
-    <w:bookmarkStart w:id="165" w:name="x1-200013"/>
-    <w:p>
-      <w:pPr>
-        <w:jc w:val="center"/>
-      </w:pPr>
-      <w:r>
-        <w:drawing>
-          <wp:inline>
-            <wp:extent cx="5715000" cy="4297956"/>
-            <wp:docPr id="172" name="Picture 172"/>
-            <wp:cNvGraphicFramePr>
-              <a:graphicFrameLocks noChangeAspect="1"/>
-            </wp:cNvGraphicFramePr>
-            <a:graphic>
-              <a:graphicData uri="http://schemas.openxmlformats.org/drawingml/2006/picture">
-                <pic:pic>
-                  <pic:nvPicPr>
-                    <pic:cNvPr id="0" name="figure_cee_q1_tradeoff.png"/>
-                    <pic:cNvPicPr/>
-                  </pic:nvPicPr>
-                  <pic:blipFill>
-                    <a:blip r:embed="rId11"/>
-                    <a:stretch>
-                      <a:fillRect/>
-                    </a:stretch>
-                  </pic:blipFill>
-                  <pic:spPr>
-                    <a:xfrm>
-                      <a:off x="0" y="0"/>
-                      <a:ext cx="5715000" cy="4297956"/>
-                    </a:xfrm>
-                    <a:prstGeom prst="rect"/>
-                  </pic:spPr>
-                </pic:pic>
-              </a:graphicData>
-            </a:graphic>
-          </wp:inline>
-        </w:drawing>
-      </w:r>
-    </w:p>
-    <w:p>
-      <w:pPr>
-        <w:pStyle w:val="ImageCaption"/>
-      </w:pPr>
-      <w:r>
-        <w:t xml:space="preserve">Figure 3:</w:t>
-      </w:r>
-      <w:r>
-        <w:t xml:space="preserve"> </w:t>
-      </w:r>
-      <w:r>
-        <w:t xml:space="preserve">Primary safety, mechanism and calibration evidence. a</w:t>
-      </w:r>
-      <w:r>
-        <w:t xml:space="preserve">, negative-transfer</w:t>
-      </w:r>
-      <w:r>
-        <w:t xml:space="preserve"> </w:t>
-      </w:r>
-      <w:r>
-        <w:t xml:space="preserve">prevention versus recovery retention for PDRF, unconditional RO-PDRF-Lite and Lite-CF on the</w:t>
-      </w:r>
-      <w:r>
-        <w:t xml:space="preserve"> </w:t>
-      </w:r>
-      <w:r>
-        <w:t xml:space="preserve">strict subset; marker area scales with mean forward passes.</w:t>
-      </w:r>
-      <w:r>
-        <w:t xml:space="preserve"> </w:t>
-      </w:r>
-      <w:r>
-        <w:t xml:space="preserve">b</w:t>
-      </w:r>
-      <w:r>
-        <w:t xml:space="preserve">, Lite-CF minus PDRF macro-AUROC</w:t>
-      </w:r>
-      <w:r>
-        <w:t xml:space="preserve"> </w:t>
-      </w:r>
-      <w:r>
-        <w:t xml:space="preserve">with each mechanism held fixed; bars are paired 95% Student-</w:t>
-      </w:r>
-      <w:r>
-        <w:t xml:space="preserve">t</w:t>
-      </w:r>
-      <w:r>
-        <w:t xml:space="preserve"> </w:t>
-      </w:r>
-      <w:r>
-        <w:t xml:space="preserve">intervals across 10 fitted model</w:t>
-      </w:r>
-      <w:r>
-        <w:t xml:space="preserve"> </w:t>
-      </w:r>
-      <w:r>
-        <w:t xml:space="preserve">pairs on the present fixed test set.</w:t>
-      </w:r>
-      <w:r>
-        <w:t xml:space="preserve"> </w:t>
-      </w:r>
-      <w:r>
-        <w:t xml:space="preserve">c</w:t>
-      </w:r>
-      <w:r>
-        <w:t xml:space="preserve">, net utility per 10,000 strict observations with</w:t>
-      </w:r>
-      <w:r>
-        <w:t xml:space="preserve"> </w:t>
-      </w:r>
-      <w:r>
-        <w:t xml:space="preserve">λ</w:t>
-      </w:r>
-      <w:r>
-        <w:t xml:space="preserve"> </w:t>
-      </w:r>
-      <w:r>
-        <w:t xml:space="preserve">= 0</w:t>
-      </w:r>
-      <w:r>
-        <w:t xml:space="preserve">.</w:t>
-      </w:r>
-      <w:r>
-        <w:t xml:space="preserve">5</w:t>
-      </w:r>
-      <w:r>
-        <w:t xml:space="preserve"> </w:t>
-      </w:r>
-      <w:r>
-        <w:t xml:space="preserve">correction-equivalents per 10,000 for each extra pass; the inset enlarges the PDRF–Lite-CF range</w:t>
-      </w:r>
-      <w:r>
-        <w:t xml:space="preserve"> </w:t>
-      </w:r>
-      <w:r>
-        <w:t xml:space="preserve">hidden by unconditional recovery at high harm cost.</w:t>
-      </w:r>
-      <w:r>
-        <w:t xml:space="preserve"> </w:t>
-      </w:r>
-      <w:r>
-        <w:t xml:space="preserve">d</w:t>
-      </w:r>
-      <w:r>
-        <w:t xml:space="preserve">, repeated calibration-group subsampling;</w:t>
-      </w:r>
-      <w:r>
-        <w:t xml:space="preserve"> </w:t>
-      </w:r>
-      <w:r>
-        <w:t xml:space="preserve">bars show 95% intervals over seed–repeat summaries.</w:t>
-      </w:r>
-    </w:p>
-    <w:bookmarkEnd w:id="165"/>
-    <w:bookmarkStart w:id="170" w:name="x1-200024"/>
-    <w:p>
-      <w:pPr>
-        <w:jc w:val="center"/>
-      </w:pPr>
-      <w:r>
-        <w:drawing>
-          <wp:inline>
-            <wp:extent cx="5715000" cy="4692683"/>
-            <wp:docPr id="173" name="Picture 173"/>
-            <wp:cNvGraphicFramePr>
-              <a:graphicFrameLocks noChangeAspect="1"/>
-            </wp:cNvGraphicFramePr>
-            <a:graphic>
-              <a:graphicData uri="http://schemas.openxmlformats.org/drawingml/2006/picture">
-                <pic:pic>
-                  <pic:nvPicPr>
-                    <pic:cNvPr id="0" name="figure_cee_q1_stability_calibration.png"/>
-                    <pic:cNvPicPr/>
-                  </pic:nvPicPr>
-                  <pic:blipFill>
-                    <a:blip r:embed="rId12"/>
-                    <a:stretch>
-                      <a:fillRect/>
-                    </a:stretch>
-                  </pic:blipFill>
-                  <pic:spPr>
-                    <a:xfrm>
-                      <a:off x="0" y="0"/>
-                      <a:ext cx="5715000" cy="4692683"/>
-                    </a:xfrm>
-                    <a:prstGeom prst="rect"/>
-                  </pic:spPr>
-                </pic:pic>
-              </a:graphicData>
-            </a:graphic>
-          </wp:inline>
-        </w:drawing>
-      </w:r>
-    </w:p>
-    <w:p>
-      <w:pPr>
-        <w:pStyle w:val="ImageCaption"/>
-      </w:pPr>
-      <w:r>
-        <w:t xml:space="preserve">Figure 4:</w:t>
-      </w:r>
-      <w:r>
-        <w:t xml:space="preserve"> </w:t>
-      </w:r>
-      <w:r>
-        <w:t xml:space="preserve">Selector stability and final probability quality. a</w:t>
-      </w:r>
-      <w:r>
-        <w:t xml:space="preserve">, seed-wise out-of-fold preference</w:t>
-      </w:r>
-      <w:r>
-        <w:t xml:space="preserve"> </w:t>
-      </w:r>
-      <w:r>
-        <w:t xml:space="preserve">AUROC and threshold distributions across 100 repeated grouped fits.</w:t>
-      </w:r>
-      <w:r>
-        <w:t xml:space="preserve"> </w:t>
-      </w:r>
-      <w:r>
-        <w:t xml:space="preserve">b</w:t>
-      </w:r>
-      <w:r>
-        <w:t xml:space="preserve">, median standardized</w:t>
-      </w:r>
-      <w:r>
-        <w:t xml:space="preserve"> </w:t>
-      </w:r>
-      <w:r>
-        <w:t xml:space="preserve">Lite-CF coefficient with interquartile range; percentages are dominant-sign frequencies.</w:t>
-      </w:r>
-      <w:r>
-        <w:t xml:space="preserve"> </w:t>
-      </w:r>
-      <w:r>
-        <w:t xml:space="preserve">c</w:t>
-      </w:r>
-      <w:r>
-        <w:t xml:space="preserve">, reliability</w:t>
-      </w:r>
-      <w:r>
-        <w:t xml:space="preserve"> </w:t>
-      </w:r>
-      <w:r>
-        <w:t xml:space="preserve">curves lie predominantly below the identity line, showing substantial overconfidence for all</w:t>
-      </w:r>
-      <w:r>
-        <w:t xml:space="preserve"> </w:t>
-      </w:r>
-      <w:r>
-        <w:t xml:space="preserve">three outputs.</w:t>
-      </w:r>
-      <w:r>
-        <w:t xml:space="preserve"> </w:t>
-      </w:r>
-      <w:r>
-        <w:t xml:space="preserve">d</w:t>
-      </w:r>
-      <w:r>
-        <w:t xml:space="preserve">, negative log-likelihood and 15-bin expected calibration error after separating</w:t>
-      </w:r>
-      <w:r>
-        <w:t xml:space="preserve"> </w:t>
-      </w:r>
-      <w:r>
-        <w:t xml:space="preserve">endpoint-class agreement from disagreement. Lite-CF emits one temperature-scaled endpoint</w:t>
-      </w:r>
-      <w:r>
-        <w:t xml:space="preserve"> </w:t>
-      </w:r>
-      <w:r>
-        <w:t xml:space="preserve">vector, not a mixture; no post-routing recalibration is fitted.</w:t>
-      </w:r>
-    </w:p>
-    <w:bookmarkEnd w:id="170"/>
-    <w:bookmarkEnd w:id="171"/>
-    <w:bookmarkStart w:id="175" w:name="hydraulic-singlerig-sensitivity-boundary"/>
-    <w:p>
-      <w:pPr>
-        <w:pStyle w:val="Heading4"/>
-      </w:pPr>
-      <w:r>
-        <w:t xml:space="preserve">4.3</w:t>
-      </w:r>
-      <w:r>
-        <w:t xml:space="preserve"> </w:t>
-      </w:r>
-      <w:r>
-        <w:t xml:space="preserve"> </w:t>
-      </w:r>
-      <w:bookmarkStart w:id="172" w:name="x1-210004.3"/>
-      <w:bookmarkEnd w:id="172"/>
-      <w:r>
-        <w:t xml:space="preserve">Hydraulic single-rig sensitivity boundary</w:t>
-      </w:r>
-    </w:p>
-    <w:p>
-      <w:pPr>
-        <w:pStyle w:val="FirstParagraph"/>
-      </w:pPr>
-      <w:r>
-        <w:t xml:space="preserve">The guarded hydraulic analysis used four native component-condition tasks and controlled pressure- and</w:t>
-      </w:r>
-      <w:r>
-        <w:t xml:space="preserve"> </w:t>
-      </w:r>
-      <w:r>
-        <w:t xml:space="preserve">vibration-group faults (Table </w:t>
-      </w:r>
-      <w:hyperlink w:anchor="X45e500bf76319deafd380e83f5a256d74d47ef3">
+        <w:t xml:space="preserve">Batch composition materially changed the aggregate. The 91/165/1,180 strict observations in Batches</w:t>
+      </w:r>
+      <w:r>
+        <w:t xml:space="preserve"> </w:t>
+      </w:r>
+      <w:r>
+        <w:t xml:space="preserve">8/9/10 make the observation-weighted result predominantly a Batch 10 result. Frozen Lite-CF</w:t>
+      </w:r>
+      <w:r>
+        <w:t xml:space="preserve"> </w:t>
+      </w:r>
+      <w:r>
+        <w:t xml:space="preserve">macro-AUROC was 0.8151 overall, 0.8574 under equal batch weight, 0.8022 in the worst batch, 0.8747 in</w:t>
+      </w:r>
+      <w:r>
+        <w:t xml:space="preserve"> </w:t>
+      </w:r>
+      <w:r>
+        <w:t xml:space="preserve">pooled Batches 8–9 and 0.8022 in Batch 10 (Table </w:t>
+      </w:r>
+      <w:hyperlink w:anchor="X093cc1c4b1b5c384d21af77a3e4c6e9483c2b61">
         <w:r>
           <w:rPr>
             <w:rStyle w:val="Hyperlink"/>
@@ -14298,101 +15330,60 @@
         </w:r>
       </w:hyperlink>
       <w:r>
-        <w:t xml:space="preserve">). RO-PDRF-Full exceeded recovery-objective-matched RO-CAGF in six of</w:t>
-      </w:r>
-      <w:r>
-        <w:t xml:space="preserve"> </w:t>
-      </w:r>
-      <w:r>
-        <w:t xml:space="preserve">eight task–fault conditions. The mean difference was +0</w:t>
+        <w:t xml:space="preserve">). Support-gated equal-cost utility was +7</w:t>
       </w:r>
       <w:r>
         <w:t xml:space="preserve">.</w:t>
       </w:r>
       <w:r>
-        <w:t xml:space="preserve">015, but the task–fault–seed hierarchical interval</w:t>
-      </w:r>
-      <w:r>
-        <w:t xml:space="preserve"> </w:t>
-      </w:r>
-      <w:r>
-        <w:t xml:space="preserve">(</w:t>
+        <w:t xml:space="preserve">5 overall</w:t>
+      </w:r>
+      <w:r>
+        <w:t xml:space="preserve"> </w:t>
+      </w:r>
+      <w:r>
+        <w:t xml:space="preserve">but</w:t>
+      </w:r>
+      <w:r>
+        <w:t xml:space="preserve"> </w:t>
       </w:r>
       <w:r>
         <w:t xml:space="preserve">−</w:t>
       </w:r>
       <w:r>
-        <w:t xml:space="preserve">0</w:t>
+        <w:t xml:space="preserve">2</w:t>
       </w:r>
       <w:r>
         <w:t xml:space="preserve">.</w:t>
       </w:r>
       <w:r>
-        <w:t xml:space="preserve">006 to +0</w:t>
-      </w:r>
-      <w:r>
-        <w:t xml:space="preserve">.</w:t>
-      </w:r>
-      <w:r>
-        <w:t xml:space="preserve">036) included zero. Performance ranged from near ceiling for cooler (RO-PDRF-Full</w:t>
-      </w:r>
-      <w:r>
-        <w:t xml:space="preserve"> </w:t>
-      </w:r>
-      <w:r>
-        <w:t xml:space="preserve">macro-AUROC 0.996) to near chance for pump and accumulator (0.528 and 0.487), limiting architecture</w:t>
-      </w:r>
-      <w:r>
-        <w:t xml:space="preserve"> </w:t>
-      </w:r>
-      <w:r>
-        <w:t xml:space="preserve">interpretation on the latter tasks.</w:t>
+        <w:t xml:space="preserve">5 in the worst batch. The complete mechanism</w:t>
+      </w:r>
+      <w:r>
+        <w:t xml:space="preserve">×</w:t>
+      </w:r>
+      <w:r>
+        <w:t xml:space="preserve">batch</w:t>
+      </w:r>
+      <w:r>
+        <w:t xml:space="preserve">×</w:t>
+      </w:r>
+      <w:r>
+        <w:t xml:space="preserve">method file reports opportunities and all</w:t>
+      </w:r>
+      <w:r>
+        <w:t xml:space="preserve"> </w:t>
+      </w:r>
+      <w:r>
+        <w:t xml:space="preserve">seven requested outcomes for each fitted pair.</w:t>
       </w:r>
     </w:p>
     <w:p>
       <w:pPr>
         <w:pStyle w:val="BodyText"/>
       </w:pPr>
-      <w:r>
-        <w:t xml:space="preserve">The earlier random-stratified split yielded a larger mean difference (+0</w:t>
-      </w:r>
-      <w:r>
-        <w:t xml:space="preserve">.</w:t>
-      </w:r>
-      <w:r>
-        <w:t xml:space="preserve">044), indicating optimistic</w:t>
-      </w:r>
-      <w:r>
-        <w:t xml:space="preserve"> </w:t>
-      </w:r>
-      <w:r>
-        <w:t xml:space="preserve">adjacent-cycle allocation. Guard bands reduced direct adjacency but did not create independent devices.</w:t>
-      </w:r>
-      <w:r>
-        <w:t xml:space="preserve"> </w:t>
-      </w:r>
-      <w:r>
-        <w:t xml:space="preserve">No-interpolation and random-split results are therefore supplementary sensitivity evidence;</w:t>
-      </w:r>
-      <w:r>
-        <w:t xml:space="preserve"> </w:t>
-      </w:r>
-      <w:r>
-        <w:t xml:space="preserve">the main result supports single-rig platform-internal robustness, not a general architecture</w:t>
-      </w:r>
-      <w:r>
-        <w:t xml:space="preserve"> </w:t>
-      </w:r>
-      <w:r>
-        <w:t xml:space="preserve">ranking.</w:t>
-      </w:r>
-    </w:p>
-    <w:p>
-      <w:pPr>
-        <w:pStyle w:val="BodyText"/>
-      </w:pPr>
-      <w:bookmarkStart w:id="173" w:name="x1-210018"/>
-      <w:bookmarkEnd w:id="173"/>
+      <w:bookmarkStart w:id="165" w:name="x1-220018"/>
+      <w:bookmarkEnd w:id="165"/>
     </w:p>
     <w:p>
       <w:pPr>
@@ -14407,37 +15398,31 @@
         <w:t xml:space="preserve"> </w:t>
       </w:r>
       <w:r>
-        <w:t xml:space="preserve">Hydraulic single-rig sensitivity analysis.</w:t>
-      </w:r>
-      <w:r>
-        <w:t xml:space="preserve"> </w:t>
-      </w:r>
-      <w:r>
-        <w:t xml:space="preserve">Guarded-block affected-subset macro-AUROC values are means</w:t>
-      </w:r>
-      <w:r>
-        <w:t xml:space="preserve"> </w:t>
-      </w:r>
-      <w:r>
-        <w:t xml:space="preserve">±</w:t>
-      </w:r>
-      <w:r>
-        <w:t xml:space="preserve"> </w:t>
-      </w:r>
-      <w:r>
-        <w:t xml:space="preserve">standard deviations across five</w:t>
-      </w:r>
-      <w:r>
-        <w:t xml:space="preserve"> </w:t>
-      </w:r>
-      <w:r>
-        <w:t xml:space="preserve">matched seeds. The eight task–fault rows are conditions from one rig, not independent devices; the</w:t>
-      </w:r>
-      <w:r>
-        <w:t xml:space="preserve"> </w:t>
-      </w:r>
-      <w:r>
-        <w:t xml:space="preserve">earlier random-stratified results are supplementary sensitivity evidence.</w:t>
+        <w:t xml:space="preserve">Batch-aware strict-set macro-AUROC.</w:t>
+      </w:r>
+      <w:r>
+        <w:t xml:space="preserve"> </w:t>
+      </w:r>
+      <w:r>
+        <w:t xml:space="preserve">Overall values pool observations within each</w:t>
+      </w:r>
+      <w:r>
+        <w:t xml:space="preserve"> </w:t>
+      </w:r>
+      <w:r>
+        <w:t xml:space="preserve">fixed mechanism–fitted-pair cell; equal-batch values give Batches 8, 9 and 10 equal weight; worst</w:t>
+      </w:r>
+      <w:r>
+        <w:t xml:space="preserve"> </w:t>
+      </w:r>
+      <w:r>
+        <w:t xml:space="preserve">batch is the minimum batch mean. Batches 8–9 are pooled and compared with Batch 10. These</w:t>
+      </w:r>
+      <w:r>
+        <w:t xml:space="preserve"> </w:t>
+      </w:r>
+      <w:r>
+        <w:t xml:space="preserve">are summaries of one fixed instrument, not temporal-population intervals.</w:t>
       </w:r>
     </w:p>
     <w:tbl>
@@ -14458,7 +15443,1357 @@
         </w:trPr>
         <w:tc>
           <w:tcPr/>
-          <w:bookmarkStart w:id="174" w:name="TBL-9"/>
+          <w:bookmarkStart w:id="166" w:name="TBL-9"/>
+          <w:tbl>
+            <w:tblPr>
+              <w:tblStyle w:val="Table"/>
+              <w:tblW w:type="auto" w:w="0"/>
+              <w:tblLook w:firstRow="0" w:lastRow="0" w:firstColumn="0" w:lastColumn="0" w:noHBand="0" w:noVBand="0" w:val="0000"/>
+            </w:tblPr>
+            <w:tblGrid>
+              <w:gridCol w:w="1320"/>
+              <w:gridCol w:w="1320"/>
+              <w:gridCol w:w="1320"/>
+              <w:gridCol w:w="1320"/>
+              <w:gridCol w:w="1320"/>
+              <w:gridCol w:w="1320"/>
+            </w:tblGrid>
+            <w:tr>
+              <w:tc>
+                <w:tcPr/>
+                <w:p>
+                  <w:pPr>
+                    <w:pStyle w:val="Compact"/>
+                    <w:jc w:val="left"/>
+                    <w:jc w:val="center"/>
+                  </w:pPr>
+                  <w:r>
+                    <w:t xml:space="preserve">Policy</w:t>
+                  </w:r>
+                </w:p>
+              </w:tc>
+              <w:tc>
+                <w:tcPr/>
+                <w:p>
+                  <w:pPr>
+                    <w:pStyle w:val="Compact"/>
+                    <w:jc w:val="right"/>
+                    <w:jc w:val="center"/>
+                  </w:pPr>
+                  <w:r>
+                    <w:t xml:space="preserve">Overall</w:t>
+                  </w:r>
+                </w:p>
+              </w:tc>
+              <w:tc>
+                <w:tcPr/>
+                <w:p>
+                  <w:pPr>
+                    <w:pStyle w:val="Compact"/>
+                    <w:jc w:val="right"/>
+                    <w:jc w:val="center"/>
+                  </w:pPr>
+                  <w:r>
+                    <w:t xml:space="preserve">Equal-batch</w:t>
+                  </w:r>
+                </w:p>
+              </w:tc>
+              <w:tc>
+                <w:tcPr/>
+                <w:p>
+                  <w:pPr>
+                    <w:pStyle w:val="Compact"/>
+                    <w:jc w:val="right"/>
+                    <w:jc w:val="center"/>
+                  </w:pPr>
+                  <w:r>
+                    <w:t xml:space="preserve">Worst batch</w:t>
+                  </w:r>
+                </w:p>
+              </w:tc>
+              <w:tc>
+                <w:tcPr/>
+                <w:p>
+                  <w:pPr>
+                    <w:pStyle w:val="Compact"/>
+                    <w:jc w:val="right"/>
+                    <w:jc w:val="center"/>
+                  </w:pPr>
+                  <w:r>
+                    <w:t xml:space="preserve">Batches 8–9</w:t>
+                  </w:r>
+                </w:p>
+              </w:tc>
+              <w:tc>
+                <w:tcPr/>
+                <w:p>
+                  <w:pPr>
+                    <w:pStyle w:val="Compact"/>
+                    <w:jc w:val="right"/>
+                    <w:jc w:val="center"/>
+                  </w:pPr>
+                  <w:r>
+                    <w:t xml:space="preserve">Batch 10</w:t>
+                  </w:r>
+                </w:p>
+              </w:tc>
+            </w:tr>
+            <w:tr>
+              <w:tc>
+                <w:tcPr/>
+                <w:p>
+                  <w:pPr>
+                    <w:pStyle w:val="Compact"/>
+                    <w:jc w:val="left"/>
+                    <w:jc w:val="center"/>
+                  </w:pPr>
+                  <w:r>
+                    <w:t xml:space="preserve">Always PDRF</w:t>
+                  </w:r>
+                </w:p>
+              </w:tc>
+              <w:tc>
+                <w:tcPr/>
+                <w:p>
+                  <w:pPr>
+                    <w:pStyle w:val="Compact"/>
+                    <w:jc w:val="right"/>
+                    <w:jc w:val="center"/>
+                  </w:pPr>
+                  <w:r>
+                    <w:t xml:space="preserve">0.8115</w:t>
+                  </w:r>
+                </w:p>
+              </w:tc>
+              <w:tc>
+                <w:tcPr/>
+                <w:p>
+                  <w:pPr>
+                    <w:pStyle w:val="Compact"/>
+                    <w:jc w:val="right"/>
+                    <w:jc w:val="center"/>
+                  </w:pPr>
+                  <w:r>
+                    <w:t xml:space="preserve">0.8528</w:t>
+                  </w:r>
+                </w:p>
+              </w:tc>
+              <w:tc>
+                <w:tcPr/>
+                <w:p>
+                  <w:pPr>
+                    <w:pStyle w:val="Compact"/>
+                    <w:jc w:val="right"/>
+                    <w:jc w:val="center"/>
+                  </w:pPr>
+                  <w:r>
+                    <w:t xml:space="preserve">0.7990</w:t>
+                  </w:r>
+                </w:p>
+              </w:tc>
+              <w:tc>
+                <w:tcPr/>
+                <w:p>
+                  <w:pPr>
+                    <w:pStyle w:val="Compact"/>
+                    <w:jc w:val="right"/>
+                    <w:jc w:val="center"/>
+                  </w:pPr>
+                  <w:r>
+                    <w:t xml:space="preserve">0.8689</w:t>
+                  </w:r>
+                </w:p>
+              </w:tc>
+              <w:tc>
+                <w:tcPr/>
+                <w:p>
+                  <w:pPr>
+                    <w:pStyle w:val="Compact"/>
+                    <w:jc w:val="right"/>
+                    <w:jc w:val="center"/>
+                  </w:pPr>
+                  <w:r>
+                    <w:t xml:space="preserve">0.7990</w:t>
+                  </w:r>
+                </w:p>
+              </w:tc>
+            </w:tr>
+            <w:tr>
+              <w:tc>
+                <w:tcPr/>
+                <w:p>
+                  <w:pPr>
+                    <w:pStyle w:val="Compact"/>
+                    <w:jc w:val="left"/>
+                    <w:jc w:val="center"/>
+                  </w:pPr>
+                  <w:r>
+                    <w:t xml:space="preserve">Always RO-PDRF-Lite</w:t>
+                  </w:r>
+                </w:p>
+              </w:tc>
+              <w:tc>
+                <w:tcPr/>
+                <w:p>
+                  <w:pPr>
+                    <w:pStyle w:val="Compact"/>
+                    <w:jc w:val="right"/>
+                    <w:jc w:val="center"/>
+                  </w:pPr>
+                  <w:r>
+                    <w:t xml:space="preserve">0.8175</w:t>
+                  </w:r>
+                </w:p>
+              </w:tc>
+              <w:tc>
+                <w:tcPr/>
+                <w:p>
+                  <w:pPr>
+                    <w:pStyle w:val="Compact"/>
+                    <w:jc w:val="right"/>
+                    <w:jc w:val="center"/>
+                  </w:pPr>
+                  <w:r>
+                    <w:t xml:space="preserve">0.8607</w:t>
+                  </w:r>
+                </w:p>
+              </w:tc>
+              <w:tc>
+                <w:tcPr/>
+                <w:p>
+                  <w:pPr>
+                    <w:pStyle w:val="Compact"/>
+                    <w:jc w:val="right"/>
+                    <w:jc w:val="center"/>
+                  </w:pPr>
+                  <w:r>
+                    <w:t xml:space="preserve">0.8044</w:t>
+                  </w:r>
+                </w:p>
+              </w:tc>
+              <w:tc>
+                <w:tcPr/>
+                <w:p>
+                  <w:pPr>
+                    <w:pStyle w:val="Compact"/>
+                    <w:jc w:val="right"/>
+                    <w:jc w:val="center"/>
+                  </w:pPr>
+                  <w:r>
+                    <w:t xml:space="preserve">0.8780</w:t>
+                  </w:r>
+                </w:p>
+              </w:tc>
+              <w:tc>
+                <w:tcPr/>
+                <w:p>
+                  <w:pPr>
+                    <w:pStyle w:val="Compact"/>
+                    <w:jc w:val="right"/>
+                    <w:jc w:val="center"/>
+                  </w:pPr>
+                  <w:r>
+                    <w:t xml:space="preserve">0.8044</w:t>
+                  </w:r>
+                </w:p>
+              </w:tc>
+            </w:tr>
+            <w:tr>
+              <w:tc>
+                <w:tcPr/>
+                <w:p>
+                  <w:pPr>
+                    <w:pStyle w:val="Compact"/>
+                    <w:jc w:val="left"/>
+                    <w:jc w:val="center"/>
+                  </w:pPr>
+                  <w:r>
+                    <w:t xml:space="preserve">Frozen Lite-CF</w:t>
+                  </w:r>
+                </w:p>
+              </w:tc>
+              <w:tc>
+                <w:tcPr/>
+                <w:p>
+                  <w:pPr>
+                    <w:pStyle w:val="Compact"/>
+                    <w:jc w:val="right"/>
+                    <w:jc w:val="center"/>
+                  </w:pPr>
+                  <w:r>
+                    <w:t xml:space="preserve">0.8151</w:t>
+                  </w:r>
+                </w:p>
+              </w:tc>
+              <w:tc>
+                <w:tcPr/>
+                <w:p>
+                  <w:pPr>
+                    <w:pStyle w:val="Compact"/>
+                    <w:jc w:val="right"/>
+                    <w:jc w:val="center"/>
+                  </w:pPr>
+                  <w:r>
+                    <w:t xml:space="preserve">0.8574</w:t>
+                  </w:r>
+                </w:p>
+              </w:tc>
+              <w:tc>
+                <w:tcPr/>
+                <w:p>
+                  <w:pPr>
+                    <w:pStyle w:val="Compact"/>
+                    <w:jc w:val="right"/>
+                    <w:jc w:val="center"/>
+                  </w:pPr>
+                  <w:r>
+                    <w:t xml:space="preserve">0.8022</w:t>
+                  </w:r>
+                </w:p>
+              </w:tc>
+              <w:tc>
+                <w:tcPr/>
+                <w:p>
+                  <w:pPr>
+                    <w:pStyle w:val="Compact"/>
+                    <w:jc w:val="right"/>
+                    <w:jc w:val="center"/>
+                  </w:pPr>
+                  <w:r>
+                    <w:t xml:space="preserve">0.8747</w:t>
+                  </w:r>
+                </w:p>
+              </w:tc>
+              <w:tc>
+                <w:tcPr/>
+                <w:p>
+                  <w:pPr>
+                    <w:pStyle w:val="Compact"/>
+                    <w:jc w:val="right"/>
+                    <w:jc w:val="center"/>
+                  </w:pPr>
+                  <w:r>
+                    <w:t xml:space="preserve">0.8022</w:t>
+                  </w:r>
+                </w:p>
+              </w:tc>
+            </w:tr>
+            <w:tr>
+              <w:tc>
+                <w:tcPr/>
+                <w:p>
+                  <w:pPr>
+                    <w:pStyle w:val="Compact"/>
+                    <w:jc w:val="left"/>
+                    <w:jc w:val="center"/>
+                  </w:pPr>
+                  <w:r>
+                    <w:t xml:space="preserve">Prospective support gate</w:t>
+                  </w:r>
+                </w:p>
+              </w:tc>
+              <w:tc>
+                <w:tcPr/>
+                <w:p>
+                  <w:pPr>
+                    <w:pStyle w:val="Compact"/>
+                    <w:jc w:val="right"/>
+                    <w:jc w:val="center"/>
+                  </w:pPr>
+                  <w:r>
+                    <w:t xml:space="preserve">0.8132</w:t>
+                  </w:r>
+                </w:p>
+              </w:tc>
+              <w:tc>
+                <w:tcPr/>
+                <w:p>
+                  <w:pPr>
+                    <w:pStyle w:val="Compact"/>
+                    <w:jc w:val="right"/>
+                    <w:jc w:val="center"/>
+                  </w:pPr>
+                  <w:r>
+                    <w:t xml:space="preserve">0.8550</w:t>
+                  </w:r>
+                </w:p>
+              </w:tc>
+              <w:tc>
+                <w:tcPr/>
+                <w:p>
+                  <w:pPr>
+                    <w:pStyle w:val="Compact"/>
+                    <w:jc w:val="right"/>
+                    <w:jc w:val="center"/>
+                  </w:pPr>
+                  <w:r>
+                    <w:t xml:space="preserve">0.8005</w:t>
+                  </w:r>
+                </w:p>
+              </w:tc>
+              <w:tc>
+                <w:tcPr/>
+                <w:p>
+                  <w:pPr>
+                    <w:pStyle w:val="Compact"/>
+                    <w:jc w:val="right"/>
+                    <w:jc w:val="center"/>
+                  </w:pPr>
+                  <w:r>
+                    <w:t xml:space="preserve">0.8721</w:t>
+                  </w:r>
+                </w:p>
+              </w:tc>
+              <w:tc>
+                <w:tcPr/>
+                <w:p>
+                  <w:pPr>
+                    <w:pStyle w:val="Compact"/>
+                    <w:jc w:val="right"/>
+                    <w:jc w:val="center"/>
+                  </w:pPr>
+                  <w:r>
+                    <w:t xml:space="preserve">0.8005</w:t>
+                  </w:r>
+                </w:p>
+              </w:tc>
+            </w:tr>
+            <w:tr>
+              <w:tc>
+                <w:tcPr/>
+                <w:p>
+                  <w:pPr>
+                    <w:pStyle w:val="Compact"/>
+                    <w:jc w:val="left"/>
+                    <w:jc w:val="center"/>
+                  </w:pPr>
+                  <w:r>
+                    <w:t xml:space="preserve">All-row utility 1:1</w:t>
+                  </w:r>
+                </w:p>
+              </w:tc>
+              <w:tc>
+                <w:tcPr/>
+                <w:p>
+                  <w:pPr>
+                    <w:pStyle w:val="Compact"/>
+                    <w:jc w:val="right"/>
+                    <w:jc w:val="center"/>
+                  </w:pPr>
+                  <w:r>
+                    <w:t xml:space="preserve">0.8160</w:t>
+                  </w:r>
+                </w:p>
+              </w:tc>
+              <w:tc>
+                <w:tcPr/>
+                <w:p>
+                  <w:pPr>
+                    <w:pStyle w:val="Compact"/>
+                    <w:jc w:val="right"/>
+                    <w:jc w:val="center"/>
+                  </w:pPr>
+                  <w:r>
+                    <w:t xml:space="preserve">0.8591</w:t>
+                  </w:r>
+                </w:p>
+              </w:tc>
+              <w:tc>
+                <w:tcPr/>
+                <w:p>
+                  <w:pPr>
+                    <w:pStyle w:val="Compact"/>
+                    <w:jc w:val="right"/>
+                    <w:jc w:val="center"/>
+                  </w:pPr>
+                  <w:r>
+                    <w:t xml:space="preserve">0.8029</w:t>
+                  </w:r>
+                </w:p>
+              </w:tc>
+              <w:tc>
+                <w:tcPr/>
+                <w:p>
+                  <w:pPr>
+                    <w:pStyle w:val="Compact"/>
+                    <w:jc w:val="right"/>
+                    <w:jc w:val="center"/>
+                  </w:pPr>
+                  <w:r>
+                    <w:t xml:space="preserve">0.8771</w:t>
+                  </w:r>
+                </w:p>
+              </w:tc>
+              <w:tc>
+                <w:tcPr/>
+                <w:p>
+                  <w:pPr>
+                    <w:pStyle w:val="Compact"/>
+                    <w:jc w:val="right"/>
+                    <w:jc w:val="center"/>
+                  </w:pPr>
+                  <w:r>
+                    <w:t xml:space="preserve">0.8029</w:t>
+                  </w:r>
+                </w:p>
+              </w:tc>
+            </w:tr>
+          </w:tbl>
+          <w:bookmarkEnd w:id="166"/>
+          <w:p>
+            <w:pPr>
+              <w:spacing w:before="0" w:after="0" w:line="240" w:lineRule="auto"/>
+            </w:pPr>
+          </w:p>
+        </w:tc>
+      </w:tr>
+    </w:tbl>
+    <w:bookmarkStart w:id="171" w:name="x1-220023"/>
+    <w:p>
+      <w:pPr>
+        <w:jc w:val="center"/>
+      </w:pPr>
+      <w:r>
+        <w:drawing>
+          <wp:inline>
+            <wp:extent cx="5715000" cy="5011696"/>
+            <wp:docPr id="185" name="Picture 185"/>
+            <wp:cNvGraphicFramePr>
+              <a:graphicFrameLocks noChangeAspect="1"/>
+            </wp:cNvGraphicFramePr>
+            <a:graphic>
+              <a:graphicData uri="http://schemas.openxmlformats.org/drawingml/2006/picture">
+                <pic:pic>
+                  <pic:nvPicPr>
+                    <pic:cNvPr id="0" name="figure3_selective_recovery_decision.png"/>
+                    <pic:cNvPicPr/>
+                  </pic:nvPicPr>
+                  <pic:blipFill>
+                    <a:blip r:embed="rId11"/>
+                    <a:stretch>
+                      <a:fillRect/>
+                    </a:stretch>
+                  </pic:blipFill>
+                  <pic:spPr>
+                    <a:xfrm>
+                      <a:off x="0" y="0"/>
+                      <a:ext cx="5715000" cy="5011696"/>
+                    </a:xfrm>
+                    <a:prstGeom prst="rect"/>
+                  </pic:spPr>
+                </pic:pic>
+              </a:graphicData>
+            </a:graphic>
+          </wp:inline>
+        </w:drawing>
+      </w:r>
+    </w:p>
+    <w:p>
+      <w:pPr>
+        <w:pStyle w:val="ImageCaption"/>
+      </w:pPr>
+      <w:r>
+        <w:t xml:space="preserve">Figure 3:</w:t>
+      </w:r>
+      <w:r>
+        <w:t xml:space="preserve"> </w:t>
+      </w:r>
+      <w:r>
+        <w:t xml:space="preserve">Selective recovery as an explicit decision policy. a</w:t>
+      </w:r>
+      <w:r>
+        <w:t xml:space="preserve">, complete fixed-test</w:t>
+      </w:r>
+      <w:r>
+        <w:t xml:space="preserve"> </w:t>
+      </w:r>
+      <w:r>
+        <w:t xml:space="preserve">prevention–retention curves averaged over 40 mechanism–fitted-pair cells. Curves are descriptive;</w:t>
+      </w:r>
+      <w:r>
+        <w:t xml:space="preserve"> </w:t>
+      </w:r>
+      <w:r>
+        <w:t xml:space="preserve">marked policies use calibration-frozen thresholds.</w:t>
+      </w:r>
+      <w:r>
+        <w:t xml:space="preserve"> </w:t>
+      </w:r>
+      <w:r>
+        <w:t xml:space="preserve">b</w:t>
+      </w:r>
+      <w:r>
+        <w:t xml:space="preserve">, always-base, always-recovery, frozen</w:t>
+      </w:r>
+      <w:r>
+        <w:t xml:space="preserve"> </w:t>
+      </w:r>
+      <w:r>
+        <w:t xml:space="preserve">conditional, support-gated and all-row safety policies. Utilities use equal correction and harm values.</w:t>
+      </w:r>
+      <w:r>
+        <w:t xml:space="preserve"> </w:t>
+      </w:r>
+      <w:r>
+        <w:t xml:space="preserve">c</w:t>
+      </w:r>
+      <w:r>
+        <w:t xml:space="preserve">, net utility under fixed-safety and calibration-selected utility thresholds. The symmetric-log axis</w:t>
+      </w:r>
+      <w:r>
+        <w:t xml:space="preserve"> </w:t>
+      </w:r>
+      <w:r>
+        <w:t xml:space="preserve">preserves small values while showing the failure at high harm cost.</w:t>
+      </w:r>
+      <w:r>
+        <w:t xml:space="preserve"> </w:t>
+      </w:r>
+      <w:r>
+        <w:t xml:space="preserve">d</w:t>
+      </w:r>
+      <w:r>
+        <w:t xml:space="preserve">, row-normalized out-of-fold</w:t>
+      </w:r>
+      <w:r>
+        <w:t xml:space="preserve"> </w:t>
+      </w:r>
+      <w:r>
+        <w:t xml:space="preserve">confusion matrix for the all-row multinomial outcome. Counts pool the 10 calibration fits.</w:t>
+      </w:r>
+    </w:p>
+    <w:bookmarkEnd w:id="171"/>
+    <w:bookmarkStart w:id="176" w:name="x1-220034"/>
+    <w:p>
+      <w:pPr>
+        <w:jc w:val="center"/>
+      </w:pPr>
+      <w:r>
+        <w:drawing>
+          <wp:inline>
+            <wp:extent cx="5715000" cy="4503753"/>
+            <wp:docPr id="186" name="Picture 186"/>
+            <wp:cNvGraphicFramePr>
+              <a:graphicFrameLocks noChangeAspect="1"/>
+            </wp:cNvGraphicFramePr>
+            <a:graphic>
+              <a:graphicData uri="http://schemas.openxmlformats.org/drawingml/2006/picture">
+                <pic:pic>
+                  <pic:nvPicPr>
+                    <pic:cNvPr id="0" name="figure4_shift_batch_robustness.png"/>
+                    <pic:cNvPicPr/>
+                  </pic:nvPicPr>
+                  <pic:blipFill>
+                    <a:blip r:embed="rId12"/>
+                    <a:stretch>
+                      <a:fillRect/>
+                    </a:stretch>
+                  </pic:blipFill>
+                  <pic:spPr>
+                    <a:xfrm>
+                      <a:off x="0" y="0"/>
+                      <a:ext cx="5715000" cy="4503753"/>
+                    </a:xfrm>
+                    <a:prstGeom prst="rect"/>
+                  </pic:spPr>
+                </pic:pic>
+              </a:graphicData>
+            </a:graphic>
+          </wp:inline>
+        </w:drawing>
+      </w:r>
+    </w:p>
+    <w:p>
+      <w:pPr>
+        <w:pStyle w:val="ImageCaption"/>
+      </w:pPr>
+      <w:r>
+        <w:t xml:space="preserve">Figure 4:</w:t>
+      </w:r>
+      <w:r>
+        <w:t xml:space="preserve"> </w:t>
+      </w:r>
+      <w:r>
+        <w:t xml:space="preserve">Selector transport and acquisition-batch robustness. a</w:t>
+      </w:r>
+      <w:r>
+        <w:t xml:space="preserve">, conditional-router</w:t>
+      </w:r>
+      <w:r>
+        <w:t xml:space="preserve"> </w:t>
+      </w:r>
+      <w:r>
+        <w:t xml:space="preserve">equal-cost utility for calibration and test severities 1–3.</w:t>
+      </w:r>
+      <w:r>
+        <w:t xml:space="preserve"> </w:t>
+      </w:r>
+      <w:r>
+        <w:t xml:space="preserve">b</w:t>
+      </w:r>
+      <w:r>
+        <w:t xml:space="preserve">, prevention (solid) and retention</w:t>
+      </w:r>
+      <w:r>
+        <w:t xml:space="preserve"> </w:t>
+      </w:r>
+      <w:r>
+        <w:t xml:space="preserve">(dashed) after calibrating on sensor group 1 and testing groups 1–4.</w:t>
+      </w:r>
+      <w:r>
+        <w:t xml:space="preserve"> </w:t>
+      </w:r>
+      <w:r>
+        <w:t xml:space="preserve">c</w:t>
+      </w:r>
+      <w:r>
+        <w:t xml:space="preserve">, macro-AUROC</w:t>
+      </w:r>
+      <w:r>
+        <w:t xml:space="preserve"> </w:t>
+      </w:r>
+      <w:r>
+        <w:t xml:space="preserve">under observation-weighted, equal-batch, worst-batch and Batches 8–9/Batch 10 views.</w:t>
+      </w:r>
+      <w:r>
+        <w:t xml:space="preserve"> </w:t>
+      </w:r>
+      <w:r>
+        <w:t xml:space="preserve">d</w:t>
+      </w:r>
+      <w:r>
+        <w:t xml:space="preserve">,</w:t>
+      </w:r>
+      <w:r>
+        <w:t xml:space="preserve"> </w:t>
+      </w:r>
+      <w:r>
+        <w:t xml:space="preserve">leave-one-mechanism-out conditional-router utility; bars are means and whiskers are 95% fitted-pair</w:t>
+      </w:r>
+      <w:r>
+        <w:t xml:space="preserve"> </w:t>
+      </w:r>
+      <w:r>
+        <w:t xml:space="preserve">intervals across 10 endpoint fits on fixed test rows.</w:t>
+      </w:r>
+    </w:p>
+    <w:bookmarkEnd w:id="176"/>
+    <w:bookmarkEnd w:id="177"/>
+    <w:bookmarkStart w:id="184" w:name="Xcd0dc3b8ec0eb85f71c87bb82dbc4853f368a63"/>
+    <w:p>
+      <w:pPr>
+        <w:pStyle w:val="Heading4"/>
+      </w:pPr>
+      <w:r>
+        <w:t xml:space="preserve">4.5</w:t>
+      </w:r>
+      <w:r>
+        <w:t xml:space="preserve"> </w:t>
+      </w:r>
+      <w:r>
+        <w:t xml:space="preserve"> </w:t>
+      </w:r>
+      <w:bookmarkStart w:id="178" w:name="x1-230004.5"/>
+      <w:bookmarkEnd w:id="178"/>
+      <w:r>
+        <w:t xml:space="preserve">Sparse calibration limited selector stability</w:t>
+      </w:r>
+    </w:p>
+    <w:p>
+      <w:pPr>
+        <w:pStyle w:val="FirstParagraph"/>
+      </w:pPr>
+      <w:r>
+        <w:t xml:space="preserve">The formal Lite-CF calibration sets contained a mean of 1,861 rows, but only 89.7 were correctness</w:t>
+      </w:r>
+      <w:r>
+        <w:t xml:space="preserve"> </w:t>
+      </w:r>
+      <w:r>
+        <w:t xml:space="preserve">disagreements: 36.1 favoured PDRF and 53.6 favoured RO-PDRF-Lite. Frozen thresholds averaged 0.710</w:t>
+      </w:r>
+      <w:r>
+        <w:t xml:space="preserve"> </w:t>
+      </w:r>
+      <w:r>
+        <w:t xml:space="preserve">and ranged from 0.55 to 0.90. Across 10 repeated grouped fits per endpoint pair, mean out-of-fold</w:t>
+      </w:r>
+      <w:r>
+        <w:t xml:space="preserve"> </w:t>
+      </w:r>
+      <w:r>
+        <w:t xml:space="preserve">AUROC was 0.720 (standard deviation 0.138; range 0.327–0.954), and thresholds ranged from 0.525 to</w:t>
+      </w:r>
+      <w:r>
+        <w:t xml:space="preserve"> </w:t>
+      </w:r>
+      <w:r>
+        <w:t xml:space="preserve">0.90. Only 5/10 pairs passed the prospective support gate. The 94.7%/9.7% result remains the auditable</w:t>
+      </w:r>
+      <w:r>
+        <w:t xml:space="preserve"> </w:t>
+      </w:r>
+      <w:r>
+        <w:t xml:space="preserve">ungated estimate, but the gate-enforced 96.2%/6.6% result is the deployment primary because</w:t>
+      </w:r>
+      <w:r>
+        <w:t xml:space="preserve"> </w:t>
+      </w:r>
+      <w:r>
+        <w:t xml:space="preserve">unsupported fits are not permitted to route.</w:t>
+      </w:r>
+    </w:p>
+    <w:p>
+      <w:pPr>
+        <w:pStyle w:val="BodyText"/>
+      </w:pPr>
+      <w:r>
+        <w:t xml:space="preserve">Coefficient signs were most stable for Lite confidence (94%), base confidence (89%) and confidence</w:t>
+      </w:r>
+      <w:r>
+        <w:t xml:space="preserve"> </w:t>
+      </w:r>
+      <w:r>
+        <w:t xml:space="preserve">change (83%). Dominant-sign fractions for the entropy terms were 61–67%. Strong shrinkage</w:t>
+      </w:r>
+      <w:r>
+        <w:t xml:space="preserve"> </w:t>
+      </w:r>
+      <w:r>
+        <w:t xml:space="preserve">traded away conditional discrimination: mean out-of-fold AUROC increased from 0.690 at</w:t>
+      </w:r>
+      <w:r>
+        <w:t xml:space="preserve"> </w:t>
+      </w:r>
+      <w:r>
+        <w:t xml:space="preserve">C</w:t>
+      </w:r>
+      <w:r>
+        <w:t xml:space="preserve"> </w:t>
+      </w:r>
+      <w:r>
+        <w:t xml:space="preserve">= 0</w:t>
+      </w:r>
+      <w:r>
+        <w:t xml:space="preserve">.</w:t>
+      </w:r>
+      <w:r>
+        <w:t xml:space="preserve">01 to 0.717 at</w:t>
+      </w:r>
+      <w:r>
+        <w:t xml:space="preserve"> </w:t>
+      </w:r>
+      <w:r>
+        <w:t xml:space="preserve">C</w:t>
+      </w:r>
+      <w:r>
+        <w:t xml:space="preserve"> </w:t>
+      </w:r>
+      <w:r>
+        <w:t xml:space="preserve">= 0</w:t>
+      </w:r>
+      <w:r>
+        <w:t xml:space="preserve">.</w:t>
+      </w:r>
+      <w:r>
+        <w:t xml:space="preserve">05, 0.800 at</w:t>
+      </w:r>
+      <w:r>
+        <w:t xml:space="preserve"> </w:t>
+      </w:r>
+      <w:r>
+        <w:t xml:space="preserve">C</w:t>
+      </w:r>
+      <w:r>
+        <w:t xml:space="preserve"> </w:t>
+      </w:r>
+      <w:r>
+        <w:t xml:space="preserve">= 1 and 0.811 at</w:t>
+      </w:r>
+      <w:r>
+        <w:t xml:space="preserve"> </w:t>
+      </w:r>
+      <w:r>
+        <w:t xml:space="preserve">C</w:t>
+      </w:r>
+      <w:r>
+        <w:t xml:space="preserve"> </w:t>
+      </w:r>
+      <w:r>
+        <w:t xml:space="preserve">= 5. The prespecified</w:t>
+      </w:r>
+      <w:r>
+        <w:t xml:space="preserve"> </w:t>
+      </w:r>
+      <w:r>
+        <w:t xml:space="preserve">C</w:t>
+      </w:r>
+      <w:r>
+        <w:t xml:space="preserve"> </w:t>
+      </w:r>
+      <w:r>
+        <w:t xml:space="preserve">= 0</w:t>
+      </w:r>
+      <w:r>
+        <w:t xml:space="preserve">.</w:t>
+      </w:r>
+      <w:r>
+        <w:t xml:space="preserve">05 is</w:t>
+      </w:r>
+      <w:r>
+        <w:t xml:space="preserve"> </w:t>
+      </w:r>
+      <w:r>
+        <w:t xml:space="preserve">therefore a conservative estimation choice, not the value that maximizes calibration preference</w:t>
+      </w:r>
+      <w:r>
+        <w:t xml:space="preserve"> </w:t>
+      </w:r>
+      <w:r>
+        <w:t xml:space="preserve">AUROC.</w:t>
+      </w:r>
+    </w:p>
+    <w:p>
+      <w:pPr>
+        <w:pStyle w:val="BodyText"/>
+      </w:pPr>
+      <w:r>
+        <w:t xml:space="preserve">Calibration-size sensitivity showed the same boundary. Using 25%, 50%, 75% and 100%</w:t>
+      </w:r>
+      <w:r>
+        <w:t xml:space="preserve"> </w:t>
+      </w:r>
+      <w:r>
+        <w:t xml:space="preserve">of calibration groups produced pooled mean prevention of 88.7%, 91.6%, 92.4% and 93.9%,</w:t>
+      </w:r>
+      <w:r>
+        <w:t xml:space="preserve"> </w:t>
+      </w:r>
+      <w:r>
+        <w:t xml:space="preserve">respectively. Retention changed from 12.1% to 10.0%, while macro-AUROC remained near 0.81.</w:t>
+      </w:r>
+      <w:r>
+        <w:t xml:space="preserve"> </w:t>
+      </w:r>
+      <w:r>
+        <w:t xml:space="preserve">These are repeated-subsampling summaries and differ from the equal-weight 40-cell headline</w:t>
+      </w:r>
+      <w:r>
+        <w:t xml:space="preserve"> </w:t>
+      </w:r>
+      <w:r>
+        <w:t xml:space="preserve">estimand.</w:t>
+      </w:r>
+    </w:p>
+    <w:p>
+      <w:pPr>
+        <w:pStyle w:val="BodyText"/>
+      </w:pPr>
+      <w:r>
+        <w:t xml:space="preserve">Endpoint temperature scaling changed the conditional router: uncalibrated endpoint features gave</w:t>
+      </w:r>
+      <w:r>
+        <w:t xml:space="preserve"> </w:t>
+      </w:r>
+      <w:r>
+        <w:t xml:space="preserve">preference AUROC 0.563, prevention 95.7%, retention 6.6% and utility +10</w:t>
+      </w:r>
+      <w:r>
+        <w:t xml:space="preserve">.</w:t>
+      </w:r>
+      <w:r>
+        <w:t xml:space="preserve">8, compared with 0.562,</w:t>
+      </w:r>
+      <w:r>
+        <w:t xml:space="preserve"> </w:t>
+      </w:r>
+      <w:r>
+        <w:t xml:space="preserve">94.7%, 9.7% and +15</w:t>
+      </w:r>
+      <w:r>
+        <w:t xml:space="preserve">.</w:t>
+      </w:r>
+      <w:r>
+        <w:t xml:space="preserve">8 after temperature scaling. Platt calibration of the conditional score reduced</w:t>
+      </w:r>
+      <w:r>
+        <w:t xml:space="preserve"> </w:t>
+      </w:r>
+      <w:r>
+        <w:t xml:space="preserve">preference NLL from 0.694 to 0.689 and Brier score from 0.249 to 0.239 without changing decisions when</w:t>
+      </w:r>
+      <w:r>
+        <w:t xml:space="preserve"> </w:t>
+      </w:r>
+      <w:r>
+        <w:t xml:space="preserve">the frozen threshold was monotonically mapped. Isotonic calibration introduced flat regions and changed</w:t>
+      </w:r>
+      <w:r>
+        <w:t xml:space="preserve"> </w:t>
+      </w:r>
+      <w:r>
+        <w:t xml:space="preserve">decisions, increasing utility but reducing prevention to 82.1%; it is therefore a sensitivity, not a</w:t>
+      </w:r>
+      <w:r>
+        <w:t xml:space="preserve"> </w:t>
+      </w:r>
+      <w:r>
+        <w:t xml:space="preserve">replacement. Probability calibration and hard-decision selection remain separate objectives</w:t>
+      </w:r>
+      <w:r>
+        <w:t xml:space="preserve"> </w:t>
+      </w:r>
+      <w:r>
+        <w:t xml:space="preserve">[</w:t>
+      </w:r>
+      <w:hyperlink w:anchor="Xguo2017calibration">
+        <w:r>
+          <w:rPr>
+            <w:rStyle w:val="Hyperlink"/>
+          </w:rPr>
+          <w:t xml:space="preserve">34</w:t>
+        </w:r>
+      </w:hyperlink>
+      <w:r>
+        <w:t xml:space="preserve">, </w:t>
+      </w:r>
+      <w:hyperlink w:anchor="Xkull2019dirichlet">
+        <w:r>
+          <w:rPr>
+            <w:rStyle w:val="Hyperlink"/>
+          </w:rPr>
+          <w:t xml:space="preserve">39</w:t>
+        </w:r>
+      </w:hyperlink>
+      <w:r>
+        <w:t xml:space="preserve">].</w:t>
+      </w:r>
+    </w:p>
+    <w:bookmarkStart w:id="183" w:name="x1-230015"/>
+    <w:p>
+      <w:pPr>
+        <w:jc w:val="center"/>
+      </w:pPr>
+      <w:r>
+        <w:drawing>
+          <wp:inline>
+            <wp:extent cx="5715000" cy="4692683"/>
+            <wp:docPr id="187" name="Picture 187"/>
+            <wp:cNvGraphicFramePr>
+              <a:graphicFrameLocks noChangeAspect="1"/>
+            </wp:cNvGraphicFramePr>
+            <a:graphic>
+              <a:graphicData uri="http://schemas.openxmlformats.org/drawingml/2006/picture">
+                <pic:pic>
+                  <pic:nvPicPr>
+                    <pic:cNvPr id="0" name="figure_cee_q1_stability_calibration.png"/>
+                    <pic:cNvPicPr/>
+                  </pic:nvPicPr>
+                  <pic:blipFill>
+                    <a:blip r:embed="rId13"/>
+                    <a:stretch>
+                      <a:fillRect/>
+                    </a:stretch>
+                  </pic:blipFill>
+                  <pic:spPr>
+                    <a:xfrm>
+                      <a:off x="0" y="0"/>
+                      <a:ext cx="5715000" cy="4692683"/>
+                    </a:xfrm>
+                    <a:prstGeom prst="rect"/>
+                  </pic:spPr>
+                </pic:pic>
+              </a:graphicData>
+            </a:graphic>
+          </wp:inline>
+        </w:drawing>
+      </w:r>
+    </w:p>
+    <w:p>
+      <w:pPr>
+        <w:pStyle w:val="ImageCaption"/>
+      </w:pPr>
+      <w:r>
+        <w:t xml:space="preserve">Figure 5:</w:t>
+      </w:r>
+      <w:r>
+        <w:t xml:space="preserve"> </w:t>
+      </w:r>
+      <w:r>
+        <w:t xml:space="preserve">Selector stability and final probability quality. a</w:t>
+      </w:r>
+      <w:r>
+        <w:t xml:space="preserve">, seed-wise out-of-fold</w:t>
+      </w:r>
+      <w:r>
+        <w:t xml:space="preserve"> </w:t>
+      </w:r>
+      <w:r>
+        <w:t xml:space="preserve">conditional-preference AUROC and threshold distributions across 100 repeated grouped fits.</w:t>
+      </w:r>
+      <w:r>
+        <w:t xml:space="preserve"> </w:t>
+      </w:r>
+      <w:r>
+        <w:t xml:space="preserve">b</w:t>
+      </w:r>
+      <w:r>
+        <w:t xml:space="preserve">,</w:t>
+      </w:r>
+      <w:r>
+        <w:t xml:space="preserve"> </w:t>
+      </w:r>
+      <w:r>
+        <w:t xml:space="preserve">median standardized Lite-CF coefficient with interquartile range; percentages are dominant-sign</w:t>
+      </w:r>
+      <w:r>
+        <w:t xml:space="preserve"> </w:t>
+      </w:r>
+      <w:r>
+        <w:t xml:space="preserve">frequencies.</w:t>
+      </w:r>
+      <w:r>
+        <w:t xml:space="preserve"> </w:t>
+      </w:r>
+      <w:r>
+        <w:t xml:space="preserve">c</w:t>
+      </w:r>
+      <w:r>
+        <w:t xml:space="preserve">, reliability curves lie predominantly below the identity line, showing substantial</w:t>
+      </w:r>
+      <w:r>
+        <w:t xml:space="preserve"> </w:t>
+      </w:r>
+      <w:r>
+        <w:t xml:space="preserve">overconfidence for all three outputs.</w:t>
+      </w:r>
+      <w:r>
+        <w:t xml:space="preserve"> </w:t>
+      </w:r>
+      <w:r>
+        <w:t xml:space="preserve">d</w:t>
+      </w:r>
+      <w:r>
+        <w:t xml:space="preserve">, negative log-likelihood and 15-bin expected calibration error</w:t>
+      </w:r>
+      <w:r>
+        <w:t xml:space="preserve"> </w:t>
+      </w:r>
+      <w:r>
+        <w:t xml:space="preserve">after separating endpoint-class agreement from disagreement. Lite-CF emits one endpoint vector,</w:t>
+      </w:r>
+      <w:r>
+        <w:t xml:space="preserve"> </w:t>
+      </w:r>
+      <w:r>
+        <w:t xml:space="preserve">not a mixture; score-calibration controls are reported separately.</w:t>
+      </w:r>
+    </w:p>
+    <w:bookmarkEnd w:id="183"/>
+    <w:bookmarkEnd w:id="184"/>
+    <w:bookmarkStart w:id="188" w:name="hydraulic-singlerig-sensitivity-boundary"/>
+    <w:p>
+      <w:pPr>
+        <w:pStyle w:val="Heading4"/>
+      </w:pPr>
+      <w:r>
+        <w:t xml:space="preserve">4.6</w:t>
+      </w:r>
+      <w:r>
+        <w:t xml:space="preserve"> </w:t>
+      </w:r>
+      <w:r>
+        <w:t xml:space="preserve"> </w:t>
+      </w:r>
+      <w:bookmarkStart w:id="185" w:name="x1-240004.6"/>
+      <w:bookmarkEnd w:id="185"/>
+      <w:r>
+        <w:t xml:space="preserve">Hydraulic single-rig sensitivity boundary</w:t>
+      </w:r>
+    </w:p>
+    <w:p>
+      <w:pPr>
+        <w:pStyle w:val="FirstParagraph"/>
+      </w:pPr>
+      <w:r>
+        <w:t xml:space="preserve">The guarded hydraulic analysis used four native component-condition tasks and controlled pressure- and</w:t>
+      </w:r>
+      <w:r>
+        <w:t xml:space="preserve"> </w:t>
+      </w:r>
+      <w:r>
+        <w:t xml:space="preserve">vibration-group faults (Table </w:t>
+      </w:r>
+      <w:hyperlink w:anchor="X45e500bf76319deafd380e83f5a256d74d47ef3">
+        <w:r>
+          <w:rPr>
+            <w:rStyle w:val="Hyperlink"/>
+          </w:rPr>
+          <w:t xml:space="preserve">9</w:t>
+        </w:r>
+      </w:hyperlink>
+      <w:r>
+        <w:t xml:space="preserve">). RO-PDRF-Full exceeded recovery-objective-matched RO-CAGF in six of</w:t>
+      </w:r>
+      <w:r>
+        <w:t xml:space="preserve"> </w:t>
+      </w:r>
+      <w:r>
+        <w:t xml:space="preserve">eight task–fault conditions. The mean difference was +0</w:t>
+      </w:r>
+      <w:r>
+        <w:t xml:space="preserve">.</w:t>
+      </w:r>
+      <w:r>
+        <w:t xml:space="preserve">015, but the task–fault–seed hierarchical interval</w:t>
+      </w:r>
+      <w:r>
+        <w:t xml:space="preserve"> </w:t>
+      </w:r>
+      <w:r>
+        <w:t xml:space="preserve">(</w:t>
+      </w:r>
+      <w:r>
+        <w:t xml:space="preserve">−</w:t>
+      </w:r>
+      <w:r>
+        <w:t xml:space="preserve">0</w:t>
+      </w:r>
+      <w:r>
+        <w:t xml:space="preserve">.</w:t>
+      </w:r>
+      <w:r>
+        <w:t xml:space="preserve">006 to +0</w:t>
+      </w:r>
+      <w:r>
+        <w:t xml:space="preserve">.</w:t>
+      </w:r>
+      <w:r>
+        <w:t xml:space="preserve">036) included zero. Performance ranged from near ceiling for cooler (RO-PDRF-Full</w:t>
+      </w:r>
+      <w:r>
+        <w:t xml:space="preserve"> </w:t>
+      </w:r>
+      <w:r>
+        <w:t xml:space="preserve">macro-AUROC 0.996) to near chance for pump and accumulator (0.528 and 0.487), limiting architecture</w:t>
+      </w:r>
+      <w:r>
+        <w:t xml:space="preserve"> </w:t>
+      </w:r>
+      <w:r>
+        <w:t xml:space="preserve">interpretation on the latter tasks.</w:t>
+      </w:r>
+    </w:p>
+    <w:p>
+      <w:pPr>
+        <w:pStyle w:val="BodyText"/>
+      </w:pPr>
+      <w:r>
+        <w:t xml:space="preserve">The earlier random-stratified split yielded a larger mean difference (+0</w:t>
+      </w:r>
+      <w:r>
+        <w:t xml:space="preserve">.</w:t>
+      </w:r>
+      <w:r>
+        <w:t xml:space="preserve">044), indicating optimistic</w:t>
+      </w:r>
+      <w:r>
+        <w:t xml:space="preserve"> </w:t>
+      </w:r>
+      <w:r>
+        <w:t xml:space="preserve">adjacent-cycle allocation. Guard bands reduced direct adjacency but did not create independent devices.</w:t>
+      </w:r>
+      <w:r>
+        <w:t xml:space="preserve"> </w:t>
+      </w:r>
+      <w:r>
+        <w:t xml:space="preserve">No-interpolation and random-split results are therefore supplementary sensitivity evidence;</w:t>
+      </w:r>
+      <w:r>
+        <w:t xml:space="preserve"> </w:t>
+      </w:r>
+      <w:r>
+        <w:t xml:space="preserve">the main result supports single-rig platform-internal robustness, not a general architecture</w:t>
+      </w:r>
+      <w:r>
+        <w:t xml:space="preserve"> </w:t>
+      </w:r>
+      <w:r>
+        <w:t xml:space="preserve">ranking.</w:t>
+      </w:r>
+    </w:p>
+    <w:p>
+      <w:pPr>
+        <w:pStyle w:val="BodyText"/>
+      </w:pPr>
+      <w:bookmarkStart w:id="186" w:name="x1-240019"/>
+      <w:bookmarkEnd w:id="186"/>
+    </w:p>
+    <w:p>
+      <w:pPr>
+        <w:pStyle w:val="ImageCaption"/>
+        <w:keepNext/>
+        <w:keepLines/>
+      </w:pPr>
+      <w:r>
+        <w:t xml:space="preserve">Table 9:</w:t>
+      </w:r>
+      <w:r>
+        <w:t xml:space="preserve"> </w:t>
+      </w:r>
+      <w:r>
+        <w:t xml:space="preserve">Hydraulic single-rig sensitivity analysis.</w:t>
+      </w:r>
+      <w:r>
+        <w:t xml:space="preserve"> </w:t>
+      </w:r>
+      <w:r>
+        <w:t xml:space="preserve">Guarded-block affected-subset macro-AUROC values are means</w:t>
+      </w:r>
+      <w:r>
+        <w:t xml:space="preserve"> </w:t>
+      </w:r>
+      <w:r>
+        <w:t xml:space="preserve">±</w:t>
+      </w:r>
+      <w:r>
+        <w:t xml:space="preserve"> </w:t>
+      </w:r>
+      <w:r>
+        <w:t xml:space="preserve">standard deviations across five</w:t>
+      </w:r>
+      <w:r>
+        <w:t xml:space="preserve"> </w:t>
+      </w:r>
+      <w:r>
+        <w:t xml:space="preserve">matched seeds. The eight task–fault rows are conditions from one rig, not independent devices; the</w:t>
+      </w:r>
+      <w:r>
+        <w:t xml:space="preserve"> </w:t>
+      </w:r>
+      <w:r>
+        <w:t xml:space="preserve">earlier random-stratified results are supplementary sensitivity evidence.</w:t>
+      </w:r>
+    </w:p>
+    <w:tbl>
+      <w:tblPr>
+        <w:tblStyle w:val="FigureTable"/>
+        <w:tblW w:type="auto" w:w="0"/>
+        <w:jc w:val="center"/>
+        <w:tblLayout w:type="autofit"/>
+        <w:tblLook w:firstRow="0" w:lastRow="0" w:firstColumn="0" w:lastColumn="0"/>
+      </w:tblPr>
+      <w:tblGrid>
+        <w:gridCol w:w="7920"/>
+      </w:tblGrid>
+      <w:tr>
+        <w:trPr>
+          <w:cantSplit/>
+          <w:tblHeader w:val="true"/>
+        </w:trPr>
+        <w:tc>
+          <w:tcPr/>
+          <w:bookmarkStart w:id="187" w:name="TBL-10"/>
           <w:tbl>
             <w:tblPr>
               <w:tblStyle w:val="Table"/>
@@ -15268,7 +17603,7 @@
               </w:tc>
             </w:tr>
           </w:tbl>
-          <w:bookmarkEnd w:id="174"/>
+          <w:bookmarkEnd w:id="187"/>
           <w:p>
             <w:pPr>
               <w:spacing w:before="0" w:after="0" w:line="240" w:lineRule="auto"/>
@@ -15277,23 +17612,23 @@
         </w:tc>
       </w:tr>
     </w:tbl>
-    <w:bookmarkEnd w:id="175"/>
-    <w:bookmarkStart w:id="177" w:name="ahu-directdiagnosis-boundary"/>
+    <w:bookmarkEnd w:id="188"/>
+    <w:bookmarkStart w:id="190" w:name="ahu-directdiagnosis-boundary"/>
     <w:p>
       <w:pPr>
         <w:pStyle w:val="Heading4"/>
       </w:pPr>
       <w:r>
-        <w:t xml:space="preserve">4.4</w:t>
-      </w:r>
-      <w:r>
-        <w:t xml:space="preserve"> </w:t>
-      </w:r>
-      <w:r>
-        <w:t xml:space="preserve"> </w:t>
-      </w:r>
-      <w:bookmarkStart w:id="176" w:name="x1-220004.4"/>
-      <w:bookmarkEnd w:id="176"/>
+        <w:t xml:space="preserve">4.7</w:t>
+      </w:r>
+      <w:r>
+        <w:t xml:space="preserve"> </w:t>
+      </w:r>
+      <w:r>
+        <w:t xml:space="preserve"> </w:t>
+      </w:r>
+      <w:bookmarkStart w:id="189" w:name="x1-250004.7"/>
+      <w:bookmarkEnd w:id="189"/>
       <w:r>
         <w:t xml:space="preserve">AHU direct-diagnosis boundary</w:t>
       </w:r>
@@ -15411,23 +17746,23 @@
         <w:t xml:space="preserve">Information.</w:t>
       </w:r>
     </w:p>
-    <w:bookmarkEnd w:id="177"/>
-    <w:bookmarkStart w:id="179" w:name="X0d59b414ce33ee4eed3884dd7ba6ae64d3cb47d"/>
+    <w:bookmarkEnd w:id="190"/>
+    <w:bookmarkStart w:id="192" w:name="X0d59b414ce33ee4eed3884dd7ba6ae64d3cb47d"/>
     <w:p>
       <w:pPr>
         <w:pStyle w:val="Heading4"/>
       </w:pPr>
       <w:r>
-        <w:t xml:space="preserve">4.5</w:t>
-      </w:r>
-      <w:r>
-        <w:t xml:space="preserve"> </w:t>
-      </w:r>
-      <w:r>
-        <w:t xml:space="preserve"> </w:t>
-      </w:r>
-      <w:bookmarkStart w:id="178" w:name="x1-230004.5"/>
-      <w:bookmarkEnd w:id="178"/>
+        <w:t xml:space="preserve">4.8</w:t>
+      </w:r>
+      <w:r>
+        <w:t xml:space="preserve"> </w:t>
+      </w:r>
+      <w:r>
+        <w:t xml:space="preserve"> </w:t>
+      </w:r>
+      <w:bookmarkStart w:id="191" w:name="x1-260004.8"/>
+      <w:bookmarkEnd w:id="191"/>
       <w:r>
         <w:t xml:space="preserve">Routed probability quality depended on endpoint agreement</w:t>
       </w:r>
@@ -15481,12 +17816,12 @@
       <w:r>
         <w:t xml:space="preserve">globally calibrated routed probability (Fig. </w:t>
       </w:r>
-      <w:hyperlink w:anchor="Xc9daf1393e3dfc631a7752a51526270a58f0726">
+      <w:hyperlink w:anchor="Xb60ac2366405b56824765e3d4b1f0427f428196">
         <w:r>
           <w:rPr>
             <w:rStyle w:val="Hyperlink"/>
           </w:rPr>
-          <w:t xml:space="preserve">4</w:t>
+          <w:t xml:space="preserve">5</w:t>
         </w:r>
       </w:hyperlink>
       <w:r>
@@ -15499,23 +17834,23 @@
         <w:t xml:space="preserve">work.</w:t>
       </w:r>
     </w:p>
-    <w:bookmarkEnd w:id="179"/>
-    <w:bookmarkStart w:id="181" w:name="X06e9141e69ca33f8471b1bc161091592260460b"/>
+    <w:bookmarkEnd w:id="192"/>
+    <w:bookmarkStart w:id="194" w:name="X06e9141e69ca33f8471b1bc161091592260460b"/>
     <w:p>
       <w:pPr>
         <w:pStyle w:val="Heading4"/>
       </w:pPr>
       <w:r>
-        <w:t xml:space="preserve">4.6</w:t>
-      </w:r>
-      <w:r>
-        <w:t xml:space="preserve"> </w:t>
-      </w:r>
-      <w:r>
-        <w:t xml:space="preserve"> </w:t>
-      </w:r>
-      <w:bookmarkStart w:id="180" w:name="x1-240004.6"/>
-      <w:bookmarkEnd w:id="180"/>
+        <w:t xml:space="preserve">4.9</w:t>
+      </w:r>
+      <w:r>
+        <w:t xml:space="preserve"> </w:t>
+      </w:r>
+      <w:r>
+        <w:t xml:space="preserve"> </w:t>
+      </w:r>
+      <w:bookmarkStart w:id="193" w:name="x1-270004.9"/>
+      <w:bookmarkEnd w:id="193"/>
       <w:r>
         <w:t xml:space="preserve">Lite-CF reduced, but did not remove, deployment cost</w:t>
       </w:r>
@@ -15870,9 +18205,89 @@
         <w:t xml:space="preserve">readiness.</w:t>
       </w:r>
     </w:p>
-    <w:bookmarkEnd w:id="181"/>
-    <w:bookmarkEnd w:id="182"/>
-    <w:bookmarkStart w:id="184" w:name="discussion"/>
+    <w:p>
+      <w:pPr>
+        <w:pStyle w:val="BodyText"/>
+      </w:pPr>
+      <w:r>
+        <w:t xml:space="preserve">Event-normalized engineering cost was large. Across the 40 strict cells, the frozen router required</w:t>
+      </w:r>
+      <w:r>
+        <w:t xml:space="preserve"> </w:t>
+      </w:r>
+      <w:r>
+        <w:t xml:space="preserve">57,440 extra endpoint passes to produce 139 retained corrections and 91 net corrections: 413 extra passes</w:t>
+      </w:r>
+      <w:r>
+        <w:t xml:space="preserve"> </w:t>
+      </w:r>
+      <w:r>
+        <w:t xml:space="preserve">per retained correction and 631 per net correction. It selected recovery 29,970 times, corresponding to 216</w:t>
+      </w:r>
+      <w:r>
+        <w:t xml:space="preserve"> </w:t>
+      </w:r>
+      <w:r>
+        <w:t xml:space="preserve">selected rows per retained correction and 329 per net correction. The support gate reduced total extra</w:t>
+      </w:r>
+      <w:r>
+        <w:t xml:space="preserve"> </w:t>
+      </w:r>
+      <w:r>
+        <w:t xml:space="preserve">passes but also reduced net corrections, yielding 668 extra passes and 416 selected rows per net correction.</w:t>
+      </w:r>
+      <w:r>
+        <w:t xml:space="preserve"> </w:t>
+      </w:r>
+      <w:r>
+        <w:t xml:space="preserve">For batch-one timing, the routed call exceeded the sum of separately timed endpoints by 1.03 ms at one</w:t>
+      </w:r>
+      <w:r>
+        <w:t xml:space="preserve"> </w:t>
+      </w:r>
+      <w:r>
+        <w:t xml:space="preserve">thread and 1.28 ms at 12 threads; this residual includes feature construction, logistic scoring,</w:t>
+      </w:r>
+      <w:r>
+        <w:t xml:space="preserve"> </w:t>
+      </w:r>
+      <w:r>
+        <w:t xml:space="preserve">array selection and Python orchestration. Full-batch residuals were non-additive (</w:t>
+      </w:r>
+      <w:r>
+        <w:t xml:space="preserve">−</w:t>
+      </w:r>
+      <w:r>
+        <w:t xml:space="preserve">2</w:t>
+      </w:r>
+      <w:r>
+        <w:t xml:space="preserve">.</w:t>
+      </w:r>
+      <w:r>
+        <w:t xml:space="preserve">93 and</w:t>
+      </w:r>
+      <w:r>
+        <w:t xml:space="preserve"> </w:t>
+      </w:r>
+      <w:r>
+        <w:t xml:space="preserve">+2</w:t>
+      </w:r>
+      <w:r>
+        <w:t xml:space="preserve">.</w:t>
+      </w:r>
+      <w:r>
+        <w:t xml:space="preserve">45 ms), so they are reported as orchestration/timing residuals rather than pure router</w:t>
+      </w:r>
+      <w:r>
+        <w:t xml:space="preserve"> </w:t>
+      </w:r>
+      <w:r>
+        <w:t xml:space="preserve">latency.</w:t>
+      </w:r>
+    </w:p>
+    <w:bookmarkEnd w:id="194"/>
+    <w:bookmarkEnd w:id="195"/>
+    <w:bookmarkStart w:id="197" w:name="discussion"/>
     <w:p>
       <w:pPr>
         <w:pStyle w:val="Heading3"/>
@@ -15886,8 +18301,8 @@
       <w:r>
         <w:t xml:space="preserve"> </w:t>
       </w:r>
-      <w:bookmarkStart w:id="183" w:name="x1-250005"/>
-      <w:bookmarkEnd w:id="183"/>
+      <w:bookmarkStart w:id="196" w:name="x1-280005"/>
+      <w:bookmarkEnd w:id="196"/>
       <w:r>
         <w:t xml:space="preserve">Discussion</w:t>
       </w:r>
@@ -15903,13 +18318,13 @@
         <w:t xml:space="preserve"> </w:t>
       </w:r>
       <w:r>
-        <w:t xml:space="preserve">distillation produced a useful recovery endpoint, but unconditional gains varied by mechanism. The</w:t>
-      </w:r>
-      <w:r>
-        <w:t xml:space="preserve"> </w:t>
-      </w:r>
-      <w:r>
-        <w:t xml:space="preserve">contribution is therefore a risk-control protocol, not a universal fusion architecture. It distinguishes fault</w:t>
+        <w:t xml:space="preserve">distillation produced a useful recovery endpoint, but the bounded response architecture alone did not</w:t>
+      </w:r>
+      <w:r>
+        <w:t xml:space="preserve"> </w:t>
+      </w:r>
+      <w:r>
+        <w:t xml:space="preserve">solve deployment choice. The stronger contribution is a decision protocol that distinguishes fault</w:t>
       </w:r>
       <w:r>
         <w:t xml:space="preserve"> </w:t>
@@ -15921,7 +18336,13 @@
         <w:t xml:space="preserve"> </w:t>
       </w:r>
       <w:r>
-        <w:t xml:space="preserve">and freezes routing before test evaluation.</w:t>
+        <w:t xml:space="preserve">separates safety from utility and freezes every operating threshold before test evaluation. It should not be</w:t>
+      </w:r>
+      <w:r>
+        <w:t xml:space="preserve"> </w:t>
+      </w:r>
+      <w:r>
+        <w:t xml:space="preserve">read as a general theory of sensor reliability.</w:t>
       </w:r>
     </w:p>
     <w:p>
@@ -15929,37 +18350,49 @@
         <w:pStyle w:val="BodyText"/>
       </w:pPr>
       <w:r>
-        <w:t xml:space="preserve">Cross-fitting addresses threshold leakage, not sparse-event estimation. Only 89.7 correctness</w:t>
-      </w:r>
-      <w:r>
-        <w:t xml:space="preserve"> </w:t>
-      </w:r>
-      <w:r>
-        <w:t xml:space="preserve">disagreements informed each selector on average, and repeated fits exposed unstable discrimination,</w:t>
-      </w:r>
-      <w:r>
-        <w:t xml:space="preserve"> </w:t>
-      </w:r>
-      <w:r>
-        <w:t xml:space="preserve">thresholds and entropy coefficients. The prospective event, AUROC and threshold-stability</w:t>
-      </w:r>
-      <w:r>
-        <w:t xml:space="preserve"> </w:t>
-      </w:r>
-      <w:r>
-        <w:t xml:space="preserve">gate accepted only 5/10 endpoint pairs. Unsupported sites must use PDRF while collecting</w:t>
-      </w:r>
-      <w:r>
-        <w:t xml:space="preserve"> </w:t>
-      </w:r>
-      <w:r>
-        <w:t xml:space="preserve">new calibration evidence. Neither coefficients nor thresholds should transfer between fitted</w:t>
-      </w:r>
-      <w:r>
-        <w:t xml:space="preserve"> </w:t>
-      </w:r>
-      <w:r>
-        <w:t xml:space="preserve">deployments.</w:t>
+        <w:t xml:space="preserve">Cross-fitting addresses threshold leakage, not selected-sample bias or sparse-event estimation. The</w:t>
+      </w:r>
+      <w:r>
+        <w:t xml:space="preserve"> </w:t>
+      </w:r>
+      <w:r>
+        <w:t xml:space="preserve">original conditional score used only 89.7 correctness disagreements on average and therefore estimated</w:t>
+      </w:r>
+      <w:r>
+        <w:t xml:space="preserve"> </w:t>
+      </w:r>
+      <w:r>
+        <w:t xml:space="preserve">preference conditional on disagreement. The all-row multinomial and two-stage controls target the</w:t>
+      </w:r>
+      <w:r>
+        <w:t xml:space="preserve"> </w:t>
+      </w:r>
+      <w:r>
+        <w:t xml:space="preserve">required deployment population, but their rare base-better and recovery-better classes remained difficult.</w:t>
+      </w:r>
+      <w:r>
+        <w:t xml:space="preserve"> </w:t>
+      </w:r>
+      <w:r>
+        <w:t xml:space="preserve">No test curve dominated the frozen point in both prevention and retention, while class-conditional and</w:t>
+      </w:r>
+      <w:r>
+        <w:t xml:space="preserve"> </w:t>
+      </w:r>
+      <w:r>
+        <w:t xml:space="preserve">margin rules obtained higher equal-cost utility only by accepting substantially more harm. The</w:t>
+      </w:r>
+      <w:r>
+        <w:t xml:space="preserve"> </w:t>
+      </w:r>
+      <w:r>
+        <w:t xml:space="preserve">estimand correction therefore changes what is measurable without creating a uniformly superior</w:t>
+      </w:r>
+      <w:r>
+        <w:t xml:space="preserve"> </w:t>
+      </w:r>
+      <w:r>
+        <w:t xml:space="preserve">router.</w:t>
       </w:r>
     </w:p>
     <w:p>
@@ -15967,49 +18400,52 @@
         <w:pStyle w:val="BodyText"/>
       </w:pPr>
       <w:r>
-        <w:t xml:space="preserve">The safety–recovery trade-off remains substantial. Lite-CF prevented 94.7% of negative transfers while</w:t>
-      </w:r>
-      <w:r>
-        <w:t xml:space="preserve"> </w:t>
-      </w:r>
-      <w:r>
-        <w:t xml:space="preserve">retaining only 9.7% of corrections. Its 52.2% recovery endpoint selection rate is larger because selection</w:t>
-      </w:r>
-      <w:r>
-        <w:t xml:space="preserve"> </w:t>
-      </w:r>
-      <w:r>
-        <w:t xml:space="preserve">uses all observations, whereas retention uses rare correction opportunities. At scale 1, prevention rose to</w:t>
-      </w:r>
-      <w:r>
-        <w:t xml:space="preserve"> </w:t>
-      </w:r>
-      <w:r>
-        <w:t xml:space="preserve">96.0% but retention fell to 5.3% and equal-cost utility to +4</w:t>
+        <w:t xml:space="preserve">The prospective support gate is central to deployment. Only 5/10 endpoint pairs passed, so the</w:t>
+      </w:r>
+      <w:r>
+        <w:t xml:space="preserve"> </w:t>
+      </w:r>
+      <w:r>
+        <w:t xml:space="preserve">primary policy reverted the other half to PDRF. It achieved 96.2% prevention and 6.6% retention, but its</w:t>
+      </w:r>
+      <w:r>
+        <w:t xml:space="preserve"> </w:t>
+      </w:r>
+      <w:r>
+        <w:t xml:space="preserve">fitted-pair utility interval crossed zero and worst-batch utility was</w:t>
+      </w:r>
+      <w:r>
+        <w:t xml:space="preserve"> </w:t>
+      </w:r>
+      <w:r>
+        <w:t xml:space="preserve">−</w:t>
+      </w:r>
+      <w:r>
+        <w:t xml:space="preserve">2</w:t>
       </w:r>
       <w:r>
         <w:t xml:space="preserve">.</w:t>
       </w:r>
       <w:r>
-        <w:t xml:space="preserve">00 per 10,000. Complete-stream utility was</w:t>
-      </w:r>
-      <w:r>
-        <w:t xml:space="preserve"> </w:t>
-      </w:r>
-      <w:r>
-        <w:t xml:space="preserve">negative at 0% and 10% fault prevalence, and the strict preference reversed above the descriptive 2.9</w:t>
-      </w:r>
-      <w:r>
-        <w:t xml:space="preserve"> </w:t>
-      </w:r>
-      <w:r>
-        <w:t xml:space="preserve">harm-to-correction ratio. Deployment therefore requires externally fixed prevalence, event values and</w:t>
-      </w:r>
-      <w:r>
-        <w:t xml:space="preserve"> </w:t>
-      </w:r>
-      <w:r>
-        <w:t xml:space="preserve">compute cost.</w:t>
+        <w:t xml:space="preserve">5 per 10,000. A site should not</w:t>
+      </w:r>
+      <w:r>
+        <w:t xml:space="preserve"> </w:t>
+      </w:r>
+      <w:r>
+        <w:t xml:space="preserve">transfer coefficients or thresholds from another fitted pair; it should use the base endpoint</w:t>
+      </w:r>
+      <w:r>
+        <w:t xml:space="preserve"> </w:t>
+      </w:r>
+      <w:r>
+        <w:t xml:space="preserve">until local event counts, repeated discrimination and threshold stability meet the declared</w:t>
+      </w:r>
+      <w:r>
+        <w:t xml:space="preserve"> </w:t>
+      </w:r>
+      <w:r>
+        <w:t xml:space="preserve">gate.</w:t>
       </w:r>
     </w:p>
     <w:p>
@@ -16017,25 +18453,91 @@
         <w:pStyle w:val="BodyText"/>
       </w:pPr>
       <w:r>
-        <w:t xml:space="preserve">The two-pass design avoids leave-one-group-out inference but stores and evaluates two models. Fixed</w:t>
-      </w:r>
-      <w:r>
-        <w:t xml:space="preserve"> </w:t>
-      </w:r>
-      <w:r>
-        <w:t xml:space="preserve">1-thread and 12-thread measurements confirmed additional batch-one latency. Workstation values do not</w:t>
-      </w:r>
-      <w:r>
-        <w:t xml:space="preserve"> </w:t>
-      </w:r>
-      <w:r>
-        <w:t xml:space="preserve">establish embedded latency, memory-bandwidth adequacy, energy use or real-time readiness, so the utility</w:t>
-      </w:r>
-      <w:r>
-        <w:t xml:space="preserve"> </w:t>
-      </w:r>
-      <w:r>
-        <w:t xml:space="preserve">analysis retains explicit pass and FLOP proxies.</w:t>
+        <w:t xml:space="preserve">Utility-aware thresholds clarify when selection adds value. At equal event values, unconditional</w:t>
+      </w:r>
+      <w:r>
+        <w:t xml:space="preserve"> </w:t>
+      </w:r>
+      <w:r>
+        <w:t xml:space="preserve">recovery had the largest utility. At a two-to-one harm ratio, two-stage routing outperformed both</w:t>
+      </w:r>
+      <w:r>
+        <w:t xml:space="preserve"> </w:t>
+      </w:r>
+      <w:r>
+        <w:t xml:space="preserve">endpoints; at ratios of five and ten, always PDRF dominated every learned policy. No single “safe”</w:t>
+      </w:r>
+      <w:r>
+        <w:t xml:space="preserve"> </w:t>
+      </w:r>
+      <w:r>
+        <w:t xml:space="preserve">threshold is therefore application-independent. The values</w:t>
+      </w:r>
+      <w:r>
+        <w:t xml:space="preserve"> </w:t>
+      </w:r>
+      <w:r>
+        <w:t xml:space="preserve">V</w:t>
+      </w:r>
+      <w:r>
+        <w:t xml:space="preserve"> </w:t>
+      </w:r>
+      <w:r>
+        <w:rPr>
+          <w:vertAlign w:val="subscript"/>
+        </w:rPr>
+        <w:t xml:space="preserve">C</w:t>
+      </w:r>
+      <w:r>
+        <w:t xml:space="preserve">,</w:t>
+      </w:r>
+      <w:r>
+        <w:t xml:space="preserve"> </w:t>
+      </w:r>
+      <w:r>
+        <w:t xml:space="preserve">C</w:t>
+      </w:r>
+      <w:r>
+        <w:rPr>
+          <w:vertAlign w:val="subscript"/>
+        </w:rPr>
+        <w:t xml:space="preserve">H</w:t>
+      </w:r>
+      <w:r>
+        <w:t xml:space="preserve"> </w:t>
+      </w:r>
+      <w:r>
+        <w:t xml:space="preserve">and</w:t>
+      </w:r>
+      <w:r>
+        <w:t xml:space="preserve"> </w:t>
+      </w:r>
+      <w:r>
+        <w:t xml:space="preserve">λ</w:t>
+      </w:r>
+      <w:r>
+        <w:t xml:space="preserve"> </w:t>
+      </w:r>
+      <w:r>
+        <w:t xml:space="preserve">must be defined in operational</w:t>
+      </w:r>
+      <w:r>
+        <w:t xml:space="preserve"> </w:t>
+      </w:r>
+      <w:r>
+        <w:t xml:space="preserve">units—for example, avoided inspection cost, cost of a wrong control decision and compute/latency cost</w:t>
+      </w:r>
+      <w:r>
+        <w:t xml:space="preserve"> </w:t>
+      </w:r>
+      <w:r>
+        <w:t xml:space="preserve">converted to the same per-10,000-observation scale—before calibration. A monotone score calibration</w:t>
+      </w:r>
+      <w:r>
+        <w:t xml:space="preserve"> </w:t>
+      </w:r>
+      <w:r>
+        <w:t xml:space="preserve">cannot substitute for that value specification.</w:t>
       </w:r>
     </w:p>
     <w:p>
@@ -16043,37 +18545,76 @@
         <w:pStyle w:val="BodyText"/>
       </w:pPr>
       <w:r>
-        <w:t xml:space="preserve">Mechanism-fixed and batch-fixed intervals replace the four-mechanism population bootstrap. Gaussian</w:t>
-      </w:r>
-      <w:r>
-        <w:t xml:space="preserve"> </w:t>
-      </w:r>
-      <w:r>
-        <w:t xml:space="preserve">differences were positive across fitted pairs on the present fixed test set; several offset, drift and stuck-at</w:t>
-      </w:r>
-      <w:r>
-        <w:t xml:space="preserve"> </w:t>
-      </w:r>
-      <w:r>
-        <w:t xml:space="preserve">hard-decision intervals crossed zero. All intervals reuse one instrument and the same observations. They</w:t>
-      </w:r>
-      <w:r>
-        <w:t xml:space="preserve"> </w:t>
-      </w:r>
-      <w:r>
-        <w:t xml:space="preserve">quantify fitting variation, not sampling from devices or natural faults. Scale 3 is also a severe standardized</w:t>
-      </w:r>
-      <w:r>
-        <w:t xml:space="preserve"> </w:t>
-      </w:r>
-      <w:r>
-        <w:t xml:space="preserve">stress test, while scale 1 shows that milder corruption does not automatically increase routing</w:t>
-      </w:r>
-      <w:r>
-        <w:t xml:space="preserve"> </w:t>
-      </w:r>
-      <w:r>
-        <w:t xml:space="preserve">utility.</w:t>
+        <w:t xml:space="preserve">The two-pass design avoids leave-one-group-out inference but stores two 19,740-parameter endpoints</w:t>
+      </w:r>
+      <w:r>
+        <w:t xml:space="preserve"> </w:t>
+      </w:r>
+      <w:r>
+        <w:t xml:space="preserve">(154.25 KiB in float32) and evaluates both. Pooled over the strict audit, frozen Lite-CF required</w:t>
+      </w:r>
+      <w:r>
+        <w:t xml:space="preserve"> </w:t>
+      </w:r>
+      <w:r>
+        <w:t xml:space="preserve">approximately 413 extra passes per retained correction and 631 per net correction; about 329 recovery</w:t>
+      </w:r>
+      <w:r>
+        <w:t xml:space="preserve"> </w:t>
+      </w:r>
+      <w:r>
+        <w:t xml:space="preserve">selections were required per net correction. The support gate required 668 extra passes and 416 selected</w:t>
+      </w:r>
+      <w:r>
+        <w:t xml:space="preserve"> </w:t>
+      </w:r>
+      <w:r>
+        <w:t xml:space="preserve">rows per net correction because unsupported fits contributed no routed gains. Batch-one orchestration</w:t>
+      </w:r>
+      <w:r>
+        <w:t xml:space="preserve"> </w:t>
+      </w:r>
+      <w:r>
+        <w:t xml:space="preserve">residual beyond the two separately timed endpoints was 1.03 ms at one thread and 1.28 ms</w:t>
+      </w:r>
+      <w:r>
+        <w:t xml:space="preserve"> </w:t>
+      </w:r>
+      <w:r>
+        <w:t xml:space="preserve">at 12 threads; the full-batch residual ranged from</w:t>
+      </w:r>
+      <w:r>
+        <w:t xml:space="preserve"> </w:t>
+      </w:r>
+      <w:r>
+        <w:t xml:space="preserve">−</w:t>
+      </w:r>
+      <w:r>
+        <w:t xml:space="preserve">2</w:t>
+      </w:r>
+      <w:r>
+        <w:t xml:space="preserve">.</w:t>
+      </w:r>
+      <w:r>
+        <w:t xml:space="preserve">93 to +2</w:t>
+      </w:r>
+      <w:r>
+        <w:t xml:space="preserve">.</w:t>
+      </w:r>
+      <w:r>
+        <w:t xml:space="preserve">45 ms because independent</w:t>
+      </w:r>
+      <w:r>
+        <w:t xml:space="preserve"> </w:t>
+      </w:r>
+      <w:r>
+        <w:t xml:space="preserve">timings are non-additive. These workstation measurements are not embedded latency or energy</w:t>
+      </w:r>
+      <w:r>
+        <w:t xml:space="preserve"> </w:t>
+      </w:r>
+      <w:r>
+        <w:t xml:space="preserve">guarantees.</w:t>
       </w:r>
     </w:p>
     <w:p>
@@ -16081,6 +18622,44 @@
         <w:pStyle w:val="BodyText"/>
       </w:pPr>
       <w:r>
+        <w:t xml:space="preserve">Mechanism, severity, affected-group and acquisition-batch transport all changed the decision balance.</w:t>
+      </w:r>
+      <w:r>
+        <w:t xml:space="preserve"> </w:t>
+      </w:r>
+      <w:r>
+        <w:t xml:space="preserve">Leave-one-mechanism-out fitting intervals included zero; group-2 prevention fell to 80.8%; Batch 10</w:t>
+      </w:r>
+      <w:r>
+        <w:t xml:space="preserve"> </w:t>
+      </w:r>
+      <w:r>
+        <w:t xml:space="preserve">supplied 82.2% of strict observations and pulled the observation-weighted AUROC toward its lower value.</w:t>
+      </w:r>
+      <w:r>
+        <w:t xml:space="preserve"> </w:t>
+      </w:r>
+      <w:r>
+        <w:t xml:space="preserve">These analyses are more informative than one aggregate mean, but they still reuse one chemical</w:t>
+      </w:r>
+      <w:r>
+        <w:t xml:space="preserve"> </w:t>
+      </w:r>
+      <w:r>
+        <w:t xml:space="preserve">instrument and fixed rows. The fitted-pair intervals quantify optimization variation, not sampling from</w:t>
+      </w:r>
+      <w:r>
+        <w:t xml:space="preserve"> </w:t>
+      </w:r>
+      <w:r>
+        <w:t xml:space="preserve">devices or natural faults.</w:t>
+      </w:r>
+    </w:p>
+    <w:p>
+      <w:pPr>
+        <w:pStyle w:val="BodyText"/>
+      </w:pPr>
+      <w:r>
         <w:t xml:space="preserve">Transfer tests define boundaries rather than confirm field recovery. The hydraulic result is single-rig</w:t>
       </w:r>
       <w:r>
@@ -16158,8 +18737,8 @@
         <w:t xml:space="preserve">claims.</w:t>
       </w:r>
     </w:p>
-    <w:bookmarkEnd w:id="184"/>
-    <w:bookmarkStart w:id="186" w:name="conclusion"/>
+    <w:bookmarkEnd w:id="197"/>
+    <w:bookmarkStart w:id="199" w:name="conclusion"/>
     <w:p>
       <w:pPr>
         <w:pStyle w:val="Heading3"/>
@@ -16173,8 +18752,8 @@
       <w:r>
         <w:t xml:space="preserve"> </w:t>
       </w:r>
-      <w:bookmarkStart w:id="185" w:name="x1-260006"/>
-      <w:bookmarkEnd w:id="185"/>
+      <w:bookmarkStart w:id="198" w:name="x1-290006"/>
+      <w:bookmarkEnd w:id="198"/>
       <w:r>
         <w:t xml:space="preserve">Conclusion</w:t>
       </w:r>
@@ -16184,49 +18763,55 @@
         <w:pStyle w:val="FirstParagraph"/>
       </w:pPr>
       <w:r>
-        <w:t xml:space="preserve">Cross-fitted selective recovery converted a useful but fallible recovery endpoint into an explicit deployment</w:t>
-      </w:r>
-      <w:r>
-        <w:t xml:space="preserve"> </w:t>
-      </w:r>
-      <w:r>
-        <w:t xml:space="preserve">trade-off. On the strict controlled-corruption estimand, Lite-CF prevented 94.7% of negative transfers</w:t>
-      </w:r>
-      <w:r>
-        <w:t xml:space="preserve"> </w:t>
-      </w:r>
-      <w:r>
-        <w:t xml:space="preserve">while retaining 9.7% of corrections; it is a conservative safety layer, not a generally improved classifier.</w:t>
-      </w:r>
-      <w:r>
-        <w:t xml:space="preserve"> </w:t>
-      </w:r>
-      <w:r>
-        <w:t xml:space="preserve">Utility was negative at low complete-stream fault prevalence and remained application-specific. Only 5/10</w:t>
-      </w:r>
-      <w:r>
-        <w:t xml:space="preserve"> </w:t>
-      </w:r>
-      <w:r>
-        <w:t xml:space="preserve">fitted endpoint pairs met the prospective event, discrimination and threshold-stability gate, requiring</w:t>
-      </w:r>
-      <w:r>
-        <w:t xml:space="preserve"> </w:t>
-      </w:r>
-      <w:r>
-        <w:t xml:space="preserve">PDRF fallback for the remainder. Mechanism-fixed and mild-severity audits further showed that benefits</w:t>
-      </w:r>
-      <w:r>
-        <w:t xml:space="preserve"> </w:t>
-      </w:r>
-      <w:r>
-        <w:t xml:space="preserve">were not uniform. Routed probabilities remained endpoint-specific and overconfident. The contribution is</w:t>
-      </w:r>
-      <w:r>
-        <w:t xml:space="preserve"> </w:t>
-      </w:r>
-      <w:r>
-        <w:t xml:space="preserve">a reproducible hard-decision risk-control protocol for controlled available-group corruption,</w:t>
+        <w:t xml:space="preserve">Support-gated selective recovery converted a useful but fallible recovery endpoint into an explicit,</w:t>
+      </w:r>
+      <w:r>
+        <w:t xml:space="preserve"> </w:t>
+      </w:r>
+      <w:r>
+        <w:t xml:space="preserve">auditable deployment policy. The frozen ungated router prevented 94.7% of negative transfers while</w:t>
+      </w:r>
+      <w:r>
+        <w:t xml:space="preserve"> </w:t>
+      </w:r>
+      <w:r>
+        <w:t xml:space="preserve">retaining 9.7% of corrections. The prospective policy admitted only 5/10 fitted pairs and reverted the</w:t>
+      </w:r>
+      <w:r>
+        <w:t xml:space="preserve"> </w:t>
+      </w:r>
+      <w:r>
+        <w:t xml:space="preserve">remainder to PDRF, yielding 96.2% prevention and 6.6% retention. All-row and two-stage routers</w:t>
+      </w:r>
+      <w:r>
+        <w:t xml:space="preserve"> </w:t>
+      </w:r>
+      <w:r>
+        <w:t xml:space="preserve">corrected the conditional-estimand mismatch and added utility at a two-to-one harm ratio, but always</w:t>
+      </w:r>
+      <w:r>
+        <w:t xml:space="preserve"> </w:t>
+      </w:r>
+      <w:r>
+        <w:t xml:space="preserve">recovery was preferred at equal event values and always PDRF dominated at ratios of five or ten. Severity,</w:t>
+      </w:r>
+      <w:r>
+        <w:t xml:space="preserve"> </w:t>
+      </w:r>
+      <w:r>
+        <w:t xml:space="preserve">sensor-group, unseen-mechanism and batch audits showed that thresholds did not transport</w:t>
+      </w:r>
+      <w:r>
+        <w:t xml:space="preserve"> </w:t>
+      </w:r>
+      <w:r>
+        <w:t xml:space="preserve">uniformly. Routed probabilities remained endpoint-specific and overconfident. The contribution is a</w:t>
+      </w:r>
+      <w:r>
+        <w:t xml:space="preserve"> </w:t>
+      </w:r>
+      <w:r>
+        <w:t xml:space="preserve">reproducible risk-control and evaluation protocol for controlled available-group corruption,</w:t>
       </w:r>
       <w:r>
         <w:t xml:space="preserve"> </w:t>
@@ -16241,14 +18826,14 @@
         <w:t xml:space="preserve">performance.</w:t>
       </w:r>
     </w:p>
-    <w:bookmarkEnd w:id="186"/>
-    <w:bookmarkStart w:id="190" w:name="data-and-code-availability"/>
+    <w:bookmarkEnd w:id="199"/>
+    <w:bookmarkStart w:id="204" w:name="data-and-code-availability"/>
     <w:p>
       <w:pPr>
         <w:pStyle w:val="Heading3"/>
       </w:pPr>
-      <w:bookmarkStart w:id="187" w:name="x1-27000"/>
-      <w:bookmarkEnd w:id="187"/>
+      <w:bookmarkStart w:id="200" w:name="x1-30000"/>
+      <w:bookmarkEnd w:id="200"/>
       <w:r>
         <w:t xml:space="preserve">Data and code availability</w:t>
       </w:r>
@@ -16263,7 +18848,7 @@
       <w:r>
         <w:t xml:space="preserve"> </w:t>
       </w:r>
-      <w:hyperlink r:id="rId188">
+      <w:hyperlink r:id="rId201">
         <w:r>
           <w:rPr>
             <w:rStyle w:val="Hyperlink"/>
@@ -16324,7 +18909,7 @@
         <w:t xml:space="preserve"> </w:t>
       </w:r>
       <w:r>
-        <w:t xml:space="preserve">information, source data for CEE-CF10-R2-LITE and figure/table scripts are publicly available in the</w:t>
+        <w:t xml:space="preserve">information, prediction-level source data and figure/table scripts are publicly available in the</w:t>
       </w:r>
       <w:r>
         <w:t xml:space="preserve"> </w:t>
@@ -16341,7 +18926,7 @@
       <w:r>
         <w:t xml:space="preserve"> </w:t>
       </w:r>
-      <w:hyperlink r:id="rId189">
+      <w:hyperlink r:id="rId202">
         <w:r>
           <w:rPr>
             <w:rStyle w:val="Hyperlink"/>
@@ -16350,37 +18935,42 @@
         </w:r>
       </w:hyperlink>
       <w:r>
+        <w:t xml:space="preserve">. The</w:t>
+      </w:r>
+      <w:r>
+        <w:t xml:space="preserve"> </w:t>
+      </w:r>
+      <w:r>
+        <w:t xml:space="preserve">exact computational snapshot for the all-row, utility, transport and batch audits is commit</w:t>
+      </w:r>
+      <w:r>
+        <w:t xml:space="preserve"> </w:t>
+      </w:r>
+      <w:hyperlink r:id="rId203">
+        <w:r>
+          <w:rPr>
+            <w:rStyle w:val="Hyperlink"/>
+          </w:rPr>
+          <w:t xml:space="preserve">f8ef1a17bdfc98377334dd9aa6903702cdc789c1</w:t>
+        </w:r>
+      </w:hyperlink>
+      <w:r>
+        <w:t xml:space="preserve">; the versioned submission release is</w:t>
+      </w:r>
+      <w:r>
+        <w:t xml:space="preserve"> </w:t>
+      </w:r>
+      <w:r>
+        <w:t xml:space="preserve">v1.4.0-major-router</w:t>
+      </w:r>
+      <w:r>
         <w:t xml:space="preserve">.</w:t>
       </w:r>
       <w:r>
         <w:t xml:space="preserve"> </w:t>
       </w:r>
       <w:r>
-        <w:t xml:space="preserve">The frozen Strict-88 computational snapshot is commit</w:t>
-      </w:r>
-      <w:r>
-        <w:t xml:space="preserve"> </w:t>
-      </w:r>
-      <w:r>
-        <w:t xml:space="preserve">12a74760d350e934297a9e4be9e44d63a44a0655</w:t>
-      </w:r>
-      <w:r>
-        <w:t xml:space="preserve">;</w:t>
-      </w:r>
-      <w:r>
-        <w:t xml:space="preserve"> </w:t>
-      </w:r>
-      <w:r>
-        <w:t xml:space="preserve">the versioned submission release is</w:t>
-      </w:r>
-      <w:r>
-        <w:t xml:space="preserve"> </w:t>
-      </w:r>
-      <w:r>
-        <w:t xml:space="preserve">v1.3.0-strict88</w:t>
-      </w:r>
-      <w:r>
-        <w:t xml:space="preserve">. Exact dependencies are recorded in</w:t>
+        <w:t xml:space="preserve">Exact dependencies are recorded in</w:t>
       </w:r>
       <w:r>
         <w:t xml:space="preserve"> </w:t>
@@ -16401,23 +18991,29 @@
         <w:t xml:space="preserve">environment.yml</w:t>
       </w:r>
       <w:r>
-        <w:t xml:space="preserve">, and the script-to-result manifest is Supplementary</w:t>
-      </w:r>
-      <w:r>
-        <w:t xml:space="preserve"> </w:t>
-      </w:r>
-      <w:r>
-        <w:t xml:space="preserve">Table S1. A permanent software DOI has not been assigned.</w:t>
-      </w:r>
-    </w:p>
-    <w:bookmarkEnd w:id="190"/>
-    <w:bookmarkStart w:id="192" w:name="ethics-statement"/>
+        <w:t xml:space="preserve">, and the</w:t>
+      </w:r>
+      <w:r>
+        <w:t xml:space="preserve"> </w:t>
+      </w:r>
+      <w:r>
+        <w:t xml:space="preserve">script-to-result manifest is Supplementary Table S1. A permanent software DOI has not been</w:t>
+      </w:r>
+      <w:r>
+        <w:t xml:space="preserve"> </w:t>
+      </w:r>
+      <w:r>
+        <w:t xml:space="preserve">assigned.</w:t>
+      </w:r>
+    </w:p>
+    <w:bookmarkEnd w:id="204"/>
+    <w:bookmarkStart w:id="206" w:name="ethics-statement"/>
     <w:p>
       <w:pPr>
         <w:pStyle w:val="Heading3"/>
       </w:pPr>
-      <w:bookmarkStart w:id="191" w:name="x1-28000"/>
-      <w:bookmarkEnd w:id="191"/>
+      <w:bookmarkStart w:id="205" w:name="x1-31000"/>
+      <w:bookmarkEnd w:id="205"/>
       <w:r>
         <w:t xml:space="preserve">Ethics statement</w:t>
       </w:r>
@@ -16442,14 +19038,14 @@
         <w:t xml:space="preserve">was not applicable.</w:t>
       </w:r>
     </w:p>
-    <w:bookmarkEnd w:id="192"/>
-    <w:bookmarkStart w:id="194" w:name="author-contributions"/>
+    <w:bookmarkEnd w:id="206"/>
+    <w:bookmarkStart w:id="208" w:name="author-contributions"/>
     <w:p>
       <w:pPr>
         <w:pStyle w:val="Heading3"/>
       </w:pPr>
-      <w:bookmarkStart w:id="193" w:name="x1-29000"/>
-      <w:bookmarkEnd w:id="193"/>
+      <w:bookmarkStart w:id="207" w:name="x1-32000"/>
+      <w:bookmarkEnd w:id="207"/>
       <w:r>
         <w:t xml:space="preserve">Author contributions</w:t>
       </w:r>
@@ -16474,14 +19070,14 @@
         <w:t xml:space="preserve">administration.</w:t>
       </w:r>
     </w:p>
-    <w:bookmarkEnd w:id="194"/>
-    <w:bookmarkStart w:id="196" w:name="acknowledgements-and-funding"/>
+    <w:bookmarkEnd w:id="208"/>
+    <w:bookmarkStart w:id="210" w:name="acknowledgements-and-funding"/>
     <w:p>
       <w:pPr>
         <w:pStyle w:val="Heading3"/>
       </w:pPr>
-      <w:bookmarkStart w:id="195" w:name="x1-30000"/>
-      <w:bookmarkEnd w:id="195"/>
+      <w:bookmarkStart w:id="209" w:name="x1-33000"/>
+      <w:bookmarkEnd w:id="209"/>
       <w:r>
         <w:t xml:space="preserve">Acknowledgements and funding</w:t>
       </w:r>
@@ -16494,14 +19090,14 @@
         <w:t xml:space="preserve">The author received no specific funding for this work and has no acknowledgements to declare.</w:t>
       </w:r>
     </w:p>
-    <w:bookmarkEnd w:id="196"/>
-    <w:bookmarkStart w:id="198" w:name="declaration-of-interests"/>
+    <w:bookmarkEnd w:id="210"/>
+    <w:bookmarkStart w:id="212" w:name="declaration-of-interests"/>
     <w:p>
       <w:pPr>
         <w:pStyle w:val="Heading3"/>
       </w:pPr>
-      <w:bookmarkStart w:id="197" w:name="x1-31000"/>
-      <w:bookmarkEnd w:id="197"/>
+      <w:bookmarkStart w:id="211" w:name="x1-34000"/>
+      <w:bookmarkEnd w:id="211"/>
       <w:r>
         <w:t xml:space="preserve">Declaration of interests</w:t>
       </w:r>
@@ -16520,14 +19116,14 @@
         <w:t xml:space="preserve">could have appeared to influence the work reported in this paper.</w:t>
       </w:r>
     </w:p>
-    <w:bookmarkEnd w:id="198"/>
-    <w:bookmarkStart w:id="289" w:name="references"/>
+    <w:bookmarkEnd w:id="212"/>
+    <w:bookmarkStart w:id="303" w:name="references"/>
     <w:p>
       <w:pPr>
         <w:pStyle w:val="Heading3"/>
       </w:pPr>
-      <w:bookmarkStart w:id="199" w:name="x1-32000"/>
-      <w:bookmarkEnd w:id="199"/>
+      <w:bookmarkStart w:id="213" w:name="x1-35000"/>
+      <w:bookmarkEnd w:id="213"/>
       <w:r>
         <w:t xml:space="preserve">References</w:t>
       </w:r>
@@ -16544,8 +19140,8 @@
       <w:pPr>
         <w:pStyle w:val="Definition"/>
       </w:pPr>
-      <w:bookmarkStart w:id="200" w:name="Xliu2025deployment"/>
-      <w:bookmarkEnd w:id="200"/>
+      <w:bookmarkStart w:id="214" w:name="Xliu2025deployment"/>
+      <w:bookmarkEnd w:id="214"/>
       <w:r>
         <w:t xml:space="preserve">X. Liu, J. Zhang, S. Zhou, et al. Towards deployment-centric multimodal AI beyond</w:t>
       </w:r>
@@ -16583,8 +19179,8 @@
       <w:pPr>
         <w:pStyle w:val="Definition"/>
       </w:pPr>
-      <w:bookmarkStart w:id="201" w:name="Xchakraborti2025personalized"/>
-      <w:bookmarkEnd w:id="201"/>
+      <w:bookmarkStart w:id="215" w:name="Xchakraborti2025personalized"/>
+      <w:bookmarkEnd w:id="215"/>
       <w:r>
         <w:t xml:space="preserve">Tapabrata Chakraborti, Christopher R. S. Banerji, Ariane Marandon, et al. Personalized</w:t>
       </w:r>
@@ -16622,8 +19218,8 @@
       <w:pPr>
         <w:pStyle w:val="Definition"/>
       </w:pPr>
-      <w:bookmarkStart w:id="202" w:name="Xmitra2023structured"/>
-      <w:bookmarkEnd w:id="202"/>
+      <w:bookmarkStart w:id="216" w:name="Xmitra2023structured"/>
+      <w:bookmarkEnd w:id="216"/>
       <w:r>
         <w:t xml:space="preserve">Robin Mitra, Sarah F. McGough, Tapabrata Chakraborti, et al. Learning from data with</w:t>
       </w:r>
@@ -16661,8 +19257,8 @@
       <w:pPr>
         <w:pStyle w:val="Definition"/>
       </w:pPr>
-      <w:bookmarkStart w:id="203" w:name="Xwu2026survey"/>
-      <w:bookmarkEnd w:id="203"/>
+      <w:bookmarkStart w:id="217" w:name="Xwu2026survey"/>
+      <w:bookmarkEnd w:id="217"/>
       <w:r>
         <w:t xml:space="preserve">Renjie Wu, Hu Wang, Hsiang-Ting Chen, and Gustavo Carneiro. Deep multimodal learning</w:t>
       </w:r>
@@ -16690,7 +19286,7 @@
       <w:r>
         <w:t xml:space="preserve"> </w:t>
       </w:r>
-      <w:hyperlink r:id="rId204">
+      <w:hyperlink r:id="rId218">
         <w:r>
           <w:rPr>
             <w:rStyle w:val="Hyperlink"/>
@@ -16714,8 +19310,8 @@
       <w:pPr>
         <w:pStyle w:val="Definition"/>
       </w:pPr>
-      <w:bookmarkStart w:id="205" w:name="Xneverova2016moddrop"/>
-      <w:bookmarkEnd w:id="205"/>
+      <w:bookmarkStart w:id="219" w:name="Xneverova2016moddrop"/>
+      <w:bookmarkEnd w:id="219"/>
       <w:r>
         <w:t xml:space="preserve">Natalia Neverova, Christian Wolf, Graham Taylor, and Florian Nebout. ModDrop: Adaptive</w:t>
       </w:r>
@@ -16753,8 +19349,8 @@
       <w:pPr>
         <w:pStyle w:val="Definition"/>
       </w:pPr>
-      <w:bookmarkStart w:id="206" w:name="Xli2024umdf"/>
-      <w:bookmarkEnd w:id="206"/>
+      <w:bookmarkStart w:id="220" w:name="Xli2024umdf"/>
+      <w:bookmarkEnd w:id="220"/>
       <w:r>
         <w:t xml:space="preserve">Mingcheng Li, Dingkang Yang, Yuxuan Lei, Shunli Wang, Shuaibing Wang, Liuzhen Su, Kun</w:t>
       </w:r>
@@ -16798,8 +19394,8 @@
       <w:pPr>
         <w:pStyle w:val="Definition"/>
       </w:pPr>
-      <w:bookmarkStart w:id="207" w:name="Xwoo2023practices"/>
-      <w:bookmarkEnd w:id="207"/>
+      <w:bookmarkStart w:id="221" w:name="Xwoo2023practices"/>
+      <w:bookmarkEnd w:id="221"/>
       <w:r>
         <w:t xml:space="preserve">Sangmin Woo, Sumin Lee, Yeonju Park, Muhammad Adi Nugroho, and Changick Kim.</w:t>
       </w:r>
@@ -16837,8 +19433,8 @@
       <w:pPr>
         <w:pStyle w:val="Definition"/>
       </w:pPr>
-      <w:bookmarkStart w:id="208" w:name="Xwang2024gradient"/>
-      <w:bookmarkEnd w:id="208"/>
+      <w:bookmarkStart w:id="222" w:name="Xwang2024gradient"/>
+      <w:bookmarkEnd w:id="222"/>
       <w:r>
         <w:t xml:space="preserve">Hao Wang, Shengda Luo, Guosheng Hu, and Jianguo Zhang. Gradient-guided modality</w:t>
       </w:r>
@@ -16876,8 +19472,8 @@
       <w:pPr>
         <w:pStyle w:val="Definition"/>
       </w:pPr>
-      <w:bookmarkStart w:id="209" w:name="Xmckinzie2023mismatch"/>
-      <w:bookmarkEnd w:id="209"/>
+      <w:bookmarkStart w:id="223" w:name="Xmckinzie2023mismatch"/>
+      <w:bookmarkEnd w:id="223"/>
       <w:r>
         <w:t xml:space="preserve">Brandon Mckinzie, Vaishaal Shankar, Joseph Yitan Cheng, Yinfei Yang, Jonathon Shlens,</w:t>
       </w:r>
@@ -16920,7 +19516,7 @@
       <w:r>
         <w:t xml:space="preserve"> </w:t>
       </w:r>
-      <w:hyperlink r:id="rId210">
+      <w:hyperlink r:id="rId224">
         <w:r>
           <w:rPr>
             <w:rStyle w:val="Hyperlink"/>
@@ -16944,8 +19540,8 @@
       <w:pPr>
         <w:pStyle w:val="Definition"/>
       </w:pPr>
-      <w:bookmarkStart w:id="211" w:name="Xyao2024drfuse"/>
-      <w:bookmarkEnd w:id="211"/>
+      <w:bookmarkStart w:id="225" w:name="Xyao2024drfuse"/>
+      <w:bookmarkEnd w:id="225"/>
       <w:r>
         <w:t xml:space="preserve">Wenfang Yao, Kejing Yin, William K. Cheung, Jia Liu, and Jing Qin. DrFuse: Learning</w:t>
       </w:r>
@@ -16989,8 +19585,8 @@
       <w:pPr>
         <w:pStyle w:val="Definition"/>
       </w:pPr>
-      <w:bookmarkStart w:id="212" w:name="Xhuang2025mgr"/>
-      <w:bookmarkEnd w:id="212"/>
+      <w:bookmarkStart w:id="226" w:name="Xhuang2025mgr"/>
+      <w:bookmarkEnd w:id="226"/>
       <w:r>
         <w:t xml:space="preserve">Wuliang Huang, Yiqiang Chen, Xinlong Jiang, Chenlong Gao, Teng Zhang, Qian Chen, and</w:t>
       </w:r>
@@ -17034,8 +19630,8 @@
       <w:pPr>
         <w:pStyle w:val="Definition"/>
       </w:pPr>
-      <w:bookmarkStart w:id="213" w:name="Xgao2024aleatoric"/>
-      <w:bookmarkEnd w:id="213"/>
+      <w:bookmarkStart w:id="227" w:name="Xgao2024aleatoric"/>
+      <w:bookmarkEnd w:id="227"/>
       <w:r>
         <w:t xml:space="preserve">Zixian Gao, Xun Jiang, Xing Xu, Fumin Shen, Yujie Li, and Heng Tao Shen. Embracing</w:t>
       </w:r>
@@ -17073,8 +19669,8 @@
       <w:pPr>
         <w:pStyle w:val="Definition"/>
       </w:pPr>
-      <w:bookmarkStart w:id="214" w:name="Xcho2025cocoon"/>
-      <w:bookmarkEnd w:id="214"/>
+      <w:bookmarkStart w:id="228" w:name="Xcho2025cocoon"/>
+      <w:bookmarkEnd w:id="228"/>
       <w:r>
         <w:t xml:space="preserve">Minkyoung Cho, Yulong Cao, Jiachen Sun, Qingzhao Zhang, Marco Pavone,</w:t>
       </w:r>
@@ -17108,7 +19704,7 @@
       <w:r>
         <w:t xml:space="preserve"> </w:t>
       </w:r>
-      <w:hyperlink r:id="rId215">
+      <w:hyperlink r:id="rId229">
         <w:r>
           <w:rPr>
             <w:rStyle w:val="Hyperlink"/>
@@ -17132,8 +19728,8 @@
       <w:pPr>
         <w:pStyle w:val="Definition"/>
       </w:pPr>
-      <w:bookmarkStart w:id="216" w:name="Xpark2025mome"/>
-      <w:bookmarkEnd w:id="216"/>
+      <w:bookmarkStart w:id="230" w:name="Xpark2025mome"/>
+      <w:bookmarkEnd w:id="230"/>
       <w:r>
         <w:t xml:space="preserve">Konyul Park, Yecheol Kim, Daehun Kim, and Jun Won Choi. Resilient sensor fusion under</w:t>
       </w:r>
@@ -17171,8 +19767,8 @@
       <w:pPr>
         <w:pStyle w:val="Definition"/>
       </w:pPr>
-      <w:bookmarkStart w:id="217" w:name="Xsidheekh2025credibility"/>
-      <w:bookmarkEnd w:id="217"/>
+      <w:bookmarkStart w:id="231" w:name="Xsidheekh2025credibility"/>
+      <w:bookmarkEnd w:id="231"/>
       <w:r>
         <w:t xml:space="preserve">Sahil Sidheekh, Pranuthi Tenali, Saurabh Mathur, Erik Blasch, Kristian Kersting, and</w:t>
       </w:r>
@@ -17209,7 +19805,7 @@
       <w:r>
         <w:t xml:space="preserve"> </w:t>
       </w:r>
-      <w:hyperlink r:id="rId218">
+      <w:hyperlink r:id="rId232">
         <w:r>
           <w:rPr>
             <w:rStyle w:val="Hyperlink"/>
@@ -17233,8 +19829,8 @@
       <w:pPr>
         <w:pStyle w:val="Definition"/>
       </w:pPr>
-      <w:bookmarkStart w:id="219" w:name="Xliu2025rejection"/>
-      <w:bookmarkEnd w:id="219"/>
+      <w:bookmarkStart w:id="233" w:name="Xliu2025rejection"/>
+      <w:bookmarkEnd w:id="233"/>
       <w:r>
         <w:t xml:space="preserve">Wei Liu, Yufei Chen, and Xiaodong Yue. Enhancing multi-view classification reliability</w:t>
       </w:r>
@@ -17272,8 +19868,8 @@
       <w:pPr>
         <w:pStyle w:val="Definition"/>
       </w:pPr>
-      <w:bookmarkStart w:id="220" w:name="Xrabanser2025selective"/>
-      <w:bookmarkEnd w:id="220"/>
+      <w:bookmarkStart w:id="234" w:name="Xrabanser2025selective"/>
+      <w:bookmarkEnd w:id="234"/>
       <w:r>
         <w:t xml:space="preserve">Stephan Rabanser, Anvith Thudi, Kimia Hamidieh, Adam Dziedzic, Israfil Bahceci,</w:t>
       </w:r>
@@ -17301,7 +19897,7 @@
       <w:r>
         <w:t xml:space="preserve"> </w:t>
       </w:r>
-      <w:hyperlink r:id="rId221">
+      <w:hyperlink r:id="rId235">
         <w:r>
           <w:rPr>
             <w:rStyle w:val="Hyperlink"/>
@@ -17325,8 +19921,8 @@
       <w:pPr>
         <w:pStyle w:val="Definition"/>
       </w:pPr>
-      <w:bookmarkStart w:id="222" w:name="Xzhang2023qmf"/>
-      <w:bookmarkEnd w:id="222"/>
+      <w:bookmarkStart w:id="236" w:name="Xzhang2023qmf"/>
+      <w:bookmarkEnd w:id="236"/>
       <w:r>
         <w:t xml:space="preserve">Qingyang Zhang, Haitao Wu, Changqing Zhang, Qinghua Hu, Huazhu Fu, Joey Tianyi</w:t>
       </w:r>
@@ -17357,7 +19953,7 @@
       <w:r>
         <w:t xml:space="preserve"> </w:t>
       </w:r>
-      <w:hyperlink r:id="rId223">
+      <w:hyperlink r:id="rId237">
         <w:r>
           <w:rPr>
             <w:rStyle w:val="Hyperlink"/>
@@ -17381,8 +19977,8 @@
       <w:pPr>
         <w:pStyle w:val="Definition"/>
       </w:pPr>
-      <w:bookmarkStart w:id="224" w:name="Xkullaa2011distinguishing"/>
-      <w:bookmarkEnd w:id="224"/>
+      <w:bookmarkStart w:id="238" w:name="Xkullaa2011distinguishing"/>
+      <w:bookmarkEnd w:id="238"/>
       <w:r>
         <w:t xml:space="preserve">Jyrki Kullaa. Distinguishing between sensor fault, structural damage, and environmental or</w:t>
       </w:r>
@@ -17420,8 +20016,8 @@
       <w:pPr>
         <w:pStyle w:val="Definition"/>
       </w:pPr>
-      <w:bookmarkStart w:id="225" w:name="Xkullaa2013sensor"/>
-      <w:bookmarkEnd w:id="225"/>
+      <w:bookmarkStart w:id="239" w:name="Xkullaa2013sensor"/>
+      <w:bookmarkEnd w:id="239"/>
       <w:r>
         <w:t xml:space="preserve">Jyrki Kullaa. Detection, identification, and quantification of sensor fault in a sensor network.</w:t>
       </w:r>
@@ -17453,8 +20049,8 @@
       <w:pPr>
         <w:pStyle w:val="Definition"/>
       </w:pPr>
-      <w:bookmarkStart w:id="226" w:name="Xhelwig2015sensorfault"/>
-      <w:bookmarkEnd w:id="226"/>
+      <w:bookmarkStart w:id="240" w:name="Xhelwig2015sensorfault"/>
+      <w:bookmarkEnd w:id="240"/>
       <w:r>
         <w:t xml:space="preserve">Nikolai Helwig, Eliseo Pignanelli, and Andreas Schütze. Detecting and compensating sensor</w:t>
       </w:r>
@@ -17492,8 +20088,8 @@
       <w:pPr>
         <w:pStyle w:val="Definition"/>
       </w:pPr>
-      <w:bookmarkStart w:id="227" w:name="Xhelwig2015condition"/>
-      <w:bookmarkEnd w:id="227"/>
+      <w:bookmarkStart w:id="241" w:name="Xhelwig2015condition"/>
+      <w:bookmarkEnd w:id="241"/>
       <w:r>
         <w:t xml:space="preserve">Nikolai Helwig, Eliseo Pignanelli, and Andreas Schütze. Condition monitoring of a complex</w:t>
       </w:r>
@@ -17537,8 +20133,8 @@
       <w:pPr>
         <w:pStyle w:val="Definition"/>
       </w:pPr>
-      <w:bookmarkStart w:id="228" w:name="Xma2021multirate"/>
-      <w:bookmarkEnd w:id="228"/>
+      <w:bookmarkStart w:id="242" w:name="Xma2021multirate"/>
+      <w:bookmarkEnd w:id="242"/>
       <w:r>
         <w:t xml:space="preserve">Xiangkai Ma, Pei Wang, Bozhou Zhang, and Ming Sun. A multirate sensor information</w:t>
       </w:r>
@@ -17576,8 +20172,8 @@
       <w:pPr>
         <w:pStyle w:val="Definition"/>
       </w:pPr>
-      <w:bookmarkStart w:id="229" w:name="Xkeleko2023hydraulic"/>
-      <w:bookmarkEnd w:id="229"/>
+      <w:bookmarkStart w:id="243" w:name="Xkeleko2023hydraulic"/>
+      <w:bookmarkEnd w:id="243"/>
       <w:r>
         <w:t xml:space="preserve">Aurelien Teguede Keleko, Bernard Kamsu-Foguem, Raymond Houe Ngouna, and Amèvi</w:t>
       </w:r>
@@ -17615,8 +20211,8 @@
       <w:pPr>
         <w:pStyle w:val="Definition"/>
       </w:pPr>
-      <w:bookmarkStart w:id="230" w:name="Xyildirim2025hydraulic"/>
-      <w:bookmarkEnd w:id="230"/>
+      <w:bookmarkStart w:id="244" w:name="Xyildirim2025hydraulic"/>
+      <w:bookmarkEnd w:id="244"/>
       <w:r>
         <w:t xml:space="preserve">Cevahir Yildirim, Alba M. Franco-Pereira, and Rosa E. Lillo. Condition monitoring and</w:t>
       </w:r>
@@ -17648,8 +20244,8 @@
       <w:pPr>
         <w:pStyle w:val="Definition"/>
       </w:pPr>
-      <w:bookmarkStart w:id="231" w:name="Xwang2025ahuoperational"/>
-      <w:bookmarkEnd w:id="231"/>
+      <w:bookmarkStart w:id="245" w:name="Xwang2025ahuoperational"/>
+      <w:bookmarkEnd w:id="245"/>
       <w:r>
         <w:t xml:space="preserve">Seunghyeon Wang. Real operational labeled data of air handling units from office, auditorium,</w:t>
       </w:r>
@@ -17681,8 +20277,8 @@
       <w:pPr>
         <w:pStyle w:val="Definition"/>
       </w:pPr>
-      <w:bookmarkStart w:id="232" w:name="Xwang2024ahudataset"/>
-      <w:bookmarkEnd w:id="232"/>
+      <w:bookmarkStart w:id="246" w:name="Xwang2024ahudataset"/>
+      <w:bookmarkEnd w:id="246"/>
       <w:r>
         <w:t xml:space="preserve">Seunghyeon Wang. Labelled dataset for FDD in different building types: auditorium, hospital,</w:t>
       </w:r>
@@ -17705,8 +20301,8 @@
       <w:pPr>
         <w:pStyle w:val="Definition"/>
       </w:pPr>
-      <w:bookmarkStart w:id="233" w:name="Xwang2025ahutransformer"/>
-      <w:bookmarkEnd w:id="233"/>
+      <w:bookmarkStart w:id="247" w:name="Xwang2025ahutransformer"/>
+      <w:bookmarkEnd w:id="247"/>
       <w:r>
         <w:t xml:space="preserve">Seunghyeon Wang. Automated fault diagnosis detection of air handling units using real</w:t>
       </w:r>
@@ -17738,8 +20334,8 @@
       <w:pPr>
         <w:pStyle w:val="Definition"/>
       </w:pPr>
-      <w:bookmarkStart w:id="234" w:name="Xfeng2024attention"/>
-      <w:bookmarkEnd w:id="234"/>
+      <w:bookmarkStart w:id="248" w:name="Xfeng2024attention"/>
+      <w:bookmarkEnd w:id="248"/>
       <w:r>
         <w:t xml:space="preserve">Bowei Feng, Qizhen Zhou, Jianchun Xing, Qiliang Yang, Yin Chen, and Zhongkai Deng.</w:t>
       </w:r>
@@ -17783,8 +20379,8 @@
       <w:pPr>
         <w:pStyle w:val="Definition"/>
       </w:pPr>
-      <w:bookmarkStart w:id="235" w:name="Xwang2026temporal"/>
-      <w:bookmarkEnd w:id="235"/>
+      <w:bookmarkStart w:id="249" w:name="Xwang2026temporal"/>
+      <w:bookmarkEnd w:id="249"/>
       <w:r>
         <w:t xml:space="preserve">Seunghyeon Wang. Temporal–contextual self-supervised time-series learning for automated</w:t>
       </w:r>
@@ -17822,8 +20418,8 @@
       <w:pPr>
         <w:pStyle w:val="Definition"/>
       </w:pPr>
-      <w:bookmarkStart w:id="236" w:name="Xkendall2017uncertainties"/>
-      <w:bookmarkEnd w:id="236"/>
+      <w:bookmarkStart w:id="250" w:name="Xkendall2017uncertainties"/>
+      <w:bookmarkEnd w:id="250"/>
       <w:r>
         <w:t xml:space="preserve">Alex Kendall and Yarin Gal. What uncertainties do we need</w:t>
       </w:r>
@@ -17851,7 +20447,7 @@
       <w:r>
         <w:t xml:space="preserve"> </w:t>
       </w:r>
-      <w:hyperlink r:id="rId237">
+      <w:hyperlink r:id="rId251">
         <w:r>
           <w:rPr>
             <w:rStyle w:val="Hyperlink"/>
@@ -17875,8 +20471,8 @@
       <w:pPr>
         <w:pStyle w:val="Definition"/>
       </w:pPr>
-      <w:bookmarkStart w:id="238" w:name="Xhullermeier2021uncertainty"/>
-      <w:bookmarkEnd w:id="238"/>
+      <w:bookmarkStart w:id="252" w:name="Xhullermeier2021uncertainty"/>
+      <w:bookmarkEnd w:id="252"/>
       <w:r>
         <w:t xml:space="preserve">Eyke Hüllermeier and Willem Waegeman. Aleatoric and epistemic uncertainty in machine</w:t>
       </w:r>
@@ -17914,8 +20510,8 @@
       <w:pPr>
         <w:pStyle w:val="Definition"/>
       </w:pPr>
-      <w:bookmarkStart w:id="239" w:name="Xlakshminarayanan2017ensembles"/>
-      <w:bookmarkEnd w:id="239"/>
+      <w:bookmarkStart w:id="253" w:name="Xlakshminarayanan2017ensembles"/>
+      <w:bookmarkEnd w:id="253"/>
       <w:r>
         <w:t xml:space="preserve">Balaji Lakshminarayanan, Alexander Pritzel, and Charles Blundell. Simple</w:t>
       </w:r>
@@ -17937,7 +20533,7 @@
       <w:r>
         <w:t xml:space="preserve"> </w:t>
       </w:r>
-      <w:hyperlink r:id="rId240">
+      <w:hyperlink r:id="rId254">
         <w:r>
           <w:rPr>
             <w:rStyle w:val="Hyperlink"/>
@@ -17961,8 +20557,8 @@
       <w:pPr>
         <w:pStyle w:val="Definition"/>
       </w:pPr>
-      <w:bookmarkStart w:id="241" w:name="Xguo2017calibration"/>
-      <w:bookmarkEnd w:id="241"/>
+      <w:bookmarkStart w:id="255" w:name="Xguo2017calibration"/>
+      <w:bookmarkEnd w:id="255"/>
       <w:r>
         <w:t xml:space="preserve">Chuan Guo, Geoff Pleiss, Yu Sun, and Kilian Q. Weinberger. On calibration of modern</w:t>
       </w:r>
@@ -17999,7 +20595,7 @@
       <w:r>
         <w:t xml:space="preserve"> </w:t>
       </w:r>
-      <w:hyperlink r:id="rId242">
+      <w:hyperlink r:id="rId256">
         <w:r>
           <w:rPr>
             <w:rStyle w:val="Hyperlink"/>
@@ -18023,8 +20619,8 @@
       <w:pPr>
         <w:pStyle w:val="Definition"/>
       </w:pPr>
-      <w:bookmarkStart w:id="243" w:name="Xovadia2019trust"/>
-      <w:bookmarkEnd w:id="243"/>
+      <w:bookmarkStart w:id="257" w:name="Xovadia2019trust"/>
+      <w:bookmarkEnd w:id="257"/>
       <w:r>
         <w:t xml:space="preserve">Yaniv Ovadia, Emily Fertig, Jie Ren, Zachary Nado, D. Sculley, Sebastian Nowozin,</w:t>
       </w:r>
@@ -18058,7 +20654,7 @@
       <w:r>
         <w:t xml:space="preserve"> </w:t>
       </w:r>
-      <w:hyperlink r:id="rId244">
+      <w:hyperlink r:id="rId258">
         <w:r>
           <w:rPr>
             <w:rStyle w:val="Hyperlink"/>
@@ -18082,8 +20678,8 @@
       <w:pPr>
         <w:pStyle w:val="Definition"/>
       </w:pPr>
-      <w:bookmarkStart w:id="245" w:name="Xminderer2021calibration"/>
-      <w:bookmarkEnd w:id="245"/>
+      <w:bookmarkStart w:id="259" w:name="Xminderer2021calibration"/>
+      <w:bookmarkEnd w:id="259"/>
       <w:r>
         <w:t xml:space="preserve">Matthias Minderer, Josip Djolonga, Rob Romijnders, Frances Hubis,</w:t>
       </w:r>
@@ -18117,7 +20713,7 @@
       <w:r>
         <w:t xml:space="preserve"> </w:t>
       </w:r>
-      <w:hyperlink r:id="rId246">
+      <w:hyperlink r:id="rId260">
         <w:r>
           <w:rPr>
             <w:rStyle w:val="Hyperlink"/>
@@ -18141,8 +20737,8 @@
       <w:pPr>
         <w:pStyle w:val="Definition"/>
       </w:pPr>
-      <w:bookmarkStart w:id="247" w:name="Xvaicenavicius2019calibration"/>
-      <w:bookmarkEnd w:id="247"/>
+      <w:bookmarkStart w:id="261" w:name="Xvaicenavicius2019calibration"/>
+      <w:bookmarkEnd w:id="261"/>
       <w:r>
         <w:t xml:space="preserve">Juozas Vaicenavicius, David Widmann, Carl Andersson, Fredrik Lindsten, Jacob Roll,</w:t>
       </w:r>
@@ -18185,7 +20781,7 @@
       <w:r>
         <w:t xml:space="preserve"> </w:t>
       </w:r>
-      <w:hyperlink r:id="rId248">
+      <w:hyperlink r:id="rId262">
         <w:r>
           <w:rPr>
             <w:rStyle w:val="Hyperlink"/>
@@ -18209,8 +20805,8 @@
       <w:pPr>
         <w:pStyle w:val="Definition"/>
       </w:pPr>
-      <w:bookmarkStart w:id="249" w:name="Xlittle2019missing"/>
-      <w:bookmarkEnd w:id="249"/>
+      <w:bookmarkStart w:id="263" w:name="Xlittle2019missing"/>
+      <w:bookmarkEnd w:id="263"/>
       <w:r>
         <w:t xml:space="preserve">Roderick J. A. Little and Donald B. Rubin.</w:t>
       </w:r>
@@ -18242,8 +20838,8 @@
       <w:pPr>
         <w:pStyle w:val="Definition"/>
       </w:pPr>
-      <w:bookmarkStart w:id="250" w:name="Xkull2019dirichlet"/>
-      <w:bookmarkEnd w:id="250"/>
+      <w:bookmarkStart w:id="264" w:name="Xkull2019dirichlet"/>
+      <w:bookmarkEnd w:id="264"/>
       <w:r>
         <w:t xml:space="preserve">Meelis Kull, Miquel Perello-Nieto, Markus Kängsepp, Telmo Silva Filho,</w:t>
       </w:r>
@@ -18277,7 +20873,7 @@
       <w:r>
         <w:t xml:space="preserve"> </w:t>
       </w:r>
-      <w:hyperlink r:id="rId251">
+      <w:hyperlink r:id="rId265">
         <w:r>
           <w:rPr>
             <w:rStyle w:val="Hyperlink"/>
@@ -18301,8 +20897,8 @@
       <w:pPr>
         <w:pStyle w:val="Definition"/>
       </w:pPr>
-      <w:bookmarkStart w:id="252" w:name="Xmortier2023classifier"/>
-      <w:bookmarkEnd w:id="252"/>
+      <w:bookmarkStart w:id="266" w:name="Xmortier2023classifier"/>
+      <w:bookmarkEnd w:id="266"/>
       <w:r>
         <w:t xml:space="preserve">Thomas Mortier, Viktor Bengs, Eyke Hullermeier, Stijn Luca, and Willem Waegeman. On the</w:t>
       </w:r>
@@ -18351,7 +20947,7 @@
       <w:r>
         <w:t xml:space="preserve"> </w:t>
       </w:r>
-      <w:hyperlink r:id="rId253">
+      <w:hyperlink r:id="rId267">
         <w:r>
           <w:rPr>
             <w:rStyle w:val="Hyperlink"/>
@@ -18375,8 +20971,8 @@
       <w:pPr>
         <w:pStyle w:val="Definition"/>
       </w:pPr>
-      <w:bookmarkStart w:id="254" w:name="Xpodkopaev2021distribution"/>
-      <w:bookmarkEnd w:id="254"/>
+      <w:bookmarkStart w:id="268" w:name="Xpodkopaev2021distribution"/>
+      <w:bookmarkEnd w:id="268"/>
       <w:r>
         <w:t xml:space="preserve">Aleksandr Podkopaev and Aaditya Ramdas. Distribution-free uncertainty quantification for</w:t>
       </w:r>
@@ -18419,7 +21015,7 @@
       <w:r>
         <w:t xml:space="preserve"> </w:t>
       </w:r>
-      <w:hyperlink r:id="rId255">
+      <w:hyperlink r:id="rId269">
         <w:r>
           <w:rPr>
             <w:rStyle w:val="Hyperlink"/>
@@ -18443,8 +21039,8 @@
       <w:pPr>
         <w:pStyle w:val="Definition"/>
       </w:pPr>
-      <w:bookmarkStart w:id="256" w:name="Xsun2016coral"/>
-      <w:bookmarkEnd w:id="256"/>
+      <w:bookmarkStart w:id="270" w:name="Xsun2016coral"/>
+      <w:bookmarkEnd w:id="270"/>
       <w:r>
         <w:t xml:space="preserve">Baochen Sun, Jiashi Feng, and Kate Saenko. Return of frustratingly easy domain adaptation.</w:t>
       </w:r>
@@ -18482,8 +21078,8 @@
       <w:pPr>
         <w:pStyle w:val="Definition"/>
       </w:pPr>
-      <w:bookmarkStart w:id="257" w:name="Xsagawa2020groupdro"/>
-      <w:bookmarkEnd w:id="257"/>
+      <w:bookmarkStart w:id="271" w:name="Xsagawa2020groupdro"/>
+      <w:bookmarkEnd w:id="271"/>
       <w:r>
         <w:t xml:space="preserve">Shiori Sagawa, Pang Wei Koh, Tatsunori B. Hashimoto, and Percy Liang. Distributionally</w:t>
       </w:r>
@@ -18511,7 +21107,7 @@
       <w:r>
         <w:t xml:space="preserve"> </w:t>
       </w:r>
-      <w:hyperlink r:id="rId258">
+      <w:hyperlink r:id="rId272">
         <w:r>
           <w:rPr>
             <w:rStyle w:val="Hyperlink"/>
@@ -18535,8 +21131,8 @@
       <w:pPr>
         <w:pStyle w:val="Definition"/>
       </w:pPr>
-      <w:bookmarkStart w:id="259" w:name="Xmirza2022normalization"/>
-      <w:bookmarkEnd w:id="259"/>
+      <w:bookmarkStart w:id="273" w:name="Xmirza2022normalization"/>
+      <w:bookmarkEnd w:id="273"/>
       <w:r>
         <w:t xml:space="preserve">M. Jehanzeb Mirza, Jakub Micorek, Horst Possegger, and Horst Bischof. The norm must go on:</w:t>
       </w:r>
@@ -18564,7 +21160,7 @@
       <w:r>
         <w:t xml:space="preserve"> </w:t>
       </w:r>
-      <w:hyperlink r:id="rId260">
+      <w:hyperlink r:id="rId274">
         <w:r>
           <w:rPr>
             <w:rStyle w:val="Hyperlink"/>
@@ -18588,8 +21184,8 @@
       <w:pPr>
         <w:pStyle w:val="Definition"/>
       </w:pPr>
-      <w:bookmarkStart w:id="261" w:name="Xelyaniv2010selective"/>
-      <w:bookmarkEnd w:id="261"/>
+      <w:bookmarkStart w:id="275" w:name="Xelyaniv2010selective"/>
+      <w:bookmarkEnd w:id="275"/>
       <w:r>
         <w:t xml:space="preserve">Ran El-Yaniv and Yair Wiener. On the foundations of noise-free selective</w:t>
       </w:r>
@@ -18611,7 +21207,7 @@
       <w:r>
         <w:t xml:space="preserve"> </w:t>
       </w:r>
-      <w:hyperlink r:id="rId262">
+      <w:hyperlink r:id="rId276">
         <w:r>
           <w:rPr>
             <w:rStyle w:val="Hyperlink"/>
@@ -18635,8 +21231,8 @@
       <w:pPr>
         <w:pStyle w:val="Definition"/>
       </w:pPr>
-      <w:bookmarkStart w:id="263" w:name="Xgeifman2019selectivenet"/>
-      <w:bookmarkEnd w:id="263"/>
+      <w:bookmarkStart w:id="277" w:name="Xgeifman2019selectivenet"/>
+      <w:bookmarkEnd w:id="277"/>
       <w:r>
         <w:t xml:space="preserve">Yonatan Geifman and Ran El-Yaniv. SelectiveNet: A deep neural network with an integrated</w:t>
       </w:r>
@@ -18673,7 +21269,7 @@
       <w:r>
         <w:t xml:space="preserve"> </w:t>
       </w:r>
-      <w:hyperlink r:id="rId264">
+      <w:hyperlink r:id="rId278">
         <w:r>
           <w:rPr>
             <w:rStyle w:val="Hyperlink"/>
@@ -18697,8 +21293,8 @@
       <w:pPr>
         <w:pStyle w:val="Definition"/>
       </w:pPr>
-      <w:bookmarkStart w:id="265" w:name="Xfranc2023reject"/>
-      <w:bookmarkEnd w:id="265"/>
+      <w:bookmarkStart w:id="279" w:name="Xfranc2023reject"/>
+      <w:bookmarkEnd w:id="279"/>
       <w:r>
         <w:t xml:space="preserve">Vojtech Franc, Daniel Prusa, and Vaclav Voracek. Optimal strategies for reject</w:t>
       </w:r>
@@ -18720,7 +21316,7 @@
       <w:r>
         <w:t xml:space="preserve"> </w:t>
       </w:r>
-      <w:hyperlink r:id="rId266">
+      <w:hyperlink r:id="rId280">
         <w:r>
           <w:rPr>
             <w:rStyle w:val="Hyperlink"/>
@@ -18744,8 +21340,8 @@
       <w:pPr>
         <w:pStyle w:val="Definition"/>
       </w:pPr>
-      <w:bookmarkStart w:id="267" w:name="Xliang2024selective"/>
-      <w:bookmarkEnd w:id="267"/>
+      <w:bookmarkStart w:id="281" w:name="Xliang2024selective"/>
+      <w:bookmarkEnd w:id="281"/>
       <w:r>
         <w:t xml:space="preserve">Hengyue Liang, Le Peng, and Ju Sun.</w:t>
       </w:r>
@@ -18773,7 +21369,7 @@
       <w:r>
         <w:t xml:space="preserve"> </w:t>
       </w:r>
-      <w:hyperlink r:id="rId268">
+      <w:hyperlink r:id="rId282">
         <w:r>
           <w:rPr>
             <w:rStyle w:val="Hyperlink"/>
@@ -18797,8 +21393,8 @@
       <w:pPr>
         <w:pStyle w:val="Definition"/>
       </w:pPr>
-      <w:bookmarkStart w:id="269" w:name="Xmozannar2020defer"/>
-      <w:bookmarkEnd w:id="269"/>
+      <w:bookmarkStart w:id="283" w:name="Xmozannar2020defer"/>
+      <w:bookmarkEnd w:id="283"/>
       <w:r>
         <w:t xml:space="preserve">Hussein Mozannar and David Sontag. Consistent estimators for learning to defer to an</w:t>
       </w:r>
@@ -18835,7 +21431,7 @@
       <w:r>
         <w:t xml:space="preserve"> </w:t>
       </w:r>
-      <w:hyperlink r:id="rId270">
+      <w:hyperlink r:id="rId284">
         <w:r>
           <w:rPr>
             <w:rStyle w:val="Hyperlink"/>
@@ -18859,8 +21455,8 @@
       <w:pPr>
         <w:pStyle w:val="Definition"/>
       </w:pPr>
-      <w:bookmarkStart w:id="271" w:name="Xtailor2024population"/>
-      <w:bookmarkEnd w:id="271"/>
+      <w:bookmarkStart w:id="285" w:name="Xtailor2024population"/>
+      <w:bookmarkEnd w:id="285"/>
       <w:r>
         <w:t xml:space="preserve">Dharmesh Tailor, Aditya Patra, Rajeev Verma, Putra Manggala, and Eric Nalisnick.</w:t>
       </w:r>
@@ -18897,7 +21493,7 @@
       <w:r>
         <w:t xml:space="preserve"> </w:t>
       </w:r>
-      <w:hyperlink r:id="rId272">
+      <w:hyperlink r:id="rId286">
         <w:r>
           <w:rPr>
             <w:rStyle w:val="Hyperlink"/>
@@ -18921,8 +21517,8 @@
       <w:pPr>
         <w:pStyle w:val="Definition"/>
       </w:pPr>
-      <w:bookmarkStart w:id="273" w:name="Xchen2012cascade"/>
-      <w:bookmarkEnd w:id="273"/>
+      <w:bookmarkStart w:id="287" w:name="Xchen2012cascade"/>
+      <w:bookmarkEnd w:id="287"/>
       <w:r>
         <w:t xml:space="preserve">Minmin Chen, Zhixiang Xu, Kilian Weinberger, Olivier Chapelle, and Dor Kedem.</w:t>
       </w:r>
@@ -18965,7 +21561,7 @@
       <w:r>
         <w:t xml:space="preserve"> </w:t>
       </w:r>
-      <w:hyperlink r:id="rId274">
+      <w:hyperlink r:id="rId288">
         <w:r>
           <w:rPr>
             <w:rStyle w:val="Hyperlink"/>
@@ -18989,8 +21585,8 @@
       <w:pPr>
         <w:pStyle w:val="Definition"/>
       </w:pPr>
-      <w:bookmarkStart w:id="275" w:name="Xcruz2018dynamic"/>
-      <w:bookmarkEnd w:id="275"/>
+      <w:bookmarkStart w:id="289" w:name="Xcruz2018dynamic"/>
+      <w:bookmarkEnd w:id="289"/>
       <w:r>
         <w:t xml:space="preserve">Rafael M. O. Cruz, Robert Sabourin, and George D. C. Cavalcanti. Dynamic classifier</w:t>
       </w:r>
@@ -19022,8 +21618,8 @@
       <w:pPr>
         <w:pStyle w:val="Definition"/>
       </w:pPr>
-      <w:bookmarkStart w:id="276" w:name="Xdietterich1998tests"/>
-      <w:bookmarkEnd w:id="276"/>
+      <w:bookmarkStart w:id="290" w:name="Xdietterich1998tests"/>
+      <w:bookmarkEnd w:id="290"/>
       <w:r>
         <w:t xml:space="preserve">Thomas G. Dietterich. Approximate statistical tests for comparing supervised classification</w:t>
       </w:r>
@@ -19061,8 +21657,8 @@
       <w:pPr>
         <w:pStyle w:val="Definition"/>
       </w:pPr>
-      <w:bookmarkStart w:id="277" w:name="Xdemsar2006statistical"/>
-      <w:bookmarkEnd w:id="277"/>
+      <w:bookmarkStart w:id="291" w:name="Xdemsar2006statistical"/>
+      <w:bookmarkEnd w:id="291"/>
       <w:r>
         <w:t xml:space="preserve">Janez Demšar. Statistical comparisons of</w:t>
       </w:r>
@@ -19084,7 +21680,7 @@
       <w:r>
         <w:t xml:space="preserve"> </w:t>
       </w:r>
-      <w:hyperlink r:id="rId278">
+      <w:hyperlink r:id="rId292">
         <w:r>
           <w:rPr>
             <w:rStyle w:val="Hyperlink"/>
@@ -19108,8 +21704,8 @@
       <w:pPr>
         <w:pStyle w:val="Definition"/>
       </w:pPr>
-      <w:bookmarkStart w:id="279" w:name="Xefron1994bootstrap"/>
-      <w:bookmarkEnd w:id="279"/>
+      <w:bookmarkStart w:id="293" w:name="Xefron1994bootstrap"/>
+      <w:bookmarkEnd w:id="293"/>
       <w:r>
         <w:t xml:space="preserve">Bradley Efron and Robert J. Tibshirani.</w:t>
       </w:r>
@@ -19141,8 +21737,8 @@
       <w:pPr>
         <w:pStyle w:val="Definition"/>
       </w:pPr>
-      <w:bookmarkStart w:id="280" w:name="Xmcnemar1947correlated"/>
-      <w:bookmarkEnd w:id="280"/>
+      <w:bookmarkStart w:id="294" w:name="Xmcnemar1947correlated"/>
+      <w:bookmarkEnd w:id="294"/>
       <w:r>
         <w:t xml:space="preserve">Quinn McNemar. Note on the sampling error of the difference between correlated proportions</w:t>
       </w:r>
@@ -19174,8 +21770,8 @@
       <w:pPr>
         <w:pStyle w:val="Definition"/>
       </w:pPr>
-      <w:bookmarkStart w:id="281" w:name="Xsaito2015precision"/>
-      <w:bookmarkEnd w:id="281"/>
+      <w:bookmarkStart w:id="295" w:name="Xsaito2015precision"/>
+      <w:bookmarkEnd w:id="295"/>
       <w:r>
         <w:t xml:space="preserve">Takaya Saito and Marc Rehmsmeier. The precision–recall plot is more informative than the</w:t>
       </w:r>
@@ -19213,8 +21809,8 @@
       <w:pPr>
         <w:pStyle w:val="Definition"/>
       </w:pPr>
-      <w:bookmarkStart w:id="282" w:name="Xtarvainen2017mean"/>
-      <w:bookmarkEnd w:id="282"/>
+      <w:bookmarkStart w:id="296" w:name="Xtarvainen2017mean"/>
+      <w:bookmarkEnd w:id="296"/>
       <w:r>
         <w:t xml:space="preserve">Antti Tarvainen and Harri Valpola. Mean teachers are better role models: Weight-averaged</w:t>
       </w:r>
@@ -19242,7 +21838,7 @@
       <w:r>
         <w:t xml:space="preserve"> </w:t>
       </w:r>
-      <w:hyperlink r:id="rId283">
+      <w:hyperlink r:id="rId297">
         <w:r>
           <w:rPr>
             <w:rStyle w:val="Hyperlink"/>
@@ -19266,8 +21862,8 @@
       <w:pPr>
         <w:pStyle w:val="Definition"/>
       </w:pPr>
-      <w:bookmarkStart w:id="284" w:name="Xyang2021pairwise"/>
-      <w:bookmarkEnd w:id="284"/>
+      <w:bookmarkStart w:id="298" w:name="Xyang2021pairwise"/>
+      <w:bookmarkEnd w:id="298"/>
       <w:r>
         <w:t xml:space="preserve">Zhenhuan Yang, Yunwen Lei, Siwei Lyu, and Yiming Ying. Stability and differential</w:t>
       </w:r>
@@ -19304,7 +21900,7 @@
       <w:r>
         <w:t xml:space="preserve"> </w:t>
       </w:r>
-      <w:hyperlink r:id="rId285">
+      <w:hyperlink r:id="rId299">
         <w:r>
           <w:rPr>
             <w:rStyle w:val="Hyperlink"/>
@@ -19328,8 +21924,8 @@
       <w:pPr>
         <w:pStyle w:val="Definition"/>
       </w:pPr>
-      <w:bookmarkStart w:id="286" w:name="Xvergara2012dataset"/>
-      <w:bookmarkEnd w:id="286"/>
+      <w:bookmarkStart w:id="300" w:name="Xvergara2012dataset"/>
+      <w:bookmarkEnd w:id="300"/>
       <w:r>
         <w:t xml:space="preserve">Alexander Vergara. Gas sensor array drift dataset, 2012. Licensed under CC BY 4.0.</w:t>
       </w:r>
@@ -19346,8 +21942,8 @@
       <w:pPr>
         <w:pStyle w:val="Definition"/>
       </w:pPr>
-      <w:bookmarkStart w:id="287" w:name="Xvergara2012drift"/>
-      <w:bookmarkEnd w:id="287"/>
+      <w:bookmarkStart w:id="301" w:name="Xvergara2012drift"/>
+      <w:bookmarkEnd w:id="301"/>
       <w:r>
         <w:t xml:space="preserve">Alexander Vergara, Shankar Vembu, Tuba Ayhan, Margaret A. Ryan, Margie L. Homer, and</w:t>
       </w:r>
@@ -19385,8 +21981,8 @@
       <w:pPr>
         <w:pStyle w:val="Definition"/>
       </w:pPr>
-      <w:bookmarkStart w:id="288" w:name="Xhelwig2018hydraulic"/>
-      <w:bookmarkEnd w:id="288"/>
+      <w:bookmarkStart w:id="302" w:name="Xhelwig2018hydraulic"/>
+      <w:bookmarkEnd w:id="302"/>
       <w:r>
         <w:t xml:space="preserve">Nikolai Helwig, Eliseo Pignanelli, and Andreas Schütze. Condition monitoring of hydraulic</w:t>
       </w:r>
@@ -19397,7 +21993,7 @@
         <w:t xml:space="preserve">systems, 2018. Licensed under CC BY 4.0.</w:t>
       </w:r>
     </w:p>
-    <w:bookmarkEnd w:id="289"/>
+    <w:bookmarkEnd w:id="303"/>
     <w:sectPr>
       <w:footnotePr>
         <w:numRestart w:val="eachSect"/>
